--- a/МатПрог/lab7/Лабораторная_работа_7_вариант_9_последовательная_нумерация.docx
+++ b/МатПрог/lab7/Лабораторная_работа_7_вариант_9_последовательная_нумерация.docx
@@ -1,6 +1,6 @@
 
 <file path=word/document.xml><?xml version="1.0" encoding="utf-8"?>
-<w:document xmlns:wpc="http://schemas.microsoft.com/office/word/2010/wordprocessingCanvas" xmlns:cx="http://schemas.microsoft.com/office/drawing/2014/chartex" xmlns:cx1="http://schemas.microsoft.com/office/drawing/2015/9/8/chartex" xmlns:cx2="http://schemas.microsoft.com/office/drawing/2015/10/21/chartex" xmlns:cx3="http://schemas.microsoft.com/office/drawing/2016/5/9/chartex" xmlns:cx4="http://schemas.microsoft.com/office/drawing/2016/5/10/chartex" xmlns:cx5="http://schemas.microsoft.com/office/drawing/2016/5/11/chartex" xmlns:cx6="http://schemas.microsoft.com/office/drawing/2016/5/12/chartex" xmlns:cx7="http://schemas.microsoft.com/office/drawing/2016/5/13/chartex" xmlns:cx8="http://schemas.microsoft.com/office/drawing/2016/5/14/chartex" xmlns:mc="http://schemas.openxmlformats.org/markup-compatibility/2006" xmlns:aink="http://schemas.microsoft.com/office/drawing/2016/ink" xmlns:am3d="http://schemas.microsoft.com/office/drawing/2017/model3d" xmlns:o="urn:schemas-microsoft-com:office:office" xmlns:oel="http://schemas.microsoft.com/office/2019/extlst" xmlns:r="http://schemas.openxmlformats.org/officeDocument/2006/relationships" xmlns:m="http://schemas.openxmlformats.org/officeDocument/2006/math" xmlns:v="urn:schemas-microsoft-com:vml" xmlns:wp14="http://schemas.microsoft.com/office/word/2010/wordprocessingDrawing" xmlns:wp="http://schemas.openxmlformats.org/drawingml/2006/wordprocessingDrawing" xmlns:w10="urn:schemas-microsoft-com:office:word" xmlns:w="http://schemas.openxmlformats.org/wordprocessingml/2006/main" xmlns:w14="http://schemas.microsoft.com/office/word/2010/wordml" xmlns:w15="http://schemas.microsoft.com/office/word/2012/wordml" xmlns:w16cex="http://schemas.microsoft.com/office/word/2018/wordml/cex" xmlns:w16cid="http://schemas.microsoft.com/office/word/2016/wordml/cid" xmlns:w16="http://schemas.microsoft.com/office/word/2018/wordml" xmlns:w16du="http://schemas.microsoft.com/office/word/2023/wordml/word16du" xmlns:w16sdtdh="http://schemas.microsoft.com/office/word/2020/wordml/sdtdatahash" xmlns:w16sdtfl="http://schemas.microsoft.com/office/word/2024/wordml/sdtformatlock" xmlns:w16se="http://schemas.microsoft.com/office/word/2015/wordml/symex" xmlns:wpg="http://schemas.microsoft.com/office/word/2010/wordprocessingGroup" xmlns:wpi="http://schemas.microsoft.com/office/word/2010/wordprocessingInk" xmlns:wne="http://schemas.microsoft.com/office/word/2006/wordml" xmlns:wps="http://schemas.microsoft.com/office/word/2010/wordprocessingShape" mc:Ignorable="w14 w15 w16se w16cid w16 w16cex w16sdtdh w16sdtfl w16du wp14">
+<w:document xmlns:wpc="http://schemas.microsoft.com/office/word/2010/wordprocessingCanvas" xmlns:cx="http://schemas.microsoft.com/office/drawing/2014/chartex" xmlns:cx1="http://schemas.microsoft.com/office/drawing/2015/9/8/chartex" xmlns:cx2="http://schemas.microsoft.com/office/drawing/2015/10/21/chartex" xmlns:cx3="http://schemas.microsoft.com/office/drawing/2016/5/9/chartex" xmlns:cx4="http://schemas.microsoft.com/office/drawing/2016/5/10/chartex" xmlns:cx5="http://schemas.microsoft.com/office/drawing/2016/5/11/chartex" xmlns:cx6="http://schemas.microsoft.com/office/drawing/2016/5/12/chartex" xmlns:cx7="http://schemas.microsoft.com/office/drawing/2016/5/13/chartex" xmlns:cx8="http://schemas.microsoft.com/office/drawing/2016/5/14/chartex" xmlns:mc="http://schemas.openxmlformats.org/markup-compatibility/2006" xmlns:aink="http://schemas.microsoft.com/office/drawing/2016/ink" xmlns:am3d="http://schemas.microsoft.com/office/drawing/2017/model3d" xmlns:o="urn:schemas-microsoft-com:office:office" xmlns:oel="http://schemas.microsoft.com/office/2019/extlst" xmlns:r="http://schemas.openxmlformats.org/officeDocument/2006/relationships" xmlns:m="http://schemas.openxmlformats.org/officeDocument/2006/math" xmlns:v="urn:schemas-microsoft-com:vml" xmlns:wp14="http://schemas.microsoft.com/office/word/2010/wordprocessingDrawing" xmlns:wp="http://schemas.openxmlformats.org/drawingml/2006/wordprocessingDrawing" xmlns:w10="urn:schemas-microsoft-com:office:word" xmlns:w="http://schemas.openxmlformats.org/wordprocessingml/2006/main" xmlns:w14="http://schemas.microsoft.com/office/word/2010/wordml" xmlns:w15="http://schemas.microsoft.com/office/word/2012/wordml" xmlns:w16cex="http://schemas.microsoft.com/office/word/2018/wordml/cex" xmlns:w16cid="http://schemas.microsoft.com/office/word/2016/wordml/cid" xmlns:w16="http://schemas.microsoft.com/office/word/2018/wordml" xmlns:w16sdtdh="http://schemas.microsoft.com/office/word/2020/wordml/sdtdatahash" xmlns:w16se="http://schemas.microsoft.com/office/word/2015/wordml/symex" xmlns:wpg="http://schemas.microsoft.com/office/word/2010/wordprocessingGroup" xmlns:wpi="http://schemas.microsoft.com/office/word/2010/wordprocessingInk" xmlns:wne="http://schemas.microsoft.com/office/word/2006/wordml" xmlns:wps="http://schemas.microsoft.com/office/word/2010/wordprocessingShape" mc:Ignorable="w14 w15 w16se w16cid w16 w16cex w16sdtdh wp14">
   <w:body>
     <w:p>
       <w:pPr>
@@ -46,42 +46,182 @@
     </w:p>
     <w:p>
       <w:pPr>
+        <w:jc w:val="both"/>
         <w:rPr>
+          <w:sz w:val="28"/>
+          <w:szCs w:val="28"/>
           <w:lang w:val="ru-RU"/>
         </w:rPr>
       </w:pPr>
       <w:r>
         <w:rPr>
-          <w:lang w:val="ru-RU"/>
+          <w:i/>
+          <w:iCs/>
+          <w:sz w:val="28"/>
+          <w:szCs w:val="28"/>
+          <w:lang w:val="ru-BY"/>
         </w:rPr>
-        <w:t xml:space="preserve">Операции перенумерованы последовательно по этапам, без скачков </w:t>
-      </w:r>
-      <w:r>
-        <w:t>Z</w:t>
+        <w:t>Цель работы</w:t>
       </w:r>
       <w:r>
         <w:rPr>
+          <w:i/>
+          <w:iCs/>
+          <w:sz w:val="28"/>
+          <w:szCs w:val="28"/>
           <w:lang w:val="ru-RU"/>
         </w:rPr>
-        <w:t xml:space="preserve">3 → </w:t>
-      </w:r>
-      <w:r>
-        <w:t>Z</w:t>
+        <w:t xml:space="preserve">: </w:t>
       </w:r>
       <w:r>
         <w:rPr>
+          <w:sz w:val="28"/>
+          <w:szCs w:val="28"/>
           <w:lang w:val="ru-RU"/>
         </w:rPr>
-        <w:t xml:space="preserve">14 → </w:t>
+        <w:t>приобретение навыков сетевого планирования и составления сетевых графиков, приобретение опыта нахождения критического пути.</w:t>
       </w:r>
+    </w:p>
+    <w:p>
+      <w:pPr>
+        <w:spacing w:before="120"/>
+        <w:jc w:val="both"/>
+        <w:rPr>
+          <w:i/>
+          <w:iCs/>
+          <w:sz w:val="28"/>
+          <w:szCs w:val="28"/>
+          <w:lang w:val="ru-RU"/>
+        </w:rPr>
+      </w:pPr>
       <w:r>
-        <w:t>Z</w:t>
+        <w:rPr>
+          <w:i/>
+          <w:iCs/>
+          <w:sz w:val="28"/>
+          <w:szCs w:val="28"/>
+          <w:lang w:val="ru-RU"/>
+        </w:rPr>
+        <w:t>Теоретические сведения:</w:t>
+      </w:r>
+    </w:p>
+    <w:p>
+      <w:pPr>
+        <w:jc w:val="both"/>
+        <w:rPr>
+          <w:sz w:val="28"/>
+          <w:szCs w:val="28"/>
+          <w:lang w:val="ru-BY"/>
+        </w:rPr>
+      </w:pPr>
+      <w:r>
+        <w:rPr>
+          <w:sz w:val="28"/>
+          <w:szCs w:val="28"/>
+          <w:lang w:val="ru-BY"/>
+        </w:rPr>
+        <w:t xml:space="preserve">Сетевое планирование </w:t>
       </w:r>
       <w:r>
         <w:rPr>
-          <w:lang w:val="ru-RU"/>
+          <w:sz w:val="28"/>
+          <w:szCs w:val="28"/>
+          <w:lang w:val="ru-BY"/>
         </w:rPr>
-        <w:t>15.</w:t>
+        <w:t>–</w:t>
+      </w:r>
+      <w:r>
+        <w:rPr>
+          <w:sz w:val="28"/>
+          <w:szCs w:val="28"/>
+          <w:lang w:val="ru-BY"/>
+        </w:rPr>
+        <w:t xml:space="preserve"> метод управления проектами, основанный на представлении проекта в виде ориентированного графа, где вершины </w:t>
+      </w:r>
+      <w:r>
+        <w:rPr>
+          <w:sz w:val="28"/>
+          <w:szCs w:val="28"/>
+          <w:lang w:val="ru-BY"/>
+        </w:rPr>
+        <w:t>–</w:t>
+      </w:r>
+      <w:r>
+        <w:rPr>
+          <w:sz w:val="28"/>
+          <w:szCs w:val="28"/>
+          <w:lang w:val="ru-BY"/>
+        </w:rPr>
+        <w:t xml:space="preserve"> события, а дуги </w:t>
+      </w:r>
+      <w:r>
+        <w:rPr>
+          <w:sz w:val="28"/>
+          <w:szCs w:val="28"/>
+          <w:lang w:val="ru-BY"/>
+        </w:rPr>
+        <w:t>–</w:t>
+      </w:r>
+      <w:r>
+        <w:rPr>
+          <w:sz w:val="28"/>
+          <w:szCs w:val="28"/>
+          <w:lang w:val="ru-BY"/>
+        </w:rPr>
+        <w:t xml:space="preserve"> операции с временными весами.</w:t>
+      </w:r>
+    </w:p>
+    <w:p>
+      <w:pPr>
+        <w:jc w:val="both"/>
+        <w:rPr>
+          <w:sz w:val="28"/>
+          <w:szCs w:val="28"/>
+          <w:lang w:val="ru-BY"/>
+        </w:rPr>
+      </w:pPr>
+      <w:r>
+        <w:rPr>
+          <w:sz w:val="28"/>
+          <w:szCs w:val="28"/>
+          <w:lang w:val="ru-BY"/>
+        </w:rPr>
+        <w:t xml:space="preserve">Цель </w:t>
+      </w:r>
+      <w:r>
+        <w:rPr>
+          <w:sz w:val="28"/>
+          <w:szCs w:val="28"/>
+          <w:lang w:val="ru-BY"/>
+        </w:rPr>
+        <w:t>–</w:t>
+      </w:r>
+      <w:r>
+        <w:rPr>
+          <w:sz w:val="28"/>
+          <w:szCs w:val="28"/>
+          <w:lang w:val="ru-BY"/>
+        </w:rPr>
+        <w:t xml:space="preserve"> определить критический путь, то есть последовательность операций с наибольшей суммарной длительностью, которая и определяет минимальное время завершения проекта.</w:t>
+      </w:r>
+    </w:p>
+    <w:p>
+      <w:pPr>
+        <w:spacing w:before="120"/>
+        <w:jc w:val="both"/>
+        <w:rPr>
+          <w:sz w:val="28"/>
+          <w:szCs w:val="28"/>
+          <w:lang w:val="ru-BY"/>
+        </w:rPr>
+      </w:pPr>
+      <w:r>
+        <w:rPr>
+          <w:sz w:val="28"/>
+          <w:szCs w:val="28"/>
+          <w:lang w:val="ru-BY"/>
+        </w:rPr>
+        <w:t>Основные понятия</w:t>
       </w:r>
     </w:p>
     <w:tbl>
@@ -91,83 +231,45 @@
         <w:tblLook w:val="04A0" w:firstRow="1" w:lastRow="0" w:firstColumn="1" w:lastColumn="0" w:noHBand="0" w:noVBand="1"/>
       </w:tblPr>
       <w:tblGrid>
-        <w:gridCol w:w="2270"/>
-        <w:gridCol w:w="2160"/>
-        <w:gridCol w:w="2160"/>
-        <w:gridCol w:w="2160"/>
+        <w:gridCol w:w="2122"/>
+        <w:gridCol w:w="7903"/>
       </w:tblGrid>
       <w:tr>
         <w:tc>
           <w:tcPr>
-            <w:tcW w:w="2160" w:type="dxa"/>
+            <w:tcW w:w="2122" w:type="dxa"/>
           </w:tcPr>
           <w:p>
-            <w:proofErr w:type="spellStart"/>
-            <w:r>
-              <w:rPr>
-                <w:b/>
-                <w:sz w:val="22"/>
-              </w:rPr>
-              <w:t>Код</w:t>
-            </w:r>
-            <w:proofErr w:type="spellEnd"/>
-            <w:r>
-              <w:rPr>
-                <w:b/>
-                <w:sz w:val="22"/>
-              </w:rPr>
-              <w:t xml:space="preserve"> </w:t>
-            </w:r>
-            <w:proofErr w:type="spellStart"/>
-            <w:r>
-              <w:rPr>
-                <w:b/>
-                <w:sz w:val="22"/>
-              </w:rPr>
-              <w:t>операции</w:t>
-            </w:r>
-            <w:proofErr w:type="spellEnd"/>
+            <w:pPr>
+              <w:jc w:val="center"/>
+              <w:rPr>
+                <w:lang w:val="ru-BY"/>
+              </w:rPr>
+            </w:pPr>
+            <w:r>
+              <w:rPr>
+                <w:lang w:val="ru-BY"/>
+              </w:rPr>
+              <w:t>Термин</w:t>
+            </w:r>
           </w:p>
         </w:tc>
         <w:tc>
           <w:tcPr>
-            <w:tcW w:w="2160" w:type="dxa"/>
+            <w:tcW w:w="7903" w:type="dxa"/>
           </w:tcPr>
           <w:p>
-            <w:r>
-              <w:rPr>
-                <w:b/>
-                <w:sz w:val="22"/>
-              </w:rPr>
-              <w:t>Наименование операции</w:t>
-            </w:r>
-          </w:p>
-        </w:tc>
-        <w:tc>
-          <w:tcPr>
-            <w:tcW w:w="2160" w:type="dxa"/>
-          </w:tcPr>
-          <w:p>
-            <w:r>
-              <w:rPr>
-                <w:b/>
-                <w:sz w:val="22"/>
-              </w:rPr>
-              <w:t>Предшествующие операции</w:t>
-            </w:r>
-          </w:p>
-        </w:tc>
-        <w:tc>
-          <w:tcPr>
-            <w:tcW w:w="2160" w:type="dxa"/>
-          </w:tcPr>
-          <w:p>
-            <w:r>
-              <w:rPr>
-                <w:b/>
-                <w:sz w:val="22"/>
-              </w:rPr>
-              <w:t>t (дней)</w:t>
+            <w:pPr>
+              <w:jc w:val="center"/>
+              <w:rPr>
+                <w:lang w:val="ru-BY"/>
+              </w:rPr>
+            </w:pPr>
+            <w:r>
+              <w:rPr>
+                <w:lang w:val="ru-BY"/>
+              </w:rPr>
+              <w:t>Определение</w:t>
             </w:r>
           </w:p>
         </w:tc>
@@ -175,32 +277,1430 @@
       <w:tr>
         <w:tc>
           <w:tcPr>
-            <w:tcW w:w="2160" w:type="dxa"/>
+            <w:tcW w:w="2122" w:type="dxa"/>
           </w:tcPr>
           <w:p>
-            <w:r>
-              <w:rPr>
-                <w:sz w:val="22"/>
-              </w:rPr>
-              <w:t>I. АНАЛИЗ И ПЛАНИРОВАНИЕ</w:t>
+            <w:pPr>
+              <w:jc w:val="both"/>
+              <w:rPr>
+                <w:lang w:val="ru-BY"/>
+              </w:rPr>
+            </w:pPr>
+            <w:r>
+              <w:rPr>
+                <w:lang w:val="ru-BY"/>
+              </w:rPr>
+              <w:t>Сетевая модель</w:t>
             </w:r>
           </w:p>
         </w:tc>
         <w:tc>
           <w:tcPr>
-            <w:tcW w:w="2160" w:type="dxa"/>
+            <w:tcW w:w="7903" w:type="dxa"/>
+          </w:tcPr>
+          <w:p>
+            <w:pPr>
+              <w:jc w:val="both"/>
+              <w:rPr>
+                <w:lang w:val="ru-BY"/>
+              </w:rPr>
+            </w:pPr>
+            <w:r>
+              <w:rPr>
+                <w:lang w:val="ru-BY"/>
+              </w:rPr>
+              <w:t>Ориентированный граф G=(</w:t>
+            </w:r>
+            <w:proofErr w:type="gramStart"/>
+            <w:r>
+              <w:rPr>
+                <w:lang w:val="ru-BY"/>
+              </w:rPr>
+              <w:t>V,E</w:t>
+            </w:r>
+            <w:proofErr w:type="gramEnd"/>
+            <w:r>
+              <w:rPr>
+                <w:lang w:val="ru-BY"/>
+              </w:rPr>
+              <w:t>), где V – события, E – операции (дуги) с весом t</w:t>
+            </w:r>
+          </w:p>
+        </w:tc>
+      </w:tr>
+      <w:tr>
+        <w:tc>
+          <w:tcPr>
+            <w:tcW w:w="2122" w:type="dxa"/>
+          </w:tcPr>
+          <w:p>
+            <w:pPr>
+              <w:jc w:val="both"/>
+              <w:rPr>
+                <w:lang w:val="ru-BY"/>
+              </w:rPr>
+            </w:pPr>
+            <w:r>
+              <w:rPr>
+                <w:lang w:val="ru-BY"/>
+              </w:rPr>
+              <w:t>Событие</w:t>
+            </w:r>
+          </w:p>
+        </w:tc>
+        <w:tc>
+          <w:tcPr>
+            <w:tcW w:w="7903" w:type="dxa"/>
+          </w:tcPr>
+          <w:p>
+            <w:pPr>
+              <w:jc w:val="both"/>
+              <w:rPr>
+                <w:lang w:val="ru-BY"/>
+              </w:rPr>
+            </w:pPr>
+            <w:r>
+              <w:rPr>
+                <w:lang w:val="ru-BY"/>
+              </w:rPr>
+              <w:t>Момент времени: завершение одних операций и начало следующих (вершина графа)</w:t>
+            </w:r>
+          </w:p>
+        </w:tc>
+      </w:tr>
+      <w:tr>
+        <w:tc>
+          <w:tcPr>
+            <w:tcW w:w="2122" w:type="dxa"/>
+          </w:tcPr>
+          <w:p>
+            <w:pPr>
+              <w:jc w:val="both"/>
+              <w:rPr>
+                <w:lang w:val="ru-BY"/>
+              </w:rPr>
+            </w:pPr>
+            <w:r>
+              <w:rPr>
+                <w:lang w:val="ru-BY"/>
+              </w:rPr>
+              <w:t>Операция</w:t>
+            </w:r>
+          </w:p>
+        </w:tc>
+        <w:tc>
+          <w:tcPr>
+            <w:tcW w:w="7903" w:type="dxa"/>
+          </w:tcPr>
+          <w:p>
+            <w:pPr>
+              <w:jc w:val="both"/>
+              <w:rPr>
+                <w:lang w:val="ru-BY"/>
+              </w:rPr>
+            </w:pPr>
+            <w:r>
+              <w:rPr>
+                <w:lang w:val="ru-BY"/>
+              </w:rPr>
+              <w:t>Работа, требующая времени и ресурсов (дуга графа с весом t)</w:t>
+            </w:r>
+          </w:p>
+        </w:tc>
+      </w:tr>
+      <w:tr>
+        <w:tc>
+          <w:tcPr>
+            <w:tcW w:w="2122" w:type="dxa"/>
+          </w:tcPr>
+          <w:p>
+            <w:pPr>
+              <w:jc w:val="both"/>
+              <w:rPr>
+                <w:lang w:val="ru-BY"/>
+              </w:rPr>
+            </w:pPr>
+            <w:r>
+              <w:rPr>
+                <w:lang w:val="ru-BY"/>
+              </w:rPr>
+              <w:t>Критический путь</w:t>
+            </w:r>
+          </w:p>
+        </w:tc>
+        <w:tc>
+          <w:tcPr>
+            <w:tcW w:w="7903" w:type="dxa"/>
+          </w:tcPr>
+          <w:p>
+            <w:pPr>
+              <w:jc w:val="both"/>
+              <w:rPr>
+                <w:lang w:val="ru-BY"/>
+              </w:rPr>
+            </w:pPr>
+            <w:r>
+              <w:rPr>
+                <w:lang w:val="ru-BY"/>
+              </w:rPr>
+              <w:t>Максимальный путь в графе от исходного до завершающего события</w:t>
+            </w:r>
+          </w:p>
+        </w:tc>
+      </w:tr>
+      <w:tr>
+        <w:tc>
+          <w:tcPr>
+            <w:tcW w:w="2122" w:type="dxa"/>
+          </w:tcPr>
+          <w:p>
+            <w:pPr>
+              <w:jc w:val="both"/>
+              <w:rPr>
+                <w:lang w:val="ru-BY"/>
+              </w:rPr>
+            </w:pPr>
+            <w:proofErr w:type="spellStart"/>
+            <w:r>
+              <w:rPr>
+                <w:lang w:val="ru-BY"/>
+              </w:rPr>
+              <w:t>T_р</w:t>
+            </w:r>
+            <w:proofErr w:type="spellEnd"/>
+            <w:r>
+              <w:rPr>
+                <w:lang w:val="ru-BY"/>
+              </w:rPr>
+              <w:t>(i)</w:t>
+            </w:r>
+          </w:p>
+        </w:tc>
+        <w:tc>
+          <w:tcPr>
+            <w:tcW w:w="7903" w:type="dxa"/>
+          </w:tcPr>
+          <w:p>
+            <w:pPr>
+              <w:jc w:val="both"/>
+              <w:rPr>
+                <w:lang w:val="ru-BY"/>
+              </w:rPr>
+            </w:pPr>
+            <w:r>
+              <w:rPr>
+                <w:lang w:val="ru-BY"/>
+              </w:rPr>
+              <w:t xml:space="preserve">Раннее время наступления события i – самый ранний </w:t>
+            </w:r>
+            <w:proofErr w:type="gramStart"/>
+            <w:r>
+              <w:rPr>
+                <w:lang w:val="ru-BY"/>
+              </w:rPr>
+              <w:t>момент</w:t>
+            </w:r>
+            <w:proofErr w:type="gramEnd"/>
+            <w:r>
+              <w:rPr>
+                <w:lang w:val="ru-BY"/>
+              </w:rPr>
+              <w:t xml:space="preserve"> когда событие может произойти</w:t>
+            </w:r>
+          </w:p>
+        </w:tc>
+      </w:tr>
+      <w:tr>
+        <w:tc>
+          <w:tcPr>
+            <w:tcW w:w="2122" w:type="dxa"/>
+          </w:tcPr>
+          <w:p>
+            <w:pPr>
+              <w:jc w:val="both"/>
+              <w:rPr>
+                <w:lang w:val="ru-BY"/>
+              </w:rPr>
+            </w:pPr>
+            <w:proofErr w:type="spellStart"/>
+            <w:r>
+              <w:rPr>
+                <w:lang w:val="ru-BY"/>
+              </w:rPr>
+              <w:t>T_п</w:t>
+            </w:r>
+            <w:proofErr w:type="spellEnd"/>
+            <w:r>
+              <w:rPr>
+                <w:lang w:val="ru-BY"/>
+              </w:rPr>
+              <w:t>(i)</w:t>
+            </w:r>
+          </w:p>
+        </w:tc>
+        <w:tc>
+          <w:tcPr>
+            <w:tcW w:w="7903" w:type="dxa"/>
+          </w:tcPr>
+          <w:p>
+            <w:pPr>
+              <w:jc w:val="both"/>
+              <w:rPr>
+                <w:lang w:val="ru-BY"/>
+              </w:rPr>
+            </w:pPr>
+            <w:r>
+              <w:rPr>
+                <w:lang w:val="ru-BY"/>
+              </w:rPr>
+              <w:t>Позднее время наступления события i – самый поздний допустимый момент без задержки проекта</w:t>
+            </w:r>
+          </w:p>
+        </w:tc>
+      </w:tr>
+      <w:tr>
+        <w:tc>
+          <w:tcPr>
+            <w:tcW w:w="2122" w:type="dxa"/>
+          </w:tcPr>
+          <w:p>
+            <w:pPr>
+              <w:jc w:val="both"/>
+              <w:rPr>
+                <w:lang w:val="ru-BY"/>
+              </w:rPr>
+            </w:pPr>
+            <w:r>
+              <w:rPr>
+                <w:lang w:val="ru-BY"/>
+              </w:rPr>
+              <w:t>R(i)</w:t>
+            </w:r>
+          </w:p>
+        </w:tc>
+        <w:tc>
+          <w:tcPr>
+            <w:tcW w:w="7903" w:type="dxa"/>
+          </w:tcPr>
+          <w:p>
+            <w:pPr>
+              <w:jc w:val="both"/>
+              <w:rPr>
+                <w:lang w:val="ru-BY"/>
+              </w:rPr>
+            </w:pPr>
+            <w:r>
+              <w:rPr>
+                <w:lang w:val="ru-BY"/>
+              </w:rPr>
+              <w:t xml:space="preserve">Резерв времени события: R(i) = </w:t>
+            </w:r>
+            <w:proofErr w:type="spellStart"/>
+            <w:r>
+              <w:rPr>
+                <w:lang w:val="ru-BY"/>
+              </w:rPr>
+              <w:t>T_п</w:t>
+            </w:r>
+            <w:proofErr w:type="spellEnd"/>
+            <w:r>
+              <w:rPr>
+                <w:lang w:val="ru-BY"/>
+              </w:rPr>
+              <w:t xml:space="preserve">(i) − </w:t>
+            </w:r>
+            <w:proofErr w:type="spellStart"/>
+            <w:r>
+              <w:rPr>
+                <w:lang w:val="ru-BY"/>
+              </w:rPr>
+              <w:t>T_р</w:t>
+            </w:r>
+            <w:proofErr w:type="spellEnd"/>
+            <w:r>
+              <w:rPr>
+                <w:lang w:val="ru-BY"/>
+              </w:rPr>
+              <w:t>(i); у критических событий R = 0</w:t>
+            </w:r>
+          </w:p>
+        </w:tc>
+      </w:tr>
+    </w:tbl>
+    <w:p>
+      <w:pPr>
+        <w:spacing w:before="120"/>
+        <w:jc w:val="both"/>
+        <w:rPr>
+          <w:sz w:val="28"/>
+          <w:szCs w:val="28"/>
+          <w:lang w:val="ru-BY"/>
+        </w:rPr>
+      </w:pPr>
+      <w:r>
+        <w:rPr>
+          <w:sz w:val="28"/>
+          <w:szCs w:val="28"/>
+          <w:lang w:val="ru-BY"/>
+        </w:rPr>
+        <w:t>Виды событий</w:t>
+      </w:r>
+    </w:p>
+    <w:tbl>
+      <w:tblPr>
+        <w:tblStyle w:val="aff0"/>
+        <w:tblW w:w="0" w:type="auto"/>
+        <w:tblLook w:val="04A0" w:firstRow="1" w:lastRow="0" w:firstColumn="1" w:lastColumn="0" w:noHBand="0" w:noVBand="1"/>
+      </w:tblPr>
+      <w:tblGrid>
+        <w:gridCol w:w="2405"/>
+        <w:gridCol w:w="7620"/>
+      </w:tblGrid>
+      <w:tr>
+        <w:tc>
+          <w:tcPr>
+            <w:tcW w:w="2405" w:type="dxa"/>
+          </w:tcPr>
+          <w:p>
+            <w:pPr>
+              <w:jc w:val="center"/>
+              <w:rPr>
+                <w:lang w:val="ru-BY"/>
+              </w:rPr>
+            </w:pPr>
+            <w:r>
+              <w:rPr>
+                <w:lang w:val="ru-BY"/>
+              </w:rPr>
+              <w:t>Вид события</w:t>
+            </w:r>
+          </w:p>
+        </w:tc>
+        <w:tc>
+          <w:tcPr>
+            <w:tcW w:w="7620" w:type="dxa"/>
+          </w:tcPr>
+          <w:p>
+            <w:pPr>
+              <w:jc w:val="center"/>
+              <w:rPr>
+                <w:lang w:val="ru-BY"/>
+              </w:rPr>
+            </w:pPr>
+            <w:r>
+              <w:rPr>
+                <w:lang w:val="ru-BY"/>
+              </w:rPr>
+              <w:t>Описание</w:t>
+            </w:r>
+          </w:p>
+        </w:tc>
+      </w:tr>
+      <w:tr>
+        <w:tc>
+          <w:tcPr>
+            <w:tcW w:w="2405" w:type="dxa"/>
+          </w:tcPr>
+          <w:p>
+            <w:pPr>
+              <w:jc w:val="both"/>
+              <w:rPr>
+                <w:lang w:val="ru-BY"/>
+              </w:rPr>
+            </w:pPr>
+            <w:r>
+              <w:rPr>
+                <w:lang w:val="ru-BY"/>
+              </w:rPr>
+              <w:t>Исходное</w:t>
+            </w:r>
+          </w:p>
+        </w:tc>
+        <w:tc>
+          <w:tcPr>
+            <w:tcW w:w="7620" w:type="dxa"/>
+          </w:tcPr>
+          <w:p>
+            <w:pPr>
+              <w:jc w:val="both"/>
+              <w:rPr>
+                <w:lang w:val="ru-BY"/>
+              </w:rPr>
+            </w:pPr>
+            <w:r>
+              <w:rPr>
+                <w:lang w:val="ru-BY"/>
+              </w:rPr>
+              <w:t>Начальное событие, не имеет входящих дуг (одно на граф)</w:t>
+            </w:r>
+          </w:p>
+        </w:tc>
+      </w:tr>
+      <w:tr>
+        <w:tc>
+          <w:tcPr>
+            <w:tcW w:w="2405" w:type="dxa"/>
+          </w:tcPr>
+          <w:p>
+            <w:pPr>
+              <w:jc w:val="both"/>
+              <w:rPr>
+                <w:lang w:val="ru-BY"/>
+              </w:rPr>
+            </w:pPr>
+            <w:r>
+              <w:rPr>
+                <w:lang w:val="ru-BY"/>
+              </w:rPr>
+              <w:t>Завершающее</w:t>
+            </w:r>
+          </w:p>
+        </w:tc>
+        <w:tc>
+          <w:tcPr>
+            <w:tcW w:w="7620" w:type="dxa"/>
+          </w:tcPr>
+          <w:p>
+            <w:pPr>
+              <w:jc w:val="both"/>
+              <w:rPr>
+                <w:lang w:val="ru-BY"/>
+              </w:rPr>
+            </w:pPr>
+            <w:r>
+              <w:rPr>
+                <w:lang w:val="ru-BY"/>
+              </w:rPr>
+              <w:t>Конечное событие, не имеет исходящих дуг (одно на граф)</w:t>
+            </w:r>
+          </w:p>
+        </w:tc>
+      </w:tr>
+      <w:tr>
+        <w:tc>
+          <w:tcPr>
+            <w:tcW w:w="2405" w:type="dxa"/>
+          </w:tcPr>
+          <w:p>
+            <w:pPr>
+              <w:jc w:val="both"/>
+              <w:rPr>
+                <w:lang w:val="ru-BY"/>
+              </w:rPr>
+            </w:pPr>
+            <w:r>
+              <w:rPr>
+                <w:lang w:val="ru-BY"/>
+              </w:rPr>
+              <w:t>Промежуточное</w:t>
+            </w:r>
+          </w:p>
+        </w:tc>
+        <w:tc>
+          <w:tcPr>
+            <w:tcW w:w="7620" w:type="dxa"/>
+          </w:tcPr>
+          <w:p>
+            <w:pPr>
+              <w:jc w:val="both"/>
+              <w:rPr>
+                <w:lang w:val="ru-BY"/>
+              </w:rPr>
+            </w:pPr>
+            <w:r>
+              <w:rPr>
+                <w:lang w:val="ru-BY"/>
+              </w:rPr>
+              <w:t>Все остальные – имеют и входящие, и исходящие дуги</w:t>
+            </w:r>
+          </w:p>
+        </w:tc>
+      </w:tr>
+    </w:tbl>
+    <w:p>
+      <w:pPr>
+        <w:spacing w:before="120"/>
+        <w:jc w:val="both"/>
+        <w:rPr>
+          <w:sz w:val="28"/>
+          <w:szCs w:val="28"/>
+          <w:lang w:val="ru-BY"/>
+        </w:rPr>
+      </w:pPr>
+      <w:r>
+        <w:rPr>
+          <w:sz w:val="28"/>
+          <w:szCs w:val="28"/>
+          <w:lang w:val="ru-BY"/>
+        </w:rPr>
+        <w:t>Виды операций</w:t>
+      </w:r>
+    </w:p>
+    <w:tbl>
+      <w:tblPr>
+        <w:tblStyle w:val="aff0"/>
+        <w:tblW w:w="0" w:type="auto"/>
+        <w:tblLook w:val="04A0" w:firstRow="1" w:lastRow="0" w:firstColumn="1" w:lastColumn="0" w:noHBand="0" w:noVBand="1"/>
+      </w:tblPr>
+      <w:tblGrid>
+        <w:gridCol w:w="1854"/>
+        <w:gridCol w:w="4945"/>
+        <w:gridCol w:w="3226"/>
+      </w:tblGrid>
+      <w:tr>
+        <w:tc>
+          <w:tcPr>
+            <w:tcW w:w="1854" w:type="dxa"/>
+          </w:tcPr>
+          <w:p>
+            <w:pPr>
+              <w:jc w:val="center"/>
+              <w:rPr>
+                <w:lang w:val="ru-BY"/>
+              </w:rPr>
+            </w:pPr>
+            <w:r>
+              <w:rPr>
+                <w:lang w:val="ru-BY"/>
+              </w:rPr>
+              <w:t>Вид операции</w:t>
+            </w:r>
+          </w:p>
+        </w:tc>
+        <w:tc>
+          <w:tcPr>
+            <w:tcW w:w="4945" w:type="dxa"/>
+          </w:tcPr>
+          <w:p>
+            <w:pPr>
+              <w:jc w:val="center"/>
+              <w:rPr>
+                <w:lang w:val="ru-BY"/>
+              </w:rPr>
+            </w:pPr>
+            <w:r>
+              <w:rPr>
+                <w:lang w:val="ru-BY"/>
+              </w:rPr>
+              <w:t>Описание</w:t>
+            </w:r>
+          </w:p>
+        </w:tc>
+        <w:tc>
+          <w:tcPr>
+            <w:tcW w:w="3226" w:type="dxa"/>
+          </w:tcPr>
+          <w:p>
+            <w:pPr>
+              <w:jc w:val="center"/>
+              <w:rPr>
+                <w:lang w:val="ru-BY"/>
+              </w:rPr>
+            </w:pPr>
+            <w:r>
+              <w:rPr>
+                <w:lang w:val="ru-BY"/>
+              </w:rPr>
+              <w:t>Обозначение</w:t>
+            </w:r>
+          </w:p>
+        </w:tc>
+      </w:tr>
+      <w:tr>
+        <w:tc>
+          <w:tcPr>
+            <w:tcW w:w="1854" w:type="dxa"/>
+          </w:tcPr>
+          <w:p>
+            <w:pPr>
+              <w:jc w:val="both"/>
+              <w:rPr>
+                <w:lang w:val="ru-BY"/>
+              </w:rPr>
+            </w:pPr>
+            <w:r>
+              <w:rPr>
+                <w:lang w:val="ru-BY"/>
+              </w:rPr>
+              <w:t>Действительная</w:t>
+            </w:r>
+          </w:p>
+        </w:tc>
+        <w:tc>
+          <w:tcPr>
+            <w:tcW w:w="4945" w:type="dxa"/>
+          </w:tcPr>
+          <w:p>
+            <w:pPr>
+              <w:jc w:val="both"/>
+              <w:rPr>
+                <w:lang w:val="ru-BY"/>
+              </w:rPr>
+            </w:pPr>
+            <w:r>
+              <w:rPr>
+                <w:lang w:val="ru-BY"/>
+              </w:rPr>
+              <w:t>Реальная работа, требует времени и ресурсов</w:t>
+            </w:r>
+          </w:p>
+        </w:tc>
+        <w:tc>
+          <w:tcPr>
+            <w:tcW w:w="3226" w:type="dxa"/>
+          </w:tcPr>
+          <w:p>
+            <w:pPr>
+              <w:jc w:val="both"/>
+              <w:rPr>
+                <w:lang w:val="ru-BY"/>
+              </w:rPr>
+            </w:pPr>
+            <w:r>
+              <w:rPr>
+                <w:lang w:val="ru-BY"/>
+              </w:rPr>
+              <w:t xml:space="preserve">Сплошная стрелка с весом </w:t>
+            </w:r>
+            <w:proofErr w:type="gramStart"/>
+            <w:r>
+              <w:rPr>
+                <w:lang w:val="ru-BY"/>
+              </w:rPr>
+              <w:t>t &gt;</w:t>
+            </w:r>
+            <w:proofErr w:type="gramEnd"/>
+            <w:r>
+              <w:rPr>
+                <w:lang w:val="ru-BY"/>
+              </w:rPr>
+              <w:t xml:space="preserve"> 0</w:t>
+            </w:r>
+          </w:p>
+        </w:tc>
+      </w:tr>
+      <w:tr>
+        <w:tc>
+          <w:tcPr>
+            <w:tcW w:w="1854" w:type="dxa"/>
+          </w:tcPr>
+          <w:p>
+            <w:pPr>
+              <w:jc w:val="both"/>
+              <w:rPr>
+                <w:lang w:val="ru-BY"/>
+              </w:rPr>
+            </w:pPr>
+            <w:r>
+              <w:rPr>
+                <w:lang w:val="ru-BY"/>
+              </w:rPr>
+              <w:t>Фиктивная</w:t>
+            </w:r>
+          </w:p>
+        </w:tc>
+        <w:tc>
+          <w:tcPr>
+            <w:tcW w:w="4945" w:type="dxa"/>
+          </w:tcPr>
+          <w:p>
+            <w:pPr>
+              <w:jc w:val="both"/>
+              <w:rPr>
+                <w:lang w:val="ru-BY"/>
+              </w:rPr>
+            </w:pPr>
+            <w:r>
+              <w:rPr>
+                <w:lang w:val="ru-BY"/>
+              </w:rPr>
+              <w:t>Логическая зависимость, не требует ресурсов</w:t>
+            </w:r>
+          </w:p>
+        </w:tc>
+        <w:tc>
+          <w:tcPr>
+            <w:tcW w:w="3226" w:type="dxa"/>
+          </w:tcPr>
+          <w:p>
+            <w:pPr>
+              <w:jc w:val="both"/>
+              <w:rPr>
+                <w:lang w:val="ru-BY"/>
+              </w:rPr>
+            </w:pPr>
+            <w:r>
+              <w:rPr>
+                <w:lang w:val="ru-BY"/>
+              </w:rPr>
+              <w:t>Пунктирная стрелка, t = 0</w:t>
+            </w:r>
+          </w:p>
+        </w:tc>
+      </w:tr>
+      <w:tr>
+        <w:tc>
+          <w:tcPr>
+            <w:tcW w:w="1854" w:type="dxa"/>
+          </w:tcPr>
+          <w:p>
+            <w:pPr>
+              <w:jc w:val="both"/>
+              <w:rPr>
+                <w:lang w:val="ru-BY"/>
+              </w:rPr>
+            </w:pPr>
+            <w:r>
+              <w:rPr>
+                <w:lang w:val="ru-BY"/>
+              </w:rPr>
+              <w:t>Ожидание</w:t>
+            </w:r>
+          </w:p>
+        </w:tc>
+        <w:tc>
+          <w:tcPr>
+            <w:tcW w:w="4945" w:type="dxa"/>
+          </w:tcPr>
+          <w:p>
+            <w:pPr>
+              <w:jc w:val="both"/>
+              <w:rPr>
+                <w:lang w:val="ru-BY"/>
+              </w:rPr>
+            </w:pPr>
+            <w:r>
+              <w:rPr>
+                <w:lang w:val="ru-BY"/>
+              </w:rPr>
+              <w:t>Пауза без работы (например, ожидание поставки)</w:t>
+            </w:r>
+          </w:p>
+        </w:tc>
+        <w:tc>
+          <w:tcPr>
+            <w:tcW w:w="3226" w:type="dxa"/>
+          </w:tcPr>
+          <w:p>
+            <w:pPr>
+              <w:jc w:val="both"/>
+              <w:rPr>
+                <w:lang w:val="ru-BY"/>
+              </w:rPr>
+            </w:pPr>
+            <w:r>
+              <w:rPr>
+                <w:lang w:val="ru-BY"/>
+              </w:rPr>
+              <w:t xml:space="preserve">Стрелка с </w:t>
+            </w:r>
+            <w:proofErr w:type="gramStart"/>
+            <w:r>
+              <w:rPr>
+                <w:lang w:val="ru-BY"/>
+              </w:rPr>
+              <w:t>t &gt;</w:t>
+            </w:r>
+            <w:proofErr w:type="gramEnd"/>
+            <w:r>
+              <w:rPr>
+                <w:lang w:val="ru-BY"/>
+              </w:rPr>
+              <w:t xml:space="preserve"> 0, но без ресурсов</w:t>
+            </w:r>
+          </w:p>
+        </w:tc>
+      </w:tr>
+    </w:tbl>
+    <w:p>
+      <w:pPr>
+        <w:spacing w:before="120"/>
+        <w:jc w:val="both"/>
+        <w:rPr>
+          <w:sz w:val="28"/>
+          <w:szCs w:val="28"/>
+          <w:lang w:val="ru-BY"/>
+        </w:rPr>
+      </w:pPr>
+      <w:r>
+        <w:rPr>
+          <w:sz w:val="28"/>
+          <w:szCs w:val="28"/>
+          <w:lang w:val="ru-BY"/>
+        </w:rPr>
+        <w:lastRenderedPageBreak/>
+        <w:t>Формулы расчёта критического пути</w:t>
+      </w:r>
+    </w:p>
+    <w:tbl>
+      <w:tblPr>
+        <w:tblStyle w:val="aff0"/>
+        <w:tblW w:w="0" w:type="auto"/>
+        <w:tblLook w:val="04A0" w:firstRow="1" w:lastRow="0" w:firstColumn="1" w:lastColumn="0" w:noHBand="0" w:noVBand="1"/>
+      </w:tblPr>
+      <w:tblGrid>
+        <w:gridCol w:w="4815"/>
+        <w:gridCol w:w="5210"/>
+      </w:tblGrid>
+      <w:tr>
+        <w:tc>
+          <w:tcPr>
+            <w:tcW w:w="4815" w:type="dxa"/>
+          </w:tcPr>
+          <w:p>
+            <w:pPr>
+              <w:jc w:val="center"/>
+              <w:rPr>
+                <w:lang w:val="ru-BY"/>
+              </w:rPr>
+            </w:pPr>
+            <w:r>
+              <w:rPr>
+                <w:lang w:val="ru-BY"/>
+              </w:rPr>
+              <w:t>Параметр</w:t>
+            </w:r>
+          </w:p>
+        </w:tc>
+        <w:tc>
+          <w:tcPr>
+            <w:tcW w:w="5210" w:type="dxa"/>
+          </w:tcPr>
+          <w:p>
+            <w:pPr>
+              <w:jc w:val="center"/>
+              <w:rPr>
+                <w:lang w:val="ru-BY"/>
+              </w:rPr>
+            </w:pPr>
+            <w:r>
+              <w:rPr>
+                <w:lang w:val="ru-BY"/>
+              </w:rPr>
+              <w:t>Формула</w:t>
+            </w:r>
+          </w:p>
+        </w:tc>
+      </w:tr>
+      <w:tr>
+        <w:tc>
+          <w:tcPr>
+            <w:tcW w:w="4815" w:type="dxa"/>
+          </w:tcPr>
+          <w:p>
+            <w:pPr>
+              <w:jc w:val="both"/>
+              <w:rPr>
+                <w:lang w:val="ru-BY"/>
+              </w:rPr>
+            </w:pPr>
+            <w:r>
+              <w:rPr>
+                <w:lang w:val="ru-BY"/>
+              </w:rPr>
+              <w:t xml:space="preserve">Раннее время </w:t>
+            </w:r>
+            <w:proofErr w:type="spellStart"/>
+            <w:r>
+              <w:rPr>
+                <w:lang w:val="ru-BY"/>
+              </w:rPr>
+              <w:t>T_р</w:t>
+            </w:r>
+            <w:proofErr w:type="spellEnd"/>
+            <w:r>
+              <w:rPr>
+                <w:lang w:val="ru-BY"/>
+              </w:rPr>
+              <w:t>(j)</w:t>
+            </w:r>
+          </w:p>
+        </w:tc>
+        <w:tc>
+          <w:tcPr>
+            <w:tcW w:w="5210" w:type="dxa"/>
+          </w:tcPr>
+          <w:p>
+            <w:pPr>
+              <w:jc w:val="both"/>
+              <w:rPr>
+                <w:lang w:val="ru-BY"/>
+              </w:rPr>
+            </w:pPr>
+            <w:proofErr w:type="spellStart"/>
+            <w:r>
+              <w:rPr>
+                <w:lang w:val="ru-BY"/>
+              </w:rPr>
+              <w:t>T_р</w:t>
+            </w:r>
+            <w:proofErr w:type="spellEnd"/>
+            <w:r>
+              <w:rPr>
+                <w:lang w:val="ru-BY"/>
+              </w:rPr>
+              <w:t xml:space="preserve">(j) = </w:t>
+            </w:r>
+            <w:proofErr w:type="spellStart"/>
+            <w:r>
+              <w:rPr>
+                <w:lang w:val="ru-BY"/>
+              </w:rPr>
+              <w:t>max</w:t>
+            </w:r>
+            <w:proofErr w:type="spellEnd"/>
+            <w:r>
+              <w:rPr>
+                <w:lang w:val="ru-BY"/>
+              </w:rPr>
+              <w:t xml:space="preserve"> по всем i: </w:t>
+            </w:r>
+            <w:proofErr w:type="gramStart"/>
+            <w:r>
+              <w:rPr>
+                <w:lang w:val="ru-BY"/>
+              </w:rPr>
+              <w:t xml:space="preserve">{ </w:t>
+            </w:r>
+            <w:proofErr w:type="spellStart"/>
+            <w:r>
+              <w:rPr>
+                <w:lang w:val="ru-BY"/>
+              </w:rPr>
+              <w:t>T</w:t>
+            </w:r>
+            <w:proofErr w:type="gramEnd"/>
+            <w:r>
+              <w:rPr>
+                <w:lang w:val="ru-BY"/>
+              </w:rPr>
+              <w:t>_р</w:t>
+            </w:r>
+            <w:proofErr w:type="spellEnd"/>
+            <w:r>
+              <w:rPr>
+                <w:lang w:val="ru-BY"/>
+              </w:rPr>
+              <w:t>(i) + t(</w:t>
+            </w:r>
+            <w:proofErr w:type="spellStart"/>
+            <w:r>
+              <w:rPr>
+                <w:lang w:val="ru-BY"/>
+              </w:rPr>
+              <w:t>i,j</w:t>
+            </w:r>
+            <w:proofErr w:type="spellEnd"/>
+            <w:r>
+              <w:rPr>
+                <w:lang w:val="ru-BY"/>
+              </w:rPr>
+              <w:t>) }</w:t>
+            </w:r>
+          </w:p>
+        </w:tc>
+      </w:tr>
+      <w:tr>
+        <w:tc>
+          <w:tcPr>
+            <w:tcW w:w="4815" w:type="dxa"/>
+          </w:tcPr>
+          <w:p>
+            <w:pPr>
+              <w:jc w:val="both"/>
+              <w:rPr>
+                <w:lang w:val="ru-BY"/>
+              </w:rPr>
+            </w:pPr>
+            <w:r>
+              <w:rPr>
+                <w:lang w:val="ru-BY"/>
+              </w:rPr>
+              <w:t xml:space="preserve">Позднее время </w:t>
+            </w:r>
+            <w:proofErr w:type="spellStart"/>
+            <w:r>
+              <w:rPr>
+                <w:lang w:val="ru-BY"/>
+              </w:rPr>
+              <w:t>T_п</w:t>
+            </w:r>
+            <w:proofErr w:type="spellEnd"/>
+            <w:r>
+              <w:rPr>
+                <w:lang w:val="ru-BY"/>
+              </w:rPr>
+              <w:t>(i)</w:t>
+            </w:r>
+          </w:p>
+        </w:tc>
+        <w:tc>
+          <w:tcPr>
+            <w:tcW w:w="5210" w:type="dxa"/>
+          </w:tcPr>
+          <w:p>
+            <w:pPr>
+              <w:jc w:val="both"/>
+              <w:rPr>
+                <w:lang w:val="ru-BY"/>
+              </w:rPr>
+            </w:pPr>
+            <w:proofErr w:type="spellStart"/>
+            <w:r>
+              <w:rPr>
+                <w:lang w:val="ru-BY"/>
+              </w:rPr>
+              <w:t>T_п</w:t>
+            </w:r>
+            <w:proofErr w:type="spellEnd"/>
+            <w:r>
+              <w:rPr>
+                <w:lang w:val="ru-BY"/>
+              </w:rPr>
+              <w:t xml:space="preserve">(i) = </w:t>
+            </w:r>
+            <w:proofErr w:type="spellStart"/>
+            <w:r>
+              <w:rPr>
+                <w:lang w:val="ru-BY"/>
+              </w:rPr>
+              <w:t>min</w:t>
+            </w:r>
+            <w:proofErr w:type="spellEnd"/>
+            <w:r>
+              <w:rPr>
+                <w:lang w:val="ru-BY"/>
+              </w:rPr>
+              <w:t xml:space="preserve"> по всем j: </w:t>
+            </w:r>
+            <w:proofErr w:type="gramStart"/>
+            <w:r>
+              <w:rPr>
+                <w:lang w:val="ru-BY"/>
+              </w:rPr>
+              <w:t xml:space="preserve">{ </w:t>
+            </w:r>
+            <w:proofErr w:type="spellStart"/>
+            <w:r>
+              <w:rPr>
+                <w:lang w:val="ru-BY"/>
+              </w:rPr>
+              <w:t>T</w:t>
+            </w:r>
+            <w:proofErr w:type="gramEnd"/>
+            <w:r>
+              <w:rPr>
+                <w:lang w:val="ru-BY"/>
+              </w:rPr>
+              <w:t>_п</w:t>
+            </w:r>
+            <w:proofErr w:type="spellEnd"/>
+            <w:r>
+              <w:rPr>
+                <w:lang w:val="ru-BY"/>
+              </w:rPr>
+              <w:t>(j) − t(</w:t>
+            </w:r>
+            <w:proofErr w:type="spellStart"/>
+            <w:r>
+              <w:rPr>
+                <w:lang w:val="ru-BY"/>
+              </w:rPr>
+              <w:t>i,j</w:t>
+            </w:r>
+            <w:proofErr w:type="spellEnd"/>
+            <w:r>
+              <w:rPr>
+                <w:lang w:val="ru-BY"/>
+              </w:rPr>
+              <w:t>) }</w:t>
+            </w:r>
+          </w:p>
+        </w:tc>
+      </w:tr>
+      <w:tr>
+        <w:tc>
+          <w:tcPr>
+            <w:tcW w:w="4815" w:type="dxa"/>
+          </w:tcPr>
+          <w:p>
+            <w:pPr>
+              <w:jc w:val="both"/>
+              <w:rPr>
+                <w:lang w:val="ru-BY"/>
+              </w:rPr>
+            </w:pPr>
+            <w:r>
+              <w:rPr>
+                <w:lang w:val="ru-BY"/>
+              </w:rPr>
+              <w:t>Резерв события</w:t>
+            </w:r>
+          </w:p>
+        </w:tc>
+        <w:tc>
+          <w:tcPr>
+            <w:tcW w:w="5210" w:type="dxa"/>
+          </w:tcPr>
+          <w:p>
+            <w:pPr>
+              <w:jc w:val="both"/>
+              <w:rPr>
+                <w:lang w:val="ru-BY"/>
+              </w:rPr>
+            </w:pPr>
+            <w:r>
+              <w:rPr>
+                <w:lang w:val="ru-BY"/>
+              </w:rPr>
+              <w:t xml:space="preserve">R(i) = </w:t>
+            </w:r>
+            <w:proofErr w:type="spellStart"/>
+            <w:r>
+              <w:rPr>
+                <w:lang w:val="ru-BY"/>
+              </w:rPr>
+              <w:t>T_п</w:t>
+            </w:r>
+            <w:proofErr w:type="spellEnd"/>
+            <w:r>
+              <w:rPr>
+                <w:lang w:val="ru-BY"/>
+              </w:rPr>
+              <w:t xml:space="preserve">(i) − </w:t>
+            </w:r>
+            <w:proofErr w:type="spellStart"/>
+            <w:r>
+              <w:rPr>
+                <w:lang w:val="ru-BY"/>
+              </w:rPr>
+              <w:t>T_р</w:t>
+            </w:r>
+            <w:proofErr w:type="spellEnd"/>
+            <w:r>
+              <w:rPr>
+                <w:lang w:val="ru-BY"/>
+              </w:rPr>
+              <w:t>(i)</w:t>
+            </w:r>
+          </w:p>
+        </w:tc>
+      </w:tr>
+      <w:tr>
+        <w:tc>
+          <w:tcPr>
+            <w:tcW w:w="4815" w:type="dxa"/>
+          </w:tcPr>
+          <w:p>
+            <w:pPr>
+              <w:jc w:val="both"/>
+              <w:rPr>
+                <w:lang w:val="ru-BY"/>
+              </w:rPr>
+            </w:pPr>
+            <w:r>
+              <w:rPr>
+                <w:lang w:val="ru-BY"/>
+              </w:rPr>
+              <w:t>Критическое событие</w:t>
+            </w:r>
+          </w:p>
+        </w:tc>
+        <w:tc>
+          <w:tcPr>
+            <w:tcW w:w="5210" w:type="dxa"/>
+          </w:tcPr>
+          <w:p>
+            <w:pPr>
+              <w:jc w:val="both"/>
+              <w:rPr>
+                <w:lang w:val="ru-BY"/>
+              </w:rPr>
+            </w:pPr>
+            <w:r>
+              <w:rPr>
+                <w:lang w:val="ru-BY"/>
+              </w:rPr>
+              <w:t>R(i) = 0</w:t>
+            </w:r>
+          </w:p>
+        </w:tc>
+      </w:tr>
+      <w:tr>
+        <w:tc>
+          <w:tcPr>
+            <w:tcW w:w="4815" w:type="dxa"/>
+          </w:tcPr>
+          <w:p>
+            <w:pPr>
+              <w:jc w:val="both"/>
+              <w:rPr>
+                <w:lang w:val="ru-BY"/>
+              </w:rPr>
+            </w:pPr>
+            <w:r>
+              <w:rPr>
+                <w:lang w:val="ru-BY"/>
+              </w:rPr>
+              <w:t>Длина критического пути</w:t>
+            </w:r>
+          </w:p>
+        </w:tc>
+        <w:tc>
+          <w:tcPr>
+            <w:tcW w:w="5210" w:type="dxa"/>
+          </w:tcPr>
+          <w:p>
+            <w:pPr>
+              <w:jc w:val="both"/>
+              <w:rPr>
+                <w:lang w:val="ru-BY"/>
+              </w:rPr>
+            </w:pPr>
+            <w:r>
+              <w:rPr>
+                <w:lang w:val="ru-BY"/>
+              </w:rPr>
+              <w:t>Сумма t всех операций на пути с R=0</w:t>
+            </w:r>
+          </w:p>
+        </w:tc>
+      </w:tr>
+    </w:tbl>
+    <w:p>
+      <w:pPr>
+        <w:ind w:firstLine="567"/>
+        <w:rPr>
+          <w:lang w:val="ru-RU"/>
+        </w:rPr>
+      </w:pPr>
+    </w:p>
+    <w:tbl>
+      <w:tblPr>
+        <w:tblStyle w:val="aff0"/>
+        <w:tblW w:w="9355" w:type="dxa"/>
+        <w:tblInd w:w="534" w:type="dxa"/>
+        <w:tblLook w:val="04A0" w:firstRow="1" w:lastRow="0" w:firstColumn="1" w:lastColumn="0" w:noHBand="0" w:noVBand="1"/>
+      </w:tblPr>
+      <w:tblGrid>
+        <w:gridCol w:w="2693"/>
+        <w:gridCol w:w="3034"/>
+        <w:gridCol w:w="2015"/>
+        <w:gridCol w:w="1613"/>
+      </w:tblGrid>
+      <w:tr>
+        <w:tc>
+          <w:tcPr>
+            <w:tcW w:w="2693" w:type="dxa"/>
+          </w:tcPr>
+          <w:p>
+            <w:proofErr w:type="spellStart"/>
+            <w:r>
+              <w:rPr>
+                <w:b/>
+                <w:sz w:val="22"/>
+              </w:rPr>
+              <w:t>Код</w:t>
+            </w:r>
+            <w:proofErr w:type="spellEnd"/>
+            <w:r>
+              <w:rPr>
+                <w:b/>
+                <w:sz w:val="22"/>
+              </w:rPr>
+              <w:t xml:space="preserve"> </w:t>
+            </w:r>
+            <w:proofErr w:type="spellStart"/>
+            <w:r>
+              <w:rPr>
+                <w:b/>
+                <w:sz w:val="22"/>
+              </w:rPr>
+              <w:t>операции</w:t>
+            </w:r>
+            <w:proofErr w:type="spellEnd"/>
+          </w:p>
+        </w:tc>
+        <w:tc>
+          <w:tcPr>
+            <w:tcW w:w="3034" w:type="dxa"/>
+          </w:tcPr>
+          <w:p>
+            <w:r>
+              <w:rPr>
+                <w:b/>
+                <w:sz w:val="22"/>
+              </w:rPr>
+              <w:t>Наименование операции</w:t>
+            </w:r>
+          </w:p>
+        </w:tc>
+        <w:tc>
+          <w:tcPr>
+            <w:tcW w:w="2015" w:type="dxa"/>
+          </w:tcPr>
+          <w:p>
+            <w:r>
+              <w:rPr>
+                <w:b/>
+                <w:sz w:val="22"/>
+              </w:rPr>
+              <w:t>Предшествующие операции</w:t>
+            </w:r>
+          </w:p>
+        </w:tc>
+        <w:tc>
+          <w:tcPr>
+            <w:tcW w:w="1613" w:type="dxa"/>
+          </w:tcPr>
+          <w:p>
+            <w:r>
+              <w:rPr>
+                <w:b/>
+                <w:sz w:val="22"/>
+              </w:rPr>
+              <w:t>t (дней)</w:t>
+            </w:r>
+          </w:p>
+        </w:tc>
+      </w:tr>
+      <w:tr>
+        <w:tc>
+          <w:tcPr>
+            <w:tcW w:w="2693" w:type="dxa"/>
+          </w:tcPr>
+          <w:p>
+            <w:r>
+              <w:rPr>
+                <w:sz w:val="22"/>
+              </w:rPr>
+              <w:t>I</w:t>
+            </w:r>
+            <w:r>
+              <w:rPr>
+                <w:b/>
+                <w:bCs/>
+                <w:sz w:val="22"/>
+              </w:rPr>
+              <w:t>. АНАЛИЗ И ПЛАНИРОВАНИЕ</w:t>
+            </w:r>
+          </w:p>
+        </w:tc>
+        <w:tc>
+          <w:tcPr>
+            <w:tcW w:w="3034" w:type="dxa"/>
           </w:tcPr>
           <w:p/>
         </w:tc>
         <w:tc>
           <w:tcPr>
-            <w:tcW w:w="2160" w:type="dxa"/>
+            <w:tcW w:w="2015" w:type="dxa"/>
           </w:tcPr>
           <w:p/>
         </w:tc>
         <w:tc>
           <w:tcPr>
-            <w:tcW w:w="2160" w:type="dxa"/>
+            <w:tcW w:w="1613" w:type="dxa"/>
           </w:tcPr>
           <w:p/>
         </w:tc>
@@ -208,7 +1708,7 @@
       <w:tr>
         <w:tc>
           <w:tcPr>
-            <w:tcW w:w="2160" w:type="dxa"/>
+            <w:tcW w:w="2693" w:type="dxa"/>
           </w:tcPr>
           <w:p>
             <w:r>
@@ -221,7 +1721,7 @@
         </w:tc>
         <w:tc>
           <w:tcPr>
-            <w:tcW w:w="2160" w:type="dxa"/>
+            <w:tcW w:w="3034" w:type="dxa"/>
           </w:tcPr>
           <w:p>
             <w:r>
@@ -234,13 +1734,13 @@
         </w:tc>
         <w:tc>
           <w:tcPr>
-            <w:tcW w:w="2160" w:type="dxa"/>
+            <w:tcW w:w="2015" w:type="dxa"/>
           </w:tcPr>
           <w:p/>
         </w:tc>
         <w:tc>
           <w:tcPr>
-            <w:tcW w:w="2160" w:type="dxa"/>
+            <w:tcW w:w="1613" w:type="dxa"/>
           </w:tcPr>
           <w:p>
             <w:r>
@@ -255,7 +1755,7 @@
       <w:tr>
         <w:tc>
           <w:tcPr>
-            <w:tcW w:w="2160" w:type="dxa"/>
+            <w:tcW w:w="2693" w:type="dxa"/>
           </w:tcPr>
           <w:p>
             <w:r>
@@ -268,7 +1768,7 @@
         </w:tc>
         <w:tc>
           <w:tcPr>
-            <w:tcW w:w="2160" w:type="dxa"/>
+            <w:tcW w:w="3034" w:type="dxa"/>
           </w:tcPr>
           <w:p>
             <w:pPr>
@@ -287,7 +1787,7 @@
         </w:tc>
         <w:tc>
           <w:tcPr>
-            <w:tcW w:w="2160" w:type="dxa"/>
+            <w:tcW w:w="2015" w:type="dxa"/>
           </w:tcPr>
           <w:p>
             <w:r>
@@ -300,7 +1800,7 @@
         </w:tc>
         <w:tc>
           <w:tcPr>
-            <w:tcW w:w="2160" w:type="dxa"/>
+            <w:tcW w:w="1613" w:type="dxa"/>
           </w:tcPr>
           <w:p>
             <w:r>
@@ -315,32 +1815,46 @@
       <w:tr>
         <w:tc>
           <w:tcPr>
-            <w:tcW w:w="2160" w:type="dxa"/>
+            <w:tcW w:w="2693" w:type="dxa"/>
           </w:tcPr>
           <w:p>
             <w:r>
               <w:rPr>
                 <w:sz w:val="22"/>
               </w:rPr>
-              <w:t>II. ПОДГОТОВКА И ПРОЕКТИРОВАНИЕ</w:t>
+              <w:t>II</w:t>
+            </w:r>
+            <w:r>
+              <w:rPr>
+                <w:sz w:val="22"/>
+              </w:rPr>
+              <w:t xml:space="preserve">. </w:t>
+            </w:r>
+            <w:r>
+              <w:rPr>
+                <w:b/>
+                <w:bCs/>
+                <w:sz w:val="22"/>
+              </w:rPr>
+              <w:t>ПОДГОТОВКА И ПРОЕКТИРОВАНИЕ</w:t>
             </w:r>
           </w:p>
         </w:tc>
         <w:tc>
           <w:tcPr>
-            <w:tcW w:w="2160" w:type="dxa"/>
+            <w:tcW w:w="3034" w:type="dxa"/>
           </w:tcPr>
           <w:p/>
         </w:tc>
         <w:tc>
           <w:tcPr>
-            <w:tcW w:w="2160" w:type="dxa"/>
+            <w:tcW w:w="2015" w:type="dxa"/>
           </w:tcPr>
           <w:p/>
         </w:tc>
         <w:tc>
           <w:tcPr>
-            <w:tcW w:w="2160" w:type="dxa"/>
+            <w:tcW w:w="1613" w:type="dxa"/>
           </w:tcPr>
           <w:p/>
         </w:tc>
@@ -348,7 +1862,7 @@
       <w:tr>
         <w:tc>
           <w:tcPr>
-            <w:tcW w:w="2160" w:type="dxa"/>
+            <w:tcW w:w="2693" w:type="dxa"/>
           </w:tcPr>
           <w:p>
             <w:r>
@@ -361,7 +1875,7 @@
         </w:tc>
         <w:tc>
           <w:tcPr>
-            <w:tcW w:w="2160" w:type="dxa"/>
+            <w:tcW w:w="3034" w:type="dxa"/>
           </w:tcPr>
           <w:p>
             <w:pPr>
@@ -406,7 +1920,7 @@
         </w:tc>
         <w:tc>
           <w:tcPr>
-            <w:tcW w:w="2160" w:type="dxa"/>
+            <w:tcW w:w="2015" w:type="dxa"/>
           </w:tcPr>
           <w:p>
             <w:r>
@@ -419,7 +1933,7 @@
         </w:tc>
         <w:tc>
           <w:tcPr>
-            <w:tcW w:w="2160" w:type="dxa"/>
+            <w:tcW w:w="1613" w:type="dxa"/>
           </w:tcPr>
           <w:p>
             <w:r>
@@ -434,7 +1948,7 @@
       <w:tr>
         <w:tc>
           <w:tcPr>
-            <w:tcW w:w="2160" w:type="dxa"/>
+            <w:tcW w:w="2693" w:type="dxa"/>
           </w:tcPr>
           <w:p>
             <w:r>
@@ -447,7 +1961,7 @@
         </w:tc>
         <w:tc>
           <w:tcPr>
-            <w:tcW w:w="2160" w:type="dxa"/>
+            <w:tcW w:w="3034" w:type="dxa"/>
           </w:tcPr>
           <w:p>
             <w:r>
@@ -460,7 +1974,7 @@
         </w:tc>
         <w:tc>
           <w:tcPr>
-            <w:tcW w:w="2160" w:type="dxa"/>
+            <w:tcW w:w="2015" w:type="dxa"/>
           </w:tcPr>
           <w:p>
             <w:r>
@@ -473,7 +1987,7 @@
         </w:tc>
         <w:tc>
           <w:tcPr>
-            <w:tcW w:w="2160" w:type="dxa"/>
+            <w:tcW w:w="1613" w:type="dxa"/>
           </w:tcPr>
           <w:p>
             <w:r>
@@ -488,7 +2002,7 @@
       <w:tr>
         <w:tc>
           <w:tcPr>
-            <w:tcW w:w="2160" w:type="dxa"/>
+            <w:tcW w:w="2693" w:type="dxa"/>
           </w:tcPr>
           <w:p>
             <w:r>
@@ -501,7 +2015,7 @@
         </w:tc>
         <w:tc>
           <w:tcPr>
-            <w:tcW w:w="2160" w:type="dxa"/>
+            <w:tcW w:w="3034" w:type="dxa"/>
           </w:tcPr>
           <w:p>
             <w:r>
@@ -514,7 +2028,7 @@
         </w:tc>
         <w:tc>
           <w:tcPr>
-            <w:tcW w:w="2160" w:type="dxa"/>
+            <w:tcW w:w="2015" w:type="dxa"/>
           </w:tcPr>
           <w:p>
             <w:r>
@@ -527,7 +2041,7 @@
         </w:tc>
         <w:tc>
           <w:tcPr>
-            <w:tcW w:w="2160" w:type="dxa"/>
+            <w:tcW w:w="1613" w:type="dxa"/>
           </w:tcPr>
           <w:p>
             <w:r>
@@ -542,7 +2056,7 @@
       <w:tr>
         <w:tc>
           <w:tcPr>
-            <w:tcW w:w="2160" w:type="dxa"/>
+            <w:tcW w:w="2693" w:type="dxa"/>
           </w:tcPr>
           <w:p>
             <w:r>
@@ -555,7 +2069,7 @@
         </w:tc>
         <w:tc>
           <w:tcPr>
-            <w:tcW w:w="2160" w:type="dxa"/>
+            <w:tcW w:w="3034" w:type="dxa"/>
           </w:tcPr>
           <w:p>
             <w:r>
@@ -568,7 +2082,7 @@
         </w:tc>
         <w:tc>
           <w:tcPr>
-            <w:tcW w:w="2160" w:type="dxa"/>
+            <w:tcW w:w="2015" w:type="dxa"/>
           </w:tcPr>
           <w:p>
             <w:r>
@@ -581,7 +2095,7 @@
         </w:tc>
         <w:tc>
           <w:tcPr>
-            <w:tcW w:w="2160" w:type="dxa"/>
+            <w:tcW w:w="1613" w:type="dxa"/>
           </w:tcPr>
           <w:p>
             <w:r>
@@ -596,7 +2110,7 @@
       <w:tr>
         <w:tc>
           <w:tcPr>
-            <w:tcW w:w="2160" w:type="dxa"/>
+            <w:tcW w:w="2693" w:type="dxa"/>
           </w:tcPr>
           <w:p>
             <w:r>
@@ -609,7 +2123,7 @@
         </w:tc>
         <w:tc>
           <w:tcPr>
-            <w:tcW w:w="2160" w:type="dxa"/>
+            <w:tcW w:w="3034" w:type="dxa"/>
           </w:tcPr>
           <w:p>
             <w:r>
@@ -622,7 +2136,7 @@
         </w:tc>
         <w:tc>
           <w:tcPr>
-            <w:tcW w:w="2160" w:type="dxa"/>
+            <w:tcW w:w="2015" w:type="dxa"/>
           </w:tcPr>
           <w:p>
             <w:r>
@@ -635,7 +2149,7 @@
         </w:tc>
         <w:tc>
           <w:tcPr>
-            <w:tcW w:w="2160" w:type="dxa"/>
+            <w:tcW w:w="1613" w:type="dxa"/>
           </w:tcPr>
           <w:p>
             <w:r>
@@ -650,7 +2164,7 @@
       <w:tr>
         <w:tc>
           <w:tcPr>
-            <w:tcW w:w="2160" w:type="dxa"/>
+            <w:tcW w:w="2693" w:type="dxa"/>
           </w:tcPr>
           <w:p>
             <w:r>
@@ -663,7 +2177,7 @@
         </w:tc>
         <w:tc>
           <w:tcPr>
-            <w:tcW w:w="2160" w:type="dxa"/>
+            <w:tcW w:w="3034" w:type="dxa"/>
           </w:tcPr>
           <w:p>
             <w:pPr>
@@ -695,7 +2209,7 @@
         </w:tc>
         <w:tc>
           <w:tcPr>
-            <w:tcW w:w="2160" w:type="dxa"/>
+            <w:tcW w:w="2015" w:type="dxa"/>
           </w:tcPr>
           <w:p>
             <w:r>
@@ -708,7 +2222,7 @@
         </w:tc>
         <w:tc>
           <w:tcPr>
-            <w:tcW w:w="2160" w:type="dxa"/>
+            <w:tcW w:w="1613" w:type="dxa"/>
           </w:tcPr>
           <w:p>
             <w:r>
@@ -723,32 +2237,40 @@
       <w:tr>
         <w:tc>
           <w:tcPr>
-            <w:tcW w:w="2160" w:type="dxa"/>
+            <w:tcW w:w="2693" w:type="dxa"/>
           </w:tcPr>
           <w:p>
             <w:r>
               <w:rPr>
                 <w:sz w:val="22"/>
               </w:rPr>
-              <w:t>III. РАЗРАБОТКА</w:t>
+              <w:t xml:space="preserve">III. </w:t>
+            </w:r>
+            <w:r>
+              <w:rPr>
+                <w:b/>
+                <w:bCs/>
+                <w:sz w:val="22"/>
+              </w:rPr>
+              <w:t>РАЗРАБОТКА</w:t>
             </w:r>
           </w:p>
         </w:tc>
         <w:tc>
           <w:tcPr>
-            <w:tcW w:w="2160" w:type="dxa"/>
+            <w:tcW w:w="3034" w:type="dxa"/>
           </w:tcPr>
           <w:p/>
         </w:tc>
         <w:tc>
           <w:tcPr>
-            <w:tcW w:w="2160" w:type="dxa"/>
+            <w:tcW w:w="2015" w:type="dxa"/>
           </w:tcPr>
           <w:p/>
         </w:tc>
         <w:tc>
           <w:tcPr>
-            <w:tcW w:w="2160" w:type="dxa"/>
+            <w:tcW w:w="1613" w:type="dxa"/>
           </w:tcPr>
           <w:p/>
         </w:tc>
@@ -756,7 +2278,7 @@
       <w:tr>
         <w:tc>
           <w:tcPr>
-            <w:tcW w:w="2160" w:type="dxa"/>
+            <w:tcW w:w="2693" w:type="dxa"/>
           </w:tcPr>
           <w:p>
             <w:r>
@@ -769,7 +2291,7 @@
         </w:tc>
         <w:tc>
           <w:tcPr>
-            <w:tcW w:w="2160" w:type="dxa"/>
+            <w:tcW w:w="3034" w:type="dxa"/>
           </w:tcPr>
           <w:p>
             <w:r>
@@ -782,7 +2304,7 @@
         </w:tc>
         <w:tc>
           <w:tcPr>
-            <w:tcW w:w="2160" w:type="dxa"/>
+            <w:tcW w:w="2015" w:type="dxa"/>
           </w:tcPr>
           <w:p>
             <w:r>
@@ -795,14 +2317,20 @@
         </w:tc>
         <w:tc>
           <w:tcPr>
-            <w:tcW w:w="2160" w:type="dxa"/>
+            <w:tcW w:w="1613" w:type="dxa"/>
           </w:tcPr>
           <w:p>
             <w:r>
               <w:rPr>
                 <w:sz w:val="22"/>
               </w:rPr>
-              <w:t>13</w:t>
+              <w:t>1</w:t>
+            </w:r>
+            <w:r>
+              <w:rPr>
+                <w:sz w:val="22"/>
+              </w:rPr>
+              <w:t>0</w:t>
             </w:r>
           </w:p>
         </w:tc>
@@ -810,7 +2338,7 @@
       <w:tr>
         <w:tc>
           <w:tcPr>
-            <w:tcW w:w="2160" w:type="dxa"/>
+            <w:tcW w:w="2693" w:type="dxa"/>
           </w:tcPr>
           <w:p>
             <w:r>
@@ -823,7 +2351,7 @@
         </w:tc>
         <w:tc>
           <w:tcPr>
-            <w:tcW w:w="2160" w:type="dxa"/>
+            <w:tcW w:w="3034" w:type="dxa"/>
           </w:tcPr>
           <w:p>
             <w:r>
@@ -836,7 +2364,7 @@
         </w:tc>
         <w:tc>
           <w:tcPr>
-            <w:tcW w:w="2160" w:type="dxa"/>
+            <w:tcW w:w="2015" w:type="dxa"/>
           </w:tcPr>
           <w:p>
             <w:r>
@@ -849,7 +2377,7 @@
         </w:tc>
         <w:tc>
           <w:tcPr>
-            <w:tcW w:w="2160" w:type="dxa"/>
+            <w:tcW w:w="1613" w:type="dxa"/>
           </w:tcPr>
           <w:p>
             <w:r>
@@ -864,7 +2392,7 @@
       <w:tr>
         <w:tc>
           <w:tcPr>
-            <w:tcW w:w="2160" w:type="dxa"/>
+            <w:tcW w:w="2693" w:type="dxa"/>
           </w:tcPr>
           <w:p>
             <w:r>
@@ -877,7 +2405,7 @@
         </w:tc>
         <w:tc>
           <w:tcPr>
-            <w:tcW w:w="2160" w:type="dxa"/>
+            <w:tcW w:w="3034" w:type="dxa"/>
           </w:tcPr>
           <w:p>
             <w:r>
@@ -890,7 +2418,7 @@
         </w:tc>
         <w:tc>
           <w:tcPr>
-            <w:tcW w:w="2160" w:type="dxa"/>
+            <w:tcW w:w="2015" w:type="dxa"/>
           </w:tcPr>
           <w:p>
             <w:r>
@@ -903,7 +2431,7 @@
         </w:tc>
         <w:tc>
           <w:tcPr>
-            <w:tcW w:w="2160" w:type="dxa"/>
+            <w:tcW w:w="1613" w:type="dxa"/>
           </w:tcPr>
           <w:p>
             <w:r>
@@ -918,32 +2446,40 @@
       <w:tr>
         <w:tc>
           <w:tcPr>
-            <w:tcW w:w="2160" w:type="dxa"/>
+            <w:tcW w:w="2693" w:type="dxa"/>
           </w:tcPr>
           <w:p>
             <w:r>
               <w:rPr>
                 <w:sz w:val="22"/>
               </w:rPr>
-              <w:t>IV. ИНТЕГРАЦИЯ И ТЕСТИРОВАНИЕ</w:t>
+              <w:t xml:space="preserve">IV. </w:t>
+            </w:r>
+            <w:r>
+              <w:rPr>
+                <w:b/>
+                <w:bCs/>
+                <w:sz w:val="22"/>
+              </w:rPr>
+              <w:t>ИНТЕГРАЦИЯ И ТЕСТИРОВАНИЕ</w:t>
             </w:r>
           </w:p>
         </w:tc>
         <w:tc>
           <w:tcPr>
-            <w:tcW w:w="2160" w:type="dxa"/>
+            <w:tcW w:w="3034" w:type="dxa"/>
           </w:tcPr>
           <w:p/>
         </w:tc>
         <w:tc>
           <w:tcPr>
-            <w:tcW w:w="2160" w:type="dxa"/>
+            <w:tcW w:w="2015" w:type="dxa"/>
           </w:tcPr>
           <w:p/>
         </w:tc>
         <w:tc>
           <w:tcPr>
-            <w:tcW w:w="2160" w:type="dxa"/>
+            <w:tcW w:w="1613" w:type="dxa"/>
           </w:tcPr>
           <w:p/>
         </w:tc>
@@ -951,7 +2487,7 @@
       <w:tr>
         <w:tc>
           <w:tcPr>
-            <w:tcW w:w="2160" w:type="dxa"/>
+            <w:tcW w:w="2693" w:type="dxa"/>
           </w:tcPr>
           <w:p>
             <w:r>
@@ -964,7 +2500,7 @@
         </w:tc>
         <w:tc>
           <w:tcPr>
-            <w:tcW w:w="2160" w:type="dxa"/>
+            <w:tcW w:w="3034" w:type="dxa"/>
           </w:tcPr>
           <w:p>
             <w:r>
@@ -977,7 +2513,7 @@
         </w:tc>
         <w:tc>
           <w:tcPr>
-            <w:tcW w:w="2160" w:type="dxa"/>
+            <w:tcW w:w="2015" w:type="dxa"/>
           </w:tcPr>
           <w:p>
             <w:r>
@@ -990,7 +2526,7 @@
         </w:tc>
         <w:tc>
           <w:tcPr>
-            <w:tcW w:w="2160" w:type="dxa"/>
+            <w:tcW w:w="1613" w:type="dxa"/>
           </w:tcPr>
           <w:p>
             <w:r>
@@ -1005,7 +2541,7 @@
       <w:tr>
         <w:tc>
           <w:tcPr>
-            <w:tcW w:w="2160" w:type="dxa"/>
+            <w:tcW w:w="2693" w:type="dxa"/>
           </w:tcPr>
           <w:p>
             <w:r>
@@ -1018,7 +2554,7 @@
         </w:tc>
         <w:tc>
           <w:tcPr>
-            <w:tcW w:w="2160" w:type="dxa"/>
+            <w:tcW w:w="3034" w:type="dxa"/>
           </w:tcPr>
           <w:p>
             <w:r>
@@ -1031,7 +2567,7 @@
         </w:tc>
         <w:tc>
           <w:tcPr>
-            <w:tcW w:w="2160" w:type="dxa"/>
+            <w:tcW w:w="2015" w:type="dxa"/>
           </w:tcPr>
           <w:p>
             <w:r>
@@ -1044,7 +2580,7 @@
         </w:tc>
         <w:tc>
           <w:tcPr>
-            <w:tcW w:w="2160" w:type="dxa"/>
+            <w:tcW w:w="1613" w:type="dxa"/>
           </w:tcPr>
           <w:p>
             <w:r>
@@ -1059,7 +2595,7 @@
       <w:tr>
         <w:tc>
           <w:tcPr>
-            <w:tcW w:w="2160" w:type="dxa"/>
+            <w:tcW w:w="2693" w:type="dxa"/>
           </w:tcPr>
           <w:p>
             <w:r>
@@ -1072,41 +2608,33 @@
         </w:tc>
         <w:tc>
           <w:tcPr>
-            <w:tcW w:w="2160" w:type="dxa"/>
+            <w:tcW w:w="3034" w:type="dxa"/>
           </w:tcPr>
           <w:p>
             <w:r>
               <w:rPr>
                 <w:sz w:val="22"/>
               </w:rPr>
-              <w:t>Нагрузочное и ИБ-</w:t>
-            </w:r>
-            <w:r>
-              <w:rPr>
-                <w:sz w:val="22"/>
-              </w:rPr>
-              <w:lastRenderedPageBreak/>
-              <w:t>тестирование</w:t>
+              <w:t>Нагрузочное и ИБ-тестирование</w:t>
             </w:r>
           </w:p>
         </w:tc>
         <w:tc>
           <w:tcPr>
-            <w:tcW w:w="2160" w:type="dxa"/>
+            <w:tcW w:w="2015" w:type="dxa"/>
           </w:tcPr>
           <w:p>
             <w:r>
               <w:rPr>
                 <w:sz w:val="22"/>
               </w:rPr>
-              <w:lastRenderedPageBreak/>
               <w:t>Z12</w:t>
             </w:r>
           </w:p>
         </w:tc>
         <w:tc>
           <w:tcPr>
-            <w:tcW w:w="2160" w:type="dxa"/>
+            <w:tcW w:w="1613" w:type="dxa"/>
           </w:tcPr>
           <w:p>
             <w:r>
@@ -1121,32 +2649,40 @@
       <w:tr>
         <w:tc>
           <w:tcPr>
-            <w:tcW w:w="2160" w:type="dxa"/>
+            <w:tcW w:w="2693" w:type="dxa"/>
           </w:tcPr>
           <w:p>
             <w:r>
               <w:rPr>
                 <w:sz w:val="22"/>
               </w:rPr>
-              <w:t>V. ВЫПУСК И ВНЕДРЕНИЕ</w:t>
+              <w:t xml:space="preserve">V. </w:t>
+            </w:r>
+            <w:r>
+              <w:rPr>
+                <w:b/>
+                <w:bCs/>
+                <w:sz w:val="22"/>
+              </w:rPr>
+              <w:t>ВЫПУСК И ВНЕДРЕНИЕ</w:t>
             </w:r>
           </w:p>
         </w:tc>
         <w:tc>
           <w:tcPr>
-            <w:tcW w:w="2160" w:type="dxa"/>
+            <w:tcW w:w="3034" w:type="dxa"/>
           </w:tcPr>
           <w:p/>
         </w:tc>
         <w:tc>
           <w:tcPr>
-            <w:tcW w:w="2160" w:type="dxa"/>
+            <w:tcW w:w="2015" w:type="dxa"/>
           </w:tcPr>
           <w:p/>
         </w:tc>
         <w:tc>
           <w:tcPr>
-            <w:tcW w:w="2160" w:type="dxa"/>
+            <w:tcW w:w="1613" w:type="dxa"/>
           </w:tcPr>
           <w:p/>
         </w:tc>
@@ -1154,7 +2690,7 @@
       <w:tr>
         <w:tc>
           <w:tcPr>
-            <w:tcW w:w="2160" w:type="dxa"/>
+            <w:tcW w:w="2693" w:type="dxa"/>
           </w:tcPr>
           <w:p>
             <w:r>
@@ -1167,7 +2703,7 @@
         </w:tc>
         <w:tc>
           <w:tcPr>
-            <w:tcW w:w="2160" w:type="dxa"/>
+            <w:tcW w:w="3034" w:type="dxa"/>
           </w:tcPr>
           <w:p>
             <w:r>
@@ -1180,7 +2716,7 @@
         </w:tc>
         <w:tc>
           <w:tcPr>
-            <w:tcW w:w="2160" w:type="dxa"/>
+            <w:tcW w:w="2015" w:type="dxa"/>
           </w:tcPr>
           <w:p>
             <w:r>
@@ -1193,7 +2729,7 @@
         </w:tc>
         <w:tc>
           <w:tcPr>
-            <w:tcW w:w="2160" w:type="dxa"/>
+            <w:tcW w:w="1613" w:type="dxa"/>
           </w:tcPr>
           <w:p>
             <w:r>
@@ -1208,7 +2744,7 @@
       <w:tr>
         <w:tc>
           <w:tcPr>
-            <w:tcW w:w="2160" w:type="dxa"/>
+            <w:tcW w:w="2693" w:type="dxa"/>
           </w:tcPr>
           <w:p>
             <w:r>
@@ -1221,7 +2757,7 @@
         </w:tc>
         <w:tc>
           <w:tcPr>
-            <w:tcW w:w="2160" w:type="dxa"/>
+            <w:tcW w:w="3034" w:type="dxa"/>
           </w:tcPr>
           <w:p>
             <w:pPr>
@@ -1240,7 +2776,7 @@
         </w:tc>
         <w:tc>
           <w:tcPr>
-            <w:tcW w:w="2160" w:type="dxa"/>
+            <w:tcW w:w="2015" w:type="dxa"/>
           </w:tcPr>
           <w:p>
             <w:r>
@@ -1253,7 +2789,7 @@
         </w:tc>
         <w:tc>
           <w:tcPr>
-            <w:tcW w:w="2160" w:type="dxa"/>
+            <w:tcW w:w="1613" w:type="dxa"/>
           </w:tcPr>
           <w:p>
             <w:r>
@@ -1266,7 +2802,51 @@
         </w:tc>
       </w:tr>
     </w:tbl>
-    <w:p/>
+    <w:p>
+      <w:pPr>
+        <w:rPr>
+          <w:lang w:val="ru-RU"/>
+        </w:rPr>
+      </w:pPr>
+    </w:p>
+    <w:p>
+      <w:pPr>
+        <w:rPr>
+          <w:sz w:val="28"/>
+          <w:szCs w:val="24"/>
+          <w:lang w:val="ru-RU"/>
+        </w:rPr>
+      </w:pPr>
+      <w:r>
+        <w:rPr>
+          <w:sz w:val="28"/>
+          <w:szCs w:val="24"/>
+          <w:lang w:val="ru-RU"/>
+        </w:rPr>
+        <w:t>Итого: 16 операций, 5 этапов</w:t>
+      </w:r>
+    </w:p>
+    <w:p>
+      <w:pPr>
+        <w:rPr>
+          <w:lang w:val="ru-RU"/>
+        </w:rPr>
+      </w:pPr>
+    </w:p>
+    <w:p>
+      <w:pPr>
+        <w:rPr>
+          <w:lang w:val="ru-RU"/>
+        </w:rPr>
+      </w:pPr>
+    </w:p>
+    <w:p>
+      <w:pPr>
+        <w:rPr>
+          <w:lang w:val="ru-RU"/>
+        </w:rPr>
+      </w:pPr>
+    </w:p>
     <w:tbl>
       <w:tblPr>
         <w:tblStyle w:val="aff0"/>
@@ -1284,13 +2864,20 @@
             <w:tcW w:w="2880" w:type="dxa"/>
           </w:tcPr>
           <w:p>
+            <w:pPr>
+              <w:rPr>
+                <w:szCs w:val="24"/>
+              </w:rPr>
+            </w:pPr>
+            <w:proofErr w:type="spellStart"/>
             <w:r>
               <w:rPr>
                 <w:b/>
-                <w:sz w:val="22"/>
+                <w:szCs w:val="24"/>
               </w:rPr>
               <w:t>Этап</w:t>
             </w:r>
+            <w:proofErr w:type="spellEnd"/>
           </w:p>
         </w:tc>
         <w:tc>
@@ -1298,10 +2885,15 @@
             <w:tcW w:w="2880" w:type="dxa"/>
           </w:tcPr>
           <w:p>
+            <w:pPr>
+              <w:rPr>
+                <w:szCs w:val="24"/>
+              </w:rPr>
+            </w:pPr>
             <w:r>
               <w:rPr>
                 <w:b/>
-                <w:sz w:val="22"/>
+                <w:szCs w:val="24"/>
               </w:rPr>
               <w:t>Операции</w:t>
             </w:r>
@@ -1312,10 +2904,15 @@
             <w:tcW w:w="2880" w:type="dxa"/>
           </w:tcPr>
           <w:p>
+            <w:pPr>
+              <w:rPr>
+                <w:szCs w:val="24"/>
+              </w:rPr>
+            </w:pPr>
             <w:r>
               <w:rPr>
                 <w:b/>
-                <w:sz w:val="22"/>
+                <w:szCs w:val="24"/>
               </w:rPr>
               <w:t>Суммарное время (дней)</w:t>
             </w:r>
@@ -1328,9 +2925,14 @@
             <w:tcW w:w="2880" w:type="dxa"/>
           </w:tcPr>
           <w:p>
-            <w:r>
-              <w:rPr>
-                <w:sz w:val="22"/>
+            <w:pPr>
+              <w:rPr>
+                <w:szCs w:val="24"/>
+              </w:rPr>
+            </w:pPr>
+            <w:r>
+              <w:rPr>
+                <w:szCs w:val="24"/>
               </w:rPr>
               <w:t>I. Анализ и планирование</w:t>
             </w:r>
@@ -1341,9 +2943,14 @@
             <w:tcW w:w="2880" w:type="dxa"/>
           </w:tcPr>
           <w:p>
-            <w:r>
-              <w:rPr>
-                <w:sz w:val="22"/>
+            <w:pPr>
+              <w:rPr>
+                <w:szCs w:val="24"/>
+              </w:rPr>
+            </w:pPr>
+            <w:r>
+              <w:rPr>
+                <w:szCs w:val="24"/>
               </w:rPr>
               <w:t>Z1, Z2</w:t>
             </w:r>
@@ -1354,9 +2961,14 @@
             <w:tcW w:w="2880" w:type="dxa"/>
           </w:tcPr>
           <w:p>
-            <w:r>
-              <w:rPr>
-                <w:sz w:val="22"/>
+            <w:pPr>
+              <w:rPr>
+                <w:szCs w:val="24"/>
+              </w:rPr>
+            </w:pPr>
+            <w:r>
+              <w:rPr>
+                <w:szCs w:val="24"/>
               </w:rPr>
               <w:t>15</w:t>
             </w:r>
@@ -1369,9 +2981,14 @@
             <w:tcW w:w="2880" w:type="dxa"/>
           </w:tcPr>
           <w:p>
-            <w:r>
-              <w:rPr>
-                <w:sz w:val="22"/>
+            <w:pPr>
+              <w:rPr>
+                <w:szCs w:val="24"/>
+              </w:rPr>
+            </w:pPr>
+            <w:r>
+              <w:rPr>
+                <w:szCs w:val="24"/>
               </w:rPr>
               <w:t>II. Подготовка и проектирование</w:t>
             </w:r>
@@ -1382,9 +2999,14 @@
             <w:tcW w:w="2880" w:type="dxa"/>
           </w:tcPr>
           <w:p>
-            <w:r>
-              <w:rPr>
-                <w:sz w:val="22"/>
+            <w:pPr>
+              <w:rPr>
+                <w:szCs w:val="24"/>
+              </w:rPr>
+            </w:pPr>
+            <w:r>
+              <w:rPr>
+                <w:szCs w:val="24"/>
               </w:rPr>
               <w:t>Z3, Z4, Z5, Z6, Z7, Z8</w:t>
             </w:r>
@@ -1395,9 +3017,14 @@
             <w:tcW w:w="2880" w:type="dxa"/>
           </w:tcPr>
           <w:p>
-            <w:r>
-              <w:rPr>
-                <w:sz w:val="22"/>
+            <w:pPr>
+              <w:rPr>
+                <w:szCs w:val="24"/>
+              </w:rPr>
+            </w:pPr>
+            <w:r>
+              <w:rPr>
+                <w:szCs w:val="24"/>
               </w:rPr>
               <w:t>35</w:t>
             </w:r>
@@ -1410,9 +3037,14 @@
             <w:tcW w:w="2880" w:type="dxa"/>
           </w:tcPr>
           <w:p>
-            <w:r>
-              <w:rPr>
-                <w:sz w:val="22"/>
+            <w:pPr>
+              <w:rPr>
+                <w:szCs w:val="24"/>
+              </w:rPr>
+            </w:pPr>
+            <w:r>
+              <w:rPr>
+                <w:szCs w:val="24"/>
               </w:rPr>
               <w:t>III. Разработка</w:t>
             </w:r>
@@ -1423,9 +3055,14 @@
             <w:tcW w:w="2880" w:type="dxa"/>
           </w:tcPr>
           <w:p>
-            <w:r>
-              <w:rPr>
-                <w:sz w:val="22"/>
+            <w:pPr>
+              <w:rPr>
+                <w:szCs w:val="24"/>
+              </w:rPr>
+            </w:pPr>
+            <w:r>
+              <w:rPr>
+                <w:szCs w:val="24"/>
               </w:rPr>
               <w:t>Z9, Z10, Z11</w:t>
             </w:r>
@@ -1436,11 +3073,22 @@
             <w:tcW w:w="2880" w:type="dxa"/>
           </w:tcPr>
           <w:p>
-            <w:r>
-              <w:rPr>
-                <w:sz w:val="22"/>
-              </w:rPr>
-              <w:t>33</w:t>
+            <w:pPr>
+              <w:rPr>
+                <w:szCs w:val="24"/>
+              </w:rPr>
+            </w:pPr>
+            <w:r>
+              <w:rPr>
+                <w:szCs w:val="24"/>
+              </w:rPr>
+              <w:t>3</w:t>
+            </w:r>
+            <w:r>
+              <w:rPr>
+                <w:szCs w:val="24"/>
+              </w:rPr>
+              <w:t>0</w:t>
             </w:r>
           </w:p>
         </w:tc>
@@ -1451,9 +3099,14 @@
             <w:tcW w:w="2880" w:type="dxa"/>
           </w:tcPr>
           <w:p>
-            <w:r>
-              <w:rPr>
-                <w:sz w:val="22"/>
+            <w:pPr>
+              <w:rPr>
+                <w:szCs w:val="24"/>
+              </w:rPr>
+            </w:pPr>
+            <w:r>
+              <w:rPr>
+                <w:szCs w:val="24"/>
               </w:rPr>
               <w:t>IV. Интеграция и тестирование</w:t>
             </w:r>
@@ -1464,9 +3117,14 @@
             <w:tcW w:w="2880" w:type="dxa"/>
           </w:tcPr>
           <w:p>
-            <w:r>
-              <w:rPr>
-                <w:sz w:val="22"/>
+            <w:pPr>
+              <w:rPr>
+                <w:szCs w:val="24"/>
+              </w:rPr>
+            </w:pPr>
+            <w:r>
+              <w:rPr>
+                <w:szCs w:val="24"/>
               </w:rPr>
               <w:t>Z12, Z13, Z14</w:t>
             </w:r>
@@ -1477,9 +3135,14 @@
             <w:tcW w:w="2880" w:type="dxa"/>
           </w:tcPr>
           <w:p>
-            <w:r>
-              <w:rPr>
-                <w:sz w:val="22"/>
+            <w:pPr>
+              <w:rPr>
+                <w:szCs w:val="24"/>
+              </w:rPr>
+            </w:pPr>
+            <w:r>
+              <w:rPr>
+                <w:szCs w:val="24"/>
               </w:rPr>
               <w:t>21</w:t>
             </w:r>
@@ -1492,9 +3155,14 @@
             <w:tcW w:w="2880" w:type="dxa"/>
           </w:tcPr>
           <w:p>
-            <w:r>
-              <w:rPr>
-                <w:sz w:val="22"/>
+            <w:pPr>
+              <w:rPr>
+                <w:szCs w:val="24"/>
+              </w:rPr>
+            </w:pPr>
+            <w:r>
+              <w:rPr>
+                <w:szCs w:val="24"/>
               </w:rPr>
               <w:t>V. Выпуск и внедрение</w:t>
             </w:r>
@@ -1505,9 +3173,14 @@
             <w:tcW w:w="2880" w:type="dxa"/>
           </w:tcPr>
           <w:p>
-            <w:r>
-              <w:rPr>
-                <w:sz w:val="22"/>
+            <w:pPr>
+              <w:rPr>
+                <w:szCs w:val="24"/>
+              </w:rPr>
+            </w:pPr>
+            <w:r>
+              <w:rPr>
+                <w:szCs w:val="24"/>
               </w:rPr>
               <w:t>Z15, Z16</w:t>
             </w:r>
@@ -1518,9 +3191,14 @@
             <w:tcW w:w="2880" w:type="dxa"/>
           </w:tcPr>
           <w:p>
-            <w:r>
-              <w:rPr>
-                <w:sz w:val="22"/>
+            <w:pPr>
+              <w:rPr>
+                <w:szCs w:val="24"/>
+              </w:rPr>
+            </w:pPr>
+            <w:r>
+              <w:rPr>
+                <w:szCs w:val="24"/>
               </w:rPr>
               <w:t>8</w:t>
             </w:r>
@@ -1528,4201 +3206,83 @@
         </w:tc>
       </w:tr>
     </w:tbl>
-    <w:p/>
-    <w:tbl>
-      <w:tblPr>
-        <w:tblStyle w:val="aff0"/>
-        <w:tblW w:w="0" w:type="auto"/>
-        <w:tblLook w:val="04A0" w:firstRow="1" w:lastRow="0" w:firstColumn="1" w:lastColumn="0" w:noHBand="0" w:noVBand="1"/>
-      </w:tblPr>
-      <w:tblGrid>
-        <w:gridCol w:w="1234"/>
-        <w:gridCol w:w="1215"/>
-        <w:gridCol w:w="1216"/>
-        <w:gridCol w:w="1215"/>
-        <w:gridCol w:w="1216"/>
-        <w:gridCol w:w="1225"/>
-        <w:gridCol w:w="1535"/>
-      </w:tblGrid>
-      <w:tr>
-        <w:tc>
-          <w:tcPr>
-            <w:tcW w:w="1234" w:type="dxa"/>
-          </w:tcPr>
-          <w:p>
-            <w:r>
-              <w:rPr>
-                <w:b/>
-                <w:sz w:val="22"/>
-              </w:rPr>
-              <w:t>Операция</w:t>
-            </w:r>
-          </w:p>
-        </w:tc>
-        <w:tc>
-          <w:tcPr>
-            <w:tcW w:w="1234" w:type="dxa"/>
-          </w:tcPr>
-          <w:p>
-            <w:r>
-              <w:rPr>
-                <w:b/>
-                <w:sz w:val="22"/>
-              </w:rPr>
-              <w:t>ES</w:t>
-            </w:r>
-          </w:p>
-        </w:tc>
-        <w:tc>
-          <w:tcPr>
-            <w:tcW w:w="1234" w:type="dxa"/>
-          </w:tcPr>
-          <w:p>
-            <w:r>
-              <w:rPr>
-                <w:b/>
-                <w:sz w:val="22"/>
-              </w:rPr>
-              <w:t>EF</w:t>
-            </w:r>
-          </w:p>
-        </w:tc>
-        <w:tc>
-          <w:tcPr>
-            <w:tcW w:w="1234" w:type="dxa"/>
-          </w:tcPr>
-          <w:p>
-            <w:r>
-              <w:rPr>
-                <w:b/>
-                <w:sz w:val="22"/>
-              </w:rPr>
-              <w:t>LS</w:t>
-            </w:r>
-          </w:p>
-        </w:tc>
-        <w:tc>
-          <w:tcPr>
-            <w:tcW w:w="1234" w:type="dxa"/>
-          </w:tcPr>
-          <w:p>
-            <w:r>
-              <w:rPr>
-                <w:b/>
-                <w:sz w:val="22"/>
-              </w:rPr>
-              <w:t>LF</w:t>
-            </w:r>
-          </w:p>
-        </w:tc>
-        <w:tc>
-          <w:tcPr>
-            <w:tcW w:w="1234" w:type="dxa"/>
-          </w:tcPr>
-          <w:p>
-            <w:r>
-              <w:rPr>
-                <w:b/>
-                <w:sz w:val="22"/>
-              </w:rPr>
-              <w:t>Резерв</w:t>
-            </w:r>
-          </w:p>
-        </w:tc>
-        <w:tc>
-          <w:tcPr>
-            <w:tcW w:w="1234" w:type="dxa"/>
-          </w:tcPr>
-          <w:p>
-            <w:r>
-              <w:rPr>
-                <w:b/>
-                <w:sz w:val="22"/>
-              </w:rPr>
-              <w:t>Критическая</w:t>
-            </w:r>
-          </w:p>
-        </w:tc>
-      </w:tr>
-      <w:tr>
-        <w:tc>
-          <w:tcPr>
-            <w:tcW w:w="1234" w:type="dxa"/>
-          </w:tcPr>
-          <w:p>
-            <w:r>
-              <w:rPr>
-                <w:sz w:val="22"/>
-              </w:rPr>
-              <w:t>Z1</w:t>
-            </w:r>
-          </w:p>
-        </w:tc>
-        <w:tc>
-          <w:tcPr>
-            <w:tcW w:w="1234" w:type="dxa"/>
-          </w:tcPr>
-          <w:p>
-            <w:r>
-              <w:rPr>
-                <w:sz w:val="22"/>
-              </w:rPr>
-              <w:t>0</w:t>
-            </w:r>
-          </w:p>
-        </w:tc>
-        <w:tc>
-          <w:tcPr>
-            <w:tcW w:w="1234" w:type="dxa"/>
-          </w:tcPr>
-          <w:p>
-            <w:r>
-              <w:rPr>
-                <w:sz w:val="22"/>
-              </w:rPr>
-              <w:t>8</w:t>
-            </w:r>
-          </w:p>
-        </w:tc>
-        <w:tc>
-          <w:tcPr>
-            <w:tcW w:w="1234" w:type="dxa"/>
-          </w:tcPr>
-          <w:p>
-            <w:r>
-              <w:rPr>
-                <w:sz w:val="22"/>
-              </w:rPr>
-              <w:t>0</w:t>
-            </w:r>
-          </w:p>
-        </w:tc>
-        <w:tc>
-          <w:tcPr>
-            <w:tcW w:w="1234" w:type="dxa"/>
-          </w:tcPr>
-          <w:p>
-            <w:r>
-              <w:rPr>
-                <w:sz w:val="22"/>
-              </w:rPr>
-              <w:t>8</w:t>
-            </w:r>
-          </w:p>
-        </w:tc>
-        <w:tc>
-          <w:tcPr>
-            <w:tcW w:w="1234" w:type="dxa"/>
-          </w:tcPr>
-          <w:p>
-            <w:r>
-              <w:rPr>
-                <w:sz w:val="22"/>
-              </w:rPr>
-              <w:t>0</w:t>
-            </w:r>
-          </w:p>
-        </w:tc>
-        <w:tc>
-          <w:tcPr>
-            <w:tcW w:w="1234" w:type="dxa"/>
-          </w:tcPr>
-          <w:p>
-            <w:r>
-              <w:rPr>
-                <w:sz w:val="22"/>
-              </w:rPr>
-              <w:t>Да</w:t>
-            </w:r>
-          </w:p>
-        </w:tc>
-      </w:tr>
-      <w:tr>
-        <w:tc>
-          <w:tcPr>
-            <w:tcW w:w="1234" w:type="dxa"/>
-          </w:tcPr>
-          <w:p>
-            <w:r>
-              <w:rPr>
-                <w:sz w:val="22"/>
-              </w:rPr>
-              <w:t>Z2</w:t>
-            </w:r>
-          </w:p>
-        </w:tc>
-        <w:tc>
-          <w:tcPr>
-            <w:tcW w:w="1234" w:type="dxa"/>
-          </w:tcPr>
-          <w:p>
-            <w:r>
-              <w:rPr>
-                <w:sz w:val="22"/>
-              </w:rPr>
-              <w:t>8</w:t>
-            </w:r>
-          </w:p>
-        </w:tc>
-        <w:tc>
-          <w:tcPr>
-            <w:tcW w:w="1234" w:type="dxa"/>
-          </w:tcPr>
-          <w:p>
-            <w:r>
-              <w:rPr>
-                <w:sz w:val="22"/>
-              </w:rPr>
-              <w:t>15</w:t>
-            </w:r>
-          </w:p>
-        </w:tc>
-        <w:tc>
-          <w:tcPr>
-            <w:tcW w:w="1234" w:type="dxa"/>
-          </w:tcPr>
-          <w:p>
-            <w:r>
-              <w:rPr>
-                <w:sz w:val="22"/>
-              </w:rPr>
-              <w:t>8</w:t>
-            </w:r>
-          </w:p>
-        </w:tc>
-        <w:tc>
-          <w:tcPr>
-            <w:tcW w:w="1234" w:type="dxa"/>
-          </w:tcPr>
-          <w:p>
-            <w:r>
-              <w:rPr>
-                <w:sz w:val="22"/>
-              </w:rPr>
-              <w:t>15</w:t>
-            </w:r>
-          </w:p>
-        </w:tc>
-        <w:tc>
-          <w:tcPr>
-            <w:tcW w:w="1234" w:type="dxa"/>
-          </w:tcPr>
-          <w:p>
-            <w:r>
-              <w:rPr>
-                <w:sz w:val="22"/>
-              </w:rPr>
-              <w:t>0</w:t>
-            </w:r>
-          </w:p>
-        </w:tc>
-        <w:tc>
-          <w:tcPr>
-            <w:tcW w:w="1234" w:type="dxa"/>
-          </w:tcPr>
-          <w:p>
-            <w:r>
-              <w:rPr>
-                <w:sz w:val="22"/>
-              </w:rPr>
-              <w:t>Да</w:t>
-            </w:r>
-          </w:p>
-        </w:tc>
-      </w:tr>
-      <w:tr>
-        <w:tc>
-          <w:tcPr>
-            <w:tcW w:w="1234" w:type="dxa"/>
-          </w:tcPr>
-          <w:p>
-            <w:r>
-              <w:rPr>
-                <w:sz w:val="22"/>
-              </w:rPr>
-              <w:t>Z3</w:t>
-            </w:r>
-          </w:p>
-        </w:tc>
-        <w:tc>
-          <w:tcPr>
-            <w:tcW w:w="1234" w:type="dxa"/>
-          </w:tcPr>
-          <w:p>
-            <w:r>
-              <w:rPr>
-                <w:sz w:val="22"/>
-              </w:rPr>
-              <w:t>15</w:t>
-            </w:r>
-          </w:p>
-        </w:tc>
-        <w:tc>
-          <w:tcPr>
-            <w:tcW w:w="1234" w:type="dxa"/>
-          </w:tcPr>
-          <w:p>
-            <w:r>
-              <w:rPr>
-                <w:sz w:val="22"/>
-              </w:rPr>
-              <w:t>18</w:t>
-            </w:r>
-          </w:p>
-        </w:tc>
-        <w:tc>
-          <w:tcPr>
-            <w:tcW w:w="1234" w:type="dxa"/>
-          </w:tcPr>
-          <w:p>
-            <w:r>
-              <w:rPr>
-                <w:sz w:val="22"/>
-              </w:rPr>
-              <w:t>17</w:t>
-            </w:r>
-          </w:p>
-        </w:tc>
-        <w:tc>
-          <w:tcPr>
-            <w:tcW w:w="1234" w:type="dxa"/>
-          </w:tcPr>
-          <w:p>
-            <w:r>
-              <w:rPr>
-                <w:sz w:val="22"/>
-              </w:rPr>
-              <w:t>20</w:t>
-            </w:r>
-          </w:p>
-        </w:tc>
-        <w:tc>
-          <w:tcPr>
-            <w:tcW w:w="1234" w:type="dxa"/>
-          </w:tcPr>
-          <w:p>
-            <w:r>
-              <w:rPr>
-                <w:sz w:val="22"/>
-              </w:rPr>
-              <w:t>2</w:t>
-            </w:r>
-          </w:p>
-        </w:tc>
-        <w:tc>
-          <w:tcPr>
-            <w:tcW w:w="1234" w:type="dxa"/>
-          </w:tcPr>
-          <w:p>
-            <w:r>
-              <w:rPr>
-                <w:sz w:val="22"/>
-              </w:rPr>
-              <w:t>Нет</w:t>
-            </w:r>
-          </w:p>
-        </w:tc>
-      </w:tr>
-      <w:tr>
-        <w:tc>
-          <w:tcPr>
-            <w:tcW w:w="1234" w:type="dxa"/>
-          </w:tcPr>
-          <w:p>
-            <w:r>
-              <w:rPr>
-                <w:sz w:val="22"/>
-              </w:rPr>
-              <w:t>Z4</w:t>
-            </w:r>
-          </w:p>
-        </w:tc>
-        <w:tc>
-          <w:tcPr>
-            <w:tcW w:w="1234" w:type="dxa"/>
-          </w:tcPr>
-          <w:p>
-            <w:r>
-              <w:rPr>
-                <w:sz w:val="22"/>
-              </w:rPr>
-              <w:t>15</w:t>
-            </w:r>
-          </w:p>
-        </w:tc>
-        <w:tc>
-          <w:tcPr>
-            <w:tcW w:w="1234" w:type="dxa"/>
-          </w:tcPr>
-          <w:p>
-            <w:r>
-              <w:rPr>
-                <w:sz w:val="22"/>
-              </w:rPr>
-              <w:t>20</w:t>
-            </w:r>
-          </w:p>
-        </w:tc>
-        <w:tc>
-          <w:tcPr>
-            <w:tcW w:w="1234" w:type="dxa"/>
-          </w:tcPr>
-          <w:p>
-            <w:r>
-              <w:rPr>
-                <w:sz w:val="22"/>
-              </w:rPr>
-              <w:t>15</w:t>
-            </w:r>
-          </w:p>
-        </w:tc>
-        <w:tc>
-          <w:tcPr>
-            <w:tcW w:w="1234" w:type="dxa"/>
-          </w:tcPr>
-          <w:p>
-            <w:r>
-              <w:rPr>
-                <w:sz w:val="22"/>
-              </w:rPr>
-              <w:t>20</w:t>
-            </w:r>
-          </w:p>
-        </w:tc>
-        <w:tc>
-          <w:tcPr>
-            <w:tcW w:w="1234" w:type="dxa"/>
-          </w:tcPr>
-          <w:p>
-            <w:r>
-              <w:rPr>
-                <w:sz w:val="22"/>
-              </w:rPr>
-              <w:t>0</w:t>
-            </w:r>
-          </w:p>
-        </w:tc>
-        <w:tc>
-          <w:tcPr>
-            <w:tcW w:w="1234" w:type="dxa"/>
-          </w:tcPr>
-          <w:p>
-            <w:r>
-              <w:rPr>
-                <w:sz w:val="22"/>
-              </w:rPr>
-              <w:t>Да</w:t>
-            </w:r>
-          </w:p>
-        </w:tc>
-      </w:tr>
-      <w:tr>
-        <w:tc>
-          <w:tcPr>
-            <w:tcW w:w="1234" w:type="dxa"/>
-          </w:tcPr>
-          <w:p>
-            <w:r>
-              <w:rPr>
-                <w:sz w:val="22"/>
-              </w:rPr>
-              <w:t>Z5</w:t>
-            </w:r>
-          </w:p>
-        </w:tc>
-        <w:tc>
-          <w:tcPr>
-            <w:tcW w:w="1234" w:type="dxa"/>
-          </w:tcPr>
-          <w:p>
-            <w:r>
-              <w:rPr>
-                <w:sz w:val="22"/>
-              </w:rPr>
-              <w:t>15</w:t>
-            </w:r>
-          </w:p>
-        </w:tc>
-        <w:tc>
-          <w:tcPr>
-            <w:tcW w:w="1234" w:type="dxa"/>
-          </w:tcPr>
-          <w:p>
-            <w:r>
-              <w:rPr>
-                <w:sz w:val="22"/>
-              </w:rPr>
-              <w:t>19</w:t>
-            </w:r>
-          </w:p>
-        </w:tc>
-        <w:tc>
-          <w:tcPr>
-            <w:tcW w:w="1234" w:type="dxa"/>
-          </w:tcPr>
-          <w:p>
-            <w:r>
-              <w:rPr>
-                <w:sz w:val="22"/>
-              </w:rPr>
-              <w:t>25</w:t>
-            </w:r>
-          </w:p>
-        </w:tc>
-        <w:tc>
-          <w:tcPr>
-            <w:tcW w:w="1234" w:type="dxa"/>
-          </w:tcPr>
-          <w:p>
-            <w:r>
-              <w:rPr>
-                <w:sz w:val="22"/>
-              </w:rPr>
-              <w:t>29</w:t>
-            </w:r>
-          </w:p>
-        </w:tc>
-        <w:tc>
-          <w:tcPr>
-            <w:tcW w:w="1234" w:type="dxa"/>
-          </w:tcPr>
-          <w:p>
-            <w:r>
-              <w:rPr>
-                <w:sz w:val="22"/>
-              </w:rPr>
-              <w:t>10</w:t>
-            </w:r>
-          </w:p>
-        </w:tc>
-        <w:tc>
-          <w:tcPr>
-            <w:tcW w:w="1234" w:type="dxa"/>
-          </w:tcPr>
-          <w:p>
-            <w:r>
-              <w:rPr>
-                <w:sz w:val="22"/>
-              </w:rPr>
-              <w:t>Нет</w:t>
-            </w:r>
-          </w:p>
-        </w:tc>
-      </w:tr>
-      <w:tr>
-        <w:tc>
-          <w:tcPr>
-            <w:tcW w:w="1234" w:type="dxa"/>
-          </w:tcPr>
-          <w:p>
-            <w:r>
-              <w:rPr>
-                <w:sz w:val="22"/>
-              </w:rPr>
-              <w:t>Z6</w:t>
-            </w:r>
-          </w:p>
-        </w:tc>
-        <w:tc>
-          <w:tcPr>
-            <w:tcW w:w="1234" w:type="dxa"/>
-          </w:tcPr>
-          <w:p>
-            <w:r>
-              <w:rPr>
-                <w:sz w:val="22"/>
-              </w:rPr>
-              <w:t>18</w:t>
-            </w:r>
-          </w:p>
-        </w:tc>
-        <w:tc>
-          <w:tcPr>
-            <w:tcW w:w="1234" w:type="dxa"/>
-          </w:tcPr>
-          <w:p>
-            <w:r>
-              <w:rPr>
-                <w:sz w:val="22"/>
-              </w:rPr>
-              <w:t>24</w:t>
-            </w:r>
-          </w:p>
-        </w:tc>
-        <w:tc>
-          <w:tcPr>
-            <w:tcW w:w="1234" w:type="dxa"/>
-          </w:tcPr>
-          <w:p>
-            <w:r>
-              <w:rPr>
-                <w:sz w:val="22"/>
-              </w:rPr>
-              <w:t>25</w:t>
-            </w:r>
-          </w:p>
-        </w:tc>
-        <w:tc>
-          <w:tcPr>
-            <w:tcW w:w="1234" w:type="dxa"/>
-          </w:tcPr>
-          <w:p>
-            <w:r>
-              <w:rPr>
-                <w:sz w:val="22"/>
-              </w:rPr>
-              <w:t>31</w:t>
-            </w:r>
-          </w:p>
-        </w:tc>
-        <w:tc>
-          <w:tcPr>
-            <w:tcW w:w="1234" w:type="dxa"/>
-          </w:tcPr>
-          <w:p>
-            <w:r>
-              <w:rPr>
-                <w:sz w:val="22"/>
-              </w:rPr>
-              <w:t>7</w:t>
-            </w:r>
-          </w:p>
-        </w:tc>
-        <w:tc>
-          <w:tcPr>
-            <w:tcW w:w="1234" w:type="dxa"/>
-          </w:tcPr>
-          <w:p>
-            <w:r>
-              <w:rPr>
-                <w:sz w:val="22"/>
-              </w:rPr>
-              <w:t>Нет</w:t>
-            </w:r>
-          </w:p>
-        </w:tc>
-      </w:tr>
-      <w:tr>
-        <w:tc>
-          <w:tcPr>
-            <w:tcW w:w="1234" w:type="dxa"/>
-          </w:tcPr>
-          <w:p>
-            <w:r>
-              <w:rPr>
-                <w:sz w:val="22"/>
-              </w:rPr>
-              <w:t>Z7</w:t>
-            </w:r>
-          </w:p>
-        </w:tc>
-        <w:tc>
-          <w:tcPr>
-            <w:tcW w:w="1234" w:type="dxa"/>
-          </w:tcPr>
-          <w:p>
-            <w:r>
-              <w:rPr>
-                <w:sz w:val="22"/>
-              </w:rPr>
-              <w:t>20</w:t>
-            </w:r>
-          </w:p>
-        </w:tc>
-        <w:tc>
-          <w:tcPr>
-            <w:tcW w:w="1234" w:type="dxa"/>
-          </w:tcPr>
-          <w:p>
-            <w:r>
-              <w:rPr>
-                <w:sz w:val="22"/>
-              </w:rPr>
-              <w:t>29</w:t>
-            </w:r>
-          </w:p>
-        </w:tc>
-        <w:tc>
-          <w:tcPr>
-            <w:tcW w:w="1234" w:type="dxa"/>
-          </w:tcPr>
-          <w:p>
-            <w:r>
-              <w:rPr>
-                <w:sz w:val="22"/>
-              </w:rPr>
-              <w:t>20</w:t>
-            </w:r>
-          </w:p>
-        </w:tc>
-        <w:tc>
-          <w:tcPr>
-            <w:tcW w:w="1234" w:type="dxa"/>
-          </w:tcPr>
-          <w:p>
-            <w:r>
-              <w:rPr>
-                <w:sz w:val="22"/>
-              </w:rPr>
-              <w:t>29</w:t>
-            </w:r>
-          </w:p>
-        </w:tc>
-        <w:tc>
-          <w:tcPr>
-            <w:tcW w:w="1234" w:type="dxa"/>
-          </w:tcPr>
-          <w:p>
-            <w:r>
-              <w:rPr>
-                <w:sz w:val="22"/>
-              </w:rPr>
-              <w:t>0</w:t>
-            </w:r>
-          </w:p>
-        </w:tc>
-        <w:tc>
-          <w:tcPr>
-            <w:tcW w:w="1234" w:type="dxa"/>
-          </w:tcPr>
-          <w:p>
-            <w:r>
-              <w:rPr>
-                <w:sz w:val="22"/>
-              </w:rPr>
-              <w:t>Да</w:t>
-            </w:r>
-          </w:p>
-        </w:tc>
-      </w:tr>
-      <w:tr>
-        <w:tc>
-          <w:tcPr>
-            <w:tcW w:w="1234" w:type="dxa"/>
-          </w:tcPr>
-          <w:p>
-            <w:r>
-              <w:rPr>
-                <w:sz w:val="22"/>
-              </w:rPr>
-              <w:t>Z8</w:t>
-            </w:r>
-          </w:p>
-        </w:tc>
-        <w:tc>
-          <w:tcPr>
-            <w:tcW w:w="1234" w:type="dxa"/>
-          </w:tcPr>
-          <w:p>
-            <w:r>
-              <w:rPr>
-                <w:sz w:val="22"/>
-              </w:rPr>
-              <w:t>20</w:t>
-            </w:r>
-          </w:p>
-        </w:tc>
-        <w:tc>
-          <w:tcPr>
-            <w:tcW w:w="1234" w:type="dxa"/>
-          </w:tcPr>
-          <w:p>
-            <w:r>
-              <w:rPr>
-                <w:sz w:val="22"/>
-              </w:rPr>
-              <w:t>28</w:t>
-            </w:r>
-          </w:p>
-        </w:tc>
-        <w:tc>
-          <w:tcPr>
-            <w:tcW w:w="1234" w:type="dxa"/>
-          </w:tcPr>
-          <w:p>
-            <w:r>
-              <w:rPr>
-                <w:sz w:val="22"/>
-              </w:rPr>
-              <w:t>21</w:t>
-            </w:r>
-          </w:p>
-        </w:tc>
-        <w:tc>
-          <w:tcPr>
-            <w:tcW w:w="1234" w:type="dxa"/>
-          </w:tcPr>
-          <w:p>
-            <w:r>
-              <w:rPr>
-                <w:sz w:val="22"/>
-              </w:rPr>
-              <w:t>29</w:t>
-            </w:r>
-          </w:p>
-        </w:tc>
-        <w:tc>
-          <w:tcPr>
-            <w:tcW w:w="1234" w:type="dxa"/>
-          </w:tcPr>
-          <w:p>
-            <w:r>
-              <w:rPr>
-                <w:sz w:val="22"/>
-              </w:rPr>
-              <w:t>1</w:t>
-            </w:r>
-          </w:p>
-        </w:tc>
-        <w:tc>
-          <w:tcPr>
-            <w:tcW w:w="1234" w:type="dxa"/>
-          </w:tcPr>
-          <w:p>
-            <w:r>
-              <w:rPr>
-                <w:sz w:val="22"/>
-              </w:rPr>
-              <w:t>Нет</w:t>
-            </w:r>
-          </w:p>
-        </w:tc>
-      </w:tr>
-      <w:tr>
-        <w:tc>
-          <w:tcPr>
-            <w:tcW w:w="1234" w:type="dxa"/>
-          </w:tcPr>
-          <w:p>
-            <w:r>
-              <w:rPr>
-                <w:sz w:val="22"/>
-              </w:rPr>
-              <w:t>Z10</w:t>
-            </w:r>
-          </w:p>
-        </w:tc>
-        <w:tc>
-          <w:tcPr>
-            <w:tcW w:w="1234" w:type="dxa"/>
-          </w:tcPr>
-          <w:p>
-            <w:r>
-              <w:rPr>
-                <w:sz w:val="22"/>
-              </w:rPr>
-              <w:t>29</w:t>
-            </w:r>
-          </w:p>
-        </w:tc>
-        <w:tc>
-          <w:tcPr>
-            <w:tcW w:w="1234" w:type="dxa"/>
-          </w:tcPr>
-          <w:p>
-            <w:r>
-              <w:rPr>
-                <w:sz w:val="22"/>
-              </w:rPr>
-              <w:t>40</w:t>
-            </w:r>
-          </w:p>
-        </w:tc>
-        <w:tc>
-          <w:tcPr>
-            <w:tcW w:w="1234" w:type="dxa"/>
-          </w:tcPr>
-          <w:p>
-            <w:r>
-              <w:rPr>
-                <w:sz w:val="22"/>
-              </w:rPr>
-              <w:t>31</w:t>
-            </w:r>
-          </w:p>
-        </w:tc>
-        <w:tc>
-          <w:tcPr>
-            <w:tcW w:w="1234" w:type="dxa"/>
-          </w:tcPr>
-          <w:p>
-            <w:r>
-              <w:rPr>
-                <w:sz w:val="22"/>
-              </w:rPr>
-              <w:t>42</w:t>
-            </w:r>
-          </w:p>
-        </w:tc>
-        <w:tc>
-          <w:tcPr>
-            <w:tcW w:w="1234" w:type="dxa"/>
-          </w:tcPr>
-          <w:p>
-            <w:r>
-              <w:rPr>
-                <w:sz w:val="22"/>
-              </w:rPr>
-              <w:t>2</w:t>
-            </w:r>
-          </w:p>
-        </w:tc>
-        <w:tc>
-          <w:tcPr>
-            <w:tcW w:w="1234" w:type="dxa"/>
-          </w:tcPr>
-          <w:p>
-            <w:r>
-              <w:rPr>
-                <w:sz w:val="22"/>
-              </w:rPr>
-              <w:t>Нет</w:t>
-            </w:r>
-          </w:p>
-        </w:tc>
-      </w:tr>
-      <w:tr>
-        <w:tc>
-          <w:tcPr>
-            <w:tcW w:w="1234" w:type="dxa"/>
-          </w:tcPr>
-          <w:p>
-            <w:r>
-              <w:rPr>
-                <w:sz w:val="22"/>
-              </w:rPr>
-              <w:t>Z11</w:t>
-            </w:r>
-          </w:p>
-        </w:tc>
-        <w:tc>
-          <w:tcPr>
-            <w:tcW w:w="1234" w:type="dxa"/>
-          </w:tcPr>
-          <w:p>
-            <w:r>
-              <w:rPr>
-                <w:sz w:val="22"/>
-              </w:rPr>
-              <w:t>29</w:t>
-            </w:r>
-          </w:p>
-        </w:tc>
-        <w:tc>
-          <w:tcPr>
-            <w:tcW w:w="1234" w:type="dxa"/>
-          </w:tcPr>
-          <w:p>
-            <w:r>
-              <w:rPr>
-                <w:sz w:val="22"/>
-              </w:rPr>
-              <w:t>38</w:t>
-            </w:r>
-          </w:p>
-        </w:tc>
-        <w:tc>
-          <w:tcPr>
-            <w:tcW w:w="1234" w:type="dxa"/>
-          </w:tcPr>
-          <w:p>
-            <w:r>
-              <w:rPr>
-                <w:sz w:val="22"/>
-              </w:rPr>
-              <w:t>33</w:t>
-            </w:r>
-          </w:p>
-        </w:tc>
-        <w:tc>
-          <w:tcPr>
-            <w:tcW w:w="1234" w:type="dxa"/>
-          </w:tcPr>
-          <w:p>
-            <w:r>
-              <w:rPr>
-                <w:sz w:val="22"/>
-              </w:rPr>
-              <w:t>42</w:t>
-            </w:r>
-          </w:p>
-        </w:tc>
-        <w:tc>
-          <w:tcPr>
-            <w:tcW w:w="1234" w:type="dxa"/>
-          </w:tcPr>
-          <w:p>
-            <w:r>
-              <w:rPr>
-                <w:sz w:val="22"/>
-              </w:rPr>
-              <w:t>4</w:t>
-            </w:r>
-          </w:p>
-        </w:tc>
-        <w:tc>
-          <w:tcPr>
-            <w:tcW w:w="1234" w:type="dxa"/>
-          </w:tcPr>
-          <w:p>
-            <w:r>
-              <w:rPr>
-                <w:sz w:val="22"/>
-              </w:rPr>
-              <w:t>Нет</w:t>
-            </w:r>
-          </w:p>
-        </w:tc>
-      </w:tr>
-      <w:tr>
-        <w:tc>
-          <w:tcPr>
-            <w:tcW w:w="1234" w:type="dxa"/>
-          </w:tcPr>
-          <w:p>
-            <w:r>
-              <w:rPr>
-                <w:sz w:val="22"/>
-              </w:rPr>
-              <w:t>Z9</w:t>
-            </w:r>
-          </w:p>
-        </w:tc>
-        <w:tc>
-          <w:tcPr>
-            <w:tcW w:w="1234" w:type="dxa"/>
-          </w:tcPr>
-          <w:p>
-            <w:r>
-              <w:rPr>
-                <w:sz w:val="22"/>
-              </w:rPr>
-              <w:t>29</w:t>
-            </w:r>
-          </w:p>
-        </w:tc>
-        <w:tc>
-          <w:tcPr>
-            <w:tcW w:w="1234" w:type="dxa"/>
-          </w:tcPr>
-          <w:p>
-            <w:r>
-              <w:rPr>
-                <w:sz w:val="22"/>
-              </w:rPr>
-              <w:t>42</w:t>
-            </w:r>
-          </w:p>
-        </w:tc>
-        <w:tc>
-          <w:tcPr>
-            <w:tcW w:w="1234" w:type="dxa"/>
-          </w:tcPr>
-          <w:p>
-            <w:r>
-              <w:rPr>
-                <w:sz w:val="22"/>
-              </w:rPr>
-              <w:t>29</w:t>
-            </w:r>
-          </w:p>
-        </w:tc>
-        <w:tc>
-          <w:tcPr>
-            <w:tcW w:w="1234" w:type="dxa"/>
-          </w:tcPr>
-          <w:p>
-            <w:r>
-              <w:rPr>
-                <w:sz w:val="22"/>
-              </w:rPr>
-              <w:t>42</w:t>
-            </w:r>
-          </w:p>
-        </w:tc>
-        <w:tc>
-          <w:tcPr>
-            <w:tcW w:w="1234" w:type="dxa"/>
-          </w:tcPr>
-          <w:p>
-            <w:r>
-              <w:rPr>
-                <w:sz w:val="22"/>
-              </w:rPr>
-              <w:t>0</w:t>
-            </w:r>
-          </w:p>
-        </w:tc>
-        <w:tc>
-          <w:tcPr>
-            <w:tcW w:w="1234" w:type="dxa"/>
-          </w:tcPr>
-          <w:p>
-            <w:r>
-              <w:rPr>
-                <w:sz w:val="22"/>
-              </w:rPr>
-              <w:t>Да</w:t>
-            </w:r>
-          </w:p>
-        </w:tc>
-      </w:tr>
-      <w:tr>
-        <w:tc>
-          <w:tcPr>
-            <w:tcW w:w="1234" w:type="dxa"/>
-          </w:tcPr>
-          <w:p>
-            <w:r>
-              <w:rPr>
-                <w:sz w:val="22"/>
-              </w:rPr>
-              <w:t>Z12</w:t>
-            </w:r>
-          </w:p>
-        </w:tc>
-        <w:tc>
-          <w:tcPr>
-            <w:tcW w:w="1234" w:type="dxa"/>
-          </w:tcPr>
-          <w:p>
-            <w:r>
-              <w:rPr>
-                <w:sz w:val="22"/>
-              </w:rPr>
-              <w:t>42</w:t>
-            </w:r>
-          </w:p>
-        </w:tc>
-        <w:tc>
-          <w:tcPr>
-            <w:tcW w:w="1234" w:type="dxa"/>
-          </w:tcPr>
-          <w:p>
-            <w:r>
-              <w:rPr>
-                <w:sz w:val="22"/>
-              </w:rPr>
-              <w:t>50</w:t>
-            </w:r>
-          </w:p>
-        </w:tc>
-        <w:tc>
-          <w:tcPr>
-            <w:tcW w:w="1234" w:type="dxa"/>
-          </w:tcPr>
-          <w:p>
-            <w:r>
-              <w:rPr>
-                <w:sz w:val="22"/>
-              </w:rPr>
-              <w:t>42</w:t>
-            </w:r>
-          </w:p>
-        </w:tc>
-        <w:tc>
-          <w:tcPr>
-            <w:tcW w:w="1234" w:type="dxa"/>
-          </w:tcPr>
-          <w:p>
-            <w:r>
-              <w:rPr>
-                <w:sz w:val="22"/>
-              </w:rPr>
-              <w:t>50</w:t>
-            </w:r>
-          </w:p>
-        </w:tc>
-        <w:tc>
-          <w:tcPr>
-            <w:tcW w:w="1234" w:type="dxa"/>
-          </w:tcPr>
-          <w:p>
-            <w:r>
-              <w:rPr>
-                <w:sz w:val="22"/>
-              </w:rPr>
-              <w:t>0</w:t>
-            </w:r>
-          </w:p>
-        </w:tc>
-        <w:tc>
-          <w:tcPr>
-            <w:tcW w:w="1234" w:type="dxa"/>
-          </w:tcPr>
-          <w:p>
-            <w:r>
-              <w:rPr>
-                <w:sz w:val="22"/>
-              </w:rPr>
-              <w:t>Да</w:t>
-            </w:r>
-          </w:p>
-        </w:tc>
-      </w:tr>
-      <w:tr>
-        <w:tc>
-          <w:tcPr>
-            <w:tcW w:w="1234" w:type="dxa"/>
-          </w:tcPr>
-          <w:p>
-            <w:r>
-              <w:rPr>
-                <w:sz w:val="22"/>
-              </w:rPr>
-              <w:t>Z13</w:t>
-            </w:r>
-          </w:p>
-        </w:tc>
-        <w:tc>
-          <w:tcPr>
-            <w:tcW w:w="1234" w:type="dxa"/>
-          </w:tcPr>
-          <w:p>
-            <w:r>
-              <w:rPr>
-                <w:sz w:val="22"/>
-              </w:rPr>
-              <w:t>50</w:t>
-            </w:r>
-          </w:p>
-        </w:tc>
-        <w:tc>
-          <w:tcPr>
-            <w:tcW w:w="1234" w:type="dxa"/>
-          </w:tcPr>
-          <w:p>
-            <w:r>
-              <w:rPr>
-                <w:sz w:val="22"/>
-              </w:rPr>
-              <w:t>57</w:t>
-            </w:r>
-          </w:p>
-        </w:tc>
-        <w:tc>
-          <w:tcPr>
-            <w:tcW w:w="1234" w:type="dxa"/>
-          </w:tcPr>
-          <w:p>
-            <w:r>
-              <w:rPr>
-                <w:sz w:val="22"/>
-              </w:rPr>
-              <w:t>50</w:t>
-            </w:r>
-          </w:p>
-        </w:tc>
-        <w:tc>
-          <w:tcPr>
-            <w:tcW w:w="1234" w:type="dxa"/>
-          </w:tcPr>
-          <w:p>
-            <w:r>
-              <w:rPr>
-                <w:sz w:val="22"/>
-              </w:rPr>
-              <w:t>57</w:t>
-            </w:r>
-          </w:p>
-        </w:tc>
-        <w:tc>
-          <w:tcPr>
-            <w:tcW w:w="1234" w:type="dxa"/>
-          </w:tcPr>
-          <w:p>
-            <w:r>
-              <w:rPr>
-                <w:sz w:val="22"/>
-              </w:rPr>
-              <w:t>0</w:t>
-            </w:r>
-          </w:p>
-        </w:tc>
-        <w:tc>
-          <w:tcPr>
-            <w:tcW w:w="1234" w:type="dxa"/>
-          </w:tcPr>
-          <w:p>
-            <w:r>
-              <w:rPr>
-                <w:sz w:val="22"/>
-              </w:rPr>
-              <w:t>Да</w:t>
-            </w:r>
-          </w:p>
-        </w:tc>
-      </w:tr>
-      <w:tr>
-        <w:tc>
-          <w:tcPr>
-            <w:tcW w:w="1234" w:type="dxa"/>
-          </w:tcPr>
-          <w:p>
-            <w:r>
-              <w:rPr>
-                <w:sz w:val="22"/>
-              </w:rPr>
-              <w:t>Z14</w:t>
-            </w:r>
-          </w:p>
-        </w:tc>
-        <w:tc>
-          <w:tcPr>
-            <w:tcW w:w="1234" w:type="dxa"/>
-          </w:tcPr>
-          <w:p>
-            <w:r>
-              <w:rPr>
-                <w:sz w:val="22"/>
-              </w:rPr>
-              <w:t>50</w:t>
-            </w:r>
-          </w:p>
-        </w:tc>
-        <w:tc>
-          <w:tcPr>
-            <w:tcW w:w="1234" w:type="dxa"/>
-          </w:tcPr>
-          <w:p>
-            <w:r>
-              <w:rPr>
-                <w:sz w:val="22"/>
-              </w:rPr>
-              <w:t>56</w:t>
-            </w:r>
-          </w:p>
-        </w:tc>
-        <w:tc>
-          <w:tcPr>
-            <w:tcW w:w="1234" w:type="dxa"/>
-          </w:tcPr>
-          <w:p>
-            <w:r>
-              <w:rPr>
-                <w:sz w:val="22"/>
-              </w:rPr>
-              <w:t>51</w:t>
-            </w:r>
-          </w:p>
-        </w:tc>
-        <w:tc>
-          <w:tcPr>
-            <w:tcW w:w="1234" w:type="dxa"/>
-          </w:tcPr>
-          <w:p>
-            <w:r>
-              <w:rPr>
-                <w:sz w:val="22"/>
-              </w:rPr>
-              <w:t>57</w:t>
-            </w:r>
-          </w:p>
-        </w:tc>
-        <w:tc>
-          <w:tcPr>
-            <w:tcW w:w="1234" w:type="dxa"/>
-          </w:tcPr>
-          <w:p>
-            <w:r>
-              <w:rPr>
-                <w:sz w:val="22"/>
-              </w:rPr>
-              <w:t>1</w:t>
-            </w:r>
-          </w:p>
-        </w:tc>
-        <w:tc>
-          <w:tcPr>
-            <w:tcW w:w="1234" w:type="dxa"/>
-          </w:tcPr>
-          <w:p>
-            <w:r>
-              <w:rPr>
-                <w:sz w:val="22"/>
-              </w:rPr>
-              <w:t>Нет</w:t>
-            </w:r>
-          </w:p>
-        </w:tc>
-      </w:tr>
-      <w:tr>
-        <w:tc>
-          <w:tcPr>
-            <w:tcW w:w="1234" w:type="dxa"/>
-          </w:tcPr>
-          <w:p>
-            <w:r>
-              <w:rPr>
-                <w:sz w:val="22"/>
-              </w:rPr>
-              <w:t>Z15</w:t>
-            </w:r>
-          </w:p>
-        </w:tc>
-        <w:tc>
-          <w:tcPr>
-            <w:tcW w:w="1234" w:type="dxa"/>
-          </w:tcPr>
-          <w:p>
-            <w:r>
-              <w:rPr>
-                <w:sz w:val="22"/>
-              </w:rPr>
-              <w:t>57</w:t>
-            </w:r>
-          </w:p>
-        </w:tc>
-        <w:tc>
-          <w:tcPr>
-            <w:tcW w:w="1234" w:type="dxa"/>
-          </w:tcPr>
-          <w:p>
-            <w:r>
-              <w:rPr>
-                <w:sz w:val="22"/>
-              </w:rPr>
-              <w:t>62</w:t>
-            </w:r>
-          </w:p>
-        </w:tc>
-        <w:tc>
-          <w:tcPr>
-            <w:tcW w:w="1234" w:type="dxa"/>
-          </w:tcPr>
-          <w:p>
-            <w:r>
-              <w:rPr>
-                <w:sz w:val="22"/>
-              </w:rPr>
-              <w:t>57</w:t>
-            </w:r>
-          </w:p>
-        </w:tc>
-        <w:tc>
-          <w:tcPr>
-            <w:tcW w:w="1234" w:type="dxa"/>
-          </w:tcPr>
-          <w:p>
-            <w:r>
-              <w:rPr>
-                <w:sz w:val="22"/>
-              </w:rPr>
-              <w:t>62</w:t>
-            </w:r>
-          </w:p>
-        </w:tc>
-        <w:tc>
-          <w:tcPr>
-            <w:tcW w:w="1234" w:type="dxa"/>
-          </w:tcPr>
-          <w:p>
-            <w:r>
-              <w:rPr>
-                <w:sz w:val="22"/>
-              </w:rPr>
-              <w:t>0</w:t>
-            </w:r>
-          </w:p>
-        </w:tc>
-        <w:tc>
-          <w:tcPr>
-            <w:tcW w:w="1234" w:type="dxa"/>
-          </w:tcPr>
-          <w:p>
-            <w:r>
-              <w:rPr>
-                <w:sz w:val="22"/>
-              </w:rPr>
-              <w:t>Да</w:t>
-            </w:r>
-          </w:p>
-        </w:tc>
-      </w:tr>
-      <w:tr>
-        <w:tc>
-          <w:tcPr>
-            <w:tcW w:w="1234" w:type="dxa"/>
-          </w:tcPr>
-          <w:p>
-            <w:r>
-              <w:rPr>
-                <w:sz w:val="22"/>
-              </w:rPr>
-              <w:t>Z16</w:t>
-            </w:r>
-          </w:p>
-        </w:tc>
-        <w:tc>
-          <w:tcPr>
-            <w:tcW w:w="1234" w:type="dxa"/>
-          </w:tcPr>
-          <w:p>
-            <w:r>
-              <w:rPr>
-                <w:sz w:val="22"/>
-              </w:rPr>
-              <w:t>62</w:t>
-            </w:r>
-          </w:p>
-        </w:tc>
-        <w:tc>
-          <w:tcPr>
-            <w:tcW w:w="1234" w:type="dxa"/>
-          </w:tcPr>
-          <w:p>
-            <w:r>
-              <w:rPr>
-                <w:sz w:val="22"/>
-              </w:rPr>
-              <w:t>65</w:t>
-            </w:r>
-          </w:p>
-        </w:tc>
-        <w:tc>
-          <w:tcPr>
-            <w:tcW w:w="1234" w:type="dxa"/>
-          </w:tcPr>
-          <w:p>
-            <w:r>
-              <w:rPr>
-                <w:sz w:val="22"/>
-              </w:rPr>
-              <w:t>62</w:t>
-            </w:r>
-          </w:p>
-        </w:tc>
-        <w:tc>
-          <w:tcPr>
-            <w:tcW w:w="1234" w:type="dxa"/>
-          </w:tcPr>
-          <w:p>
-            <w:r>
-              <w:rPr>
-                <w:sz w:val="22"/>
-              </w:rPr>
-              <w:t>65</w:t>
-            </w:r>
-          </w:p>
-        </w:tc>
-        <w:tc>
-          <w:tcPr>
-            <w:tcW w:w="1234" w:type="dxa"/>
-          </w:tcPr>
-          <w:p>
-            <w:r>
-              <w:rPr>
-                <w:sz w:val="22"/>
-              </w:rPr>
-              <w:t>0</w:t>
-            </w:r>
-          </w:p>
-        </w:tc>
-        <w:tc>
-          <w:tcPr>
-            <w:tcW w:w="1234" w:type="dxa"/>
-          </w:tcPr>
-          <w:p>
-            <w:r>
-              <w:rPr>
-                <w:sz w:val="22"/>
-              </w:rPr>
-              <w:t>Да</w:t>
-            </w:r>
-          </w:p>
-        </w:tc>
-      </w:tr>
-    </w:tbl>
-    <w:p/>
-    <w:tbl>
-      <w:tblPr>
-        <w:tblStyle w:val="aff0"/>
-        <w:tblW w:w="0" w:type="auto"/>
-        <w:tblLook w:val="04A0" w:firstRow="1" w:lastRow="0" w:firstColumn="1" w:lastColumn="0" w:noHBand="0" w:noVBand="1"/>
-      </w:tblPr>
-      <w:tblGrid>
-        <w:gridCol w:w="1715"/>
-        <w:gridCol w:w="1712"/>
-        <w:gridCol w:w="2015"/>
-        <w:gridCol w:w="1712"/>
-        <w:gridCol w:w="1702"/>
-      </w:tblGrid>
-      <w:tr>
-        <w:tc>
-          <w:tcPr>
-            <w:tcW w:w="1728" w:type="dxa"/>
-          </w:tcPr>
-          <w:p>
-            <w:r>
-              <w:rPr>
-                <w:b/>
-                <w:sz w:val="22"/>
-              </w:rPr>
-              <w:t>Начальное событие</w:t>
-            </w:r>
-          </w:p>
-        </w:tc>
-        <w:tc>
-          <w:tcPr>
-            <w:tcW w:w="1728" w:type="dxa"/>
-          </w:tcPr>
-          <w:p>
-            <w:r>
-              <w:rPr>
-                <w:b/>
-                <w:sz w:val="22"/>
-              </w:rPr>
-              <w:t>Код операции</w:t>
-            </w:r>
-          </w:p>
-        </w:tc>
-        <w:tc>
-          <w:tcPr>
-            <w:tcW w:w="1728" w:type="dxa"/>
-          </w:tcPr>
-          <w:p>
-            <w:r>
-              <w:rPr>
-                <w:b/>
-                <w:sz w:val="22"/>
-              </w:rPr>
-              <w:t>Предшествующие операции</w:t>
-            </w:r>
-          </w:p>
-        </w:tc>
-        <w:tc>
-          <w:tcPr>
-            <w:tcW w:w="1728" w:type="dxa"/>
-          </w:tcPr>
-          <w:p>
-            <w:r>
-              <w:rPr>
-                <w:b/>
-                <w:sz w:val="22"/>
-              </w:rPr>
-              <w:t>Конечное событие</w:t>
-            </w:r>
-          </w:p>
-        </w:tc>
-        <w:tc>
-          <w:tcPr>
-            <w:tcW w:w="1728" w:type="dxa"/>
-          </w:tcPr>
-          <w:p>
-            <w:r>
-              <w:rPr>
-                <w:b/>
-                <w:sz w:val="22"/>
-              </w:rPr>
-              <w:t>t (дней)</w:t>
-            </w:r>
-          </w:p>
-        </w:tc>
-      </w:tr>
-      <w:tr>
-        <w:tc>
-          <w:tcPr>
-            <w:tcW w:w="1728" w:type="dxa"/>
-          </w:tcPr>
-          <w:p>
-            <w:r>
-              <w:rPr>
-                <w:sz w:val="22"/>
-              </w:rPr>
-              <w:t>0</w:t>
-            </w:r>
-          </w:p>
-        </w:tc>
-        <w:tc>
-          <w:tcPr>
-            <w:tcW w:w="1728" w:type="dxa"/>
-          </w:tcPr>
-          <w:p>
-            <w:r>
-              <w:rPr>
-                <w:sz w:val="22"/>
-              </w:rPr>
-              <w:t>Z1</w:t>
-            </w:r>
-          </w:p>
-        </w:tc>
-        <w:tc>
-          <w:tcPr>
-            <w:tcW w:w="1728" w:type="dxa"/>
-          </w:tcPr>
-          <w:p/>
-        </w:tc>
-        <w:tc>
-          <w:tcPr>
-            <w:tcW w:w="1728" w:type="dxa"/>
-          </w:tcPr>
-          <w:p>
-            <w:r>
-              <w:rPr>
-                <w:sz w:val="22"/>
-              </w:rPr>
-              <w:t>1</w:t>
-            </w:r>
-          </w:p>
-        </w:tc>
-        <w:tc>
-          <w:tcPr>
-            <w:tcW w:w="1728" w:type="dxa"/>
-          </w:tcPr>
-          <w:p>
-            <w:r>
-              <w:rPr>
-                <w:sz w:val="22"/>
-              </w:rPr>
-              <w:t>8</w:t>
-            </w:r>
-          </w:p>
-        </w:tc>
-      </w:tr>
-      <w:tr>
-        <w:tc>
-          <w:tcPr>
-            <w:tcW w:w="1728" w:type="dxa"/>
-          </w:tcPr>
-          <w:p>
-            <w:r>
-              <w:rPr>
-                <w:sz w:val="22"/>
-              </w:rPr>
-              <w:t>1</w:t>
-            </w:r>
-          </w:p>
-        </w:tc>
-        <w:tc>
-          <w:tcPr>
-            <w:tcW w:w="1728" w:type="dxa"/>
-          </w:tcPr>
-          <w:p>
-            <w:r>
-              <w:rPr>
-                <w:sz w:val="22"/>
-              </w:rPr>
-              <w:t>Z2</w:t>
-            </w:r>
-          </w:p>
-        </w:tc>
-        <w:tc>
-          <w:tcPr>
-            <w:tcW w:w="1728" w:type="dxa"/>
-          </w:tcPr>
-          <w:p>
-            <w:r>
-              <w:rPr>
-                <w:sz w:val="22"/>
-              </w:rPr>
-              <w:t>Z1</w:t>
-            </w:r>
-          </w:p>
-        </w:tc>
-        <w:tc>
-          <w:tcPr>
-            <w:tcW w:w="1728" w:type="dxa"/>
-          </w:tcPr>
-          <w:p>
-            <w:r>
-              <w:rPr>
-                <w:sz w:val="22"/>
-              </w:rPr>
-              <w:t>2</w:t>
-            </w:r>
-          </w:p>
-        </w:tc>
-        <w:tc>
-          <w:tcPr>
-            <w:tcW w:w="1728" w:type="dxa"/>
-          </w:tcPr>
-          <w:p>
-            <w:r>
-              <w:rPr>
-                <w:sz w:val="22"/>
-              </w:rPr>
-              <w:t>7</w:t>
-            </w:r>
-          </w:p>
-        </w:tc>
-      </w:tr>
-      <w:tr>
-        <w:tc>
-          <w:tcPr>
-            <w:tcW w:w="1728" w:type="dxa"/>
-          </w:tcPr>
-          <w:p>
-            <w:r>
-              <w:rPr>
-                <w:sz w:val="22"/>
-              </w:rPr>
-              <w:t>2</w:t>
-            </w:r>
-          </w:p>
-        </w:tc>
-        <w:tc>
-          <w:tcPr>
-            <w:tcW w:w="1728" w:type="dxa"/>
-          </w:tcPr>
-          <w:p>
-            <w:r>
-              <w:rPr>
-                <w:sz w:val="22"/>
-              </w:rPr>
-              <w:t>Z3</w:t>
-            </w:r>
-          </w:p>
-        </w:tc>
-        <w:tc>
-          <w:tcPr>
-            <w:tcW w:w="1728" w:type="dxa"/>
-          </w:tcPr>
-          <w:p>
-            <w:r>
-              <w:rPr>
-                <w:sz w:val="22"/>
-              </w:rPr>
-              <w:t>Z2</w:t>
-            </w:r>
-          </w:p>
-        </w:tc>
-        <w:tc>
-          <w:tcPr>
-            <w:tcW w:w="1728" w:type="dxa"/>
-          </w:tcPr>
-          <w:p>
-            <w:r>
-              <w:rPr>
-                <w:sz w:val="22"/>
-              </w:rPr>
-              <w:t>3</w:t>
-            </w:r>
-          </w:p>
-        </w:tc>
-        <w:tc>
-          <w:tcPr>
-            <w:tcW w:w="1728" w:type="dxa"/>
-          </w:tcPr>
-          <w:p>
-            <w:r>
-              <w:rPr>
-                <w:sz w:val="22"/>
-              </w:rPr>
-              <w:t>3</w:t>
-            </w:r>
-          </w:p>
-        </w:tc>
-      </w:tr>
-      <w:tr>
-        <w:tc>
-          <w:tcPr>
-            <w:tcW w:w="1728" w:type="dxa"/>
-          </w:tcPr>
-          <w:p>
-            <w:r>
-              <w:rPr>
-                <w:sz w:val="22"/>
-              </w:rPr>
-              <w:t>2</w:t>
-            </w:r>
-          </w:p>
-        </w:tc>
-        <w:tc>
-          <w:tcPr>
-            <w:tcW w:w="1728" w:type="dxa"/>
-          </w:tcPr>
-          <w:p>
-            <w:r>
-              <w:rPr>
-                <w:sz w:val="22"/>
-              </w:rPr>
-              <w:t>Z4</w:t>
-            </w:r>
-          </w:p>
-        </w:tc>
-        <w:tc>
-          <w:tcPr>
-            <w:tcW w:w="1728" w:type="dxa"/>
-          </w:tcPr>
-          <w:p>
-            <w:r>
-              <w:rPr>
-                <w:sz w:val="22"/>
-              </w:rPr>
-              <w:t>Z2</w:t>
-            </w:r>
-          </w:p>
-        </w:tc>
-        <w:tc>
-          <w:tcPr>
-            <w:tcW w:w="1728" w:type="dxa"/>
-          </w:tcPr>
-          <w:p>
-            <w:r>
-              <w:rPr>
-                <w:sz w:val="22"/>
-              </w:rPr>
-              <w:t>4</w:t>
-            </w:r>
-          </w:p>
-        </w:tc>
-        <w:tc>
-          <w:tcPr>
-            <w:tcW w:w="1728" w:type="dxa"/>
-          </w:tcPr>
-          <w:p>
-            <w:r>
-              <w:rPr>
-                <w:sz w:val="22"/>
-              </w:rPr>
-              <w:t>5</w:t>
-            </w:r>
-          </w:p>
-        </w:tc>
-      </w:tr>
-      <w:tr>
-        <w:tc>
-          <w:tcPr>
-            <w:tcW w:w="1728" w:type="dxa"/>
-          </w:tcPr>
-          <w:p>
-            <w:r>
-              <w:rPr>
-                <w:sz w:val="22"/>
-              </w:rPr>
-              <w:t>2</w:t>
-            </w:r>
-          </w:p>
-        </w:tc>
-        <w:tc>
-          <w:tcPr>
-            <w:tcW w:w="1728" w:type="dxa"/>
-          </w:tcPr>
-          <w:p>
-            <w:r>
-              <w:rPr>
-                <w:sz w:val="22"/>
-              </w:rPr>
-              <w:t>Z5</w:t>
-            </w:r>
-          </w:p>
-        </w:tc>
-        <w:tc>
-          <w:tcPr>
-            <w:tcW w:w="1728" w:type="dxa"/>
-          </w:tcPr>
-          <w:p>
-            <w:r>
-              <w:rPr>
-                <w:sz w:val="22"/>
-              </w:rPr>
-              <w:t>Z2</w:t>
-            </w:r>
-          </w:p>
-        </w:tc>
-        <w:tc>
-          <w:tcPr>
-            <w:tcW w:w="1728" w:type="dxa"/>
-          </w:tcPr>
-          <w:p>
-            <w:r>
-              <w:rPr>
-                <w:sz w:val="22"/>
-              </w:rPr>
-              <w:t>5</w:t>
-            </w:r>
-          </w:p>
-        </w:tc>
-        <w:tc>
-          <w:tcPr>
-            <w:tcW w:w="1728" w:type="dxa"/>
-          </w:tcPr>
-          <w:p>
-            <w:r>
-              <w:rPr>
-                <w:sz w:val="22"/>
-              </w:rPr>
-              <w:t>4</w:t>
-            </w:r>
-          </w:p>
-        </w:tc>
-      </w:tr>
-      <w:tr>
-        <w:tc>
-          <w:tcPr>
-            <w:tcW w:w="1728" w:type="dxa"/>
-          </w:tcPr>
-          <w:p>
-            <w:r>
-              <w:rPr>
-                <w:sz w:val="22"/>
-              </w:rPr>
-              <w:t>6</w:t>
-            </w:r>
-          </w:p>
-        </w:tc>
-        <w:tc>
-          <w:tcPr>
-            <w:tcW w:w="1728" w:type="dxa"/>
-          </w:tcPr>
-          <w:p>
-            <w:r>
-              <w:rPr>
-                <w:sz w:val="22"/>
-              </w:rPr>
-              <w:t>Z6</w:t>
-            </w:r>
-          </w:p>
-        </w:tc>
-        <w:tc>
-          <w:tcPr>
-            <w:tcW w:w="1728" w:type="dxa"/>
-          </w:tcPr>
-          <w:p>
-            <w:r>
-              <w:rPr>
-                <w:sz w:val="22"/>
-              </w:rPr>
-              <w:t>Z2, Z3</w:t>
-            </w:r>
-          </w:p>
-        </w:tc>
-        <w:tc>
-          <w:tcPr>
-            <w:tcW w:w="1728" w:type="dxa"/>
-          </w:tcPr>
-          <w:p>
-            <w:r>
-              <w:rPr>
-                <w:sz w:val="22"/>
-              </w:rPr>
-              <w:t>7</w:t>
-            </w:r>
-          </w:p>
-        </w:tc>
-        <w:tc>
-          <w:tcPr>
-            <w:tcW w:w="1728" w:type="dxa"/>
-          </w:tcPr>
-          <w:p>
-            <w:r>
-              <w:rPr>
-                <w:sz w:val="22"/>
-              </w:rPr>
-              <w:t>6</w:t>
-            </w:r>
-          </w:p>
-        </w:tc>
-      </w:tr>
-      <w:tr>
-        <w:tc>
-          <w:tcPr>
-            <w:tcW w:w="1728" w:type="dxa"/>
-          </w:tcPr>
-          <w:p>
-            <w:r>
-              <w:rPr>
-                <w:sz w:val="22"/>
-              </w:rPr>
-              <w:t>8</w:t>
-            </w:r>
-          </w:p>
-        </w:tc>
-        <w:tc>
-          <w:tcPr>
-            <w:tcW w:w="1728" w:type="dxa"/>
-          </w:tcPr>
-          <w:p>
-            <w:r>
-              <w:rPr>
-                <w:sz w:val="22"/>
-              </w:rPr>
-              <w:t>Z7</w:t>
-            </w:r>
-          </w:p>
-        </w:tc>
-        <w:tc>
-          <w:tcPr>
-            <w:tcW w:w="1728" w:type="dxa"/>
-          </w:tcPr>
-          <w:p>
-            <w:r>
-              <w:rPr>
-                <w:sz w:val="22"/>
-              </w:rPr>
-              <w:t>Z2, Z3, Z4</w:t>
-            </w:r>
-          </w:p>
-        </w:tc>
-        <w:tc>
-          <w:tcPr>
-            <w:tcW w:w="1728" w:type="dxa"/>
-          </w:tcPr>
-          <w:p>
-            <w:r>
-              <w:rPr>
-                <w:sz w:val="22"/>
-              </w:rPr>
-              <w:t>9</w:t>
-            </w:r>
-          </w:p>
-        </w:tc>
-        <w:tc>
-          <w:tcPr>
-            <w:tcW w:w="1728" w:type="dxa"/>
-          </w:tcPr>
-          <w:p>
-            <w:r>
-              <w:rPr>
-                <w:sz w:val="22"/>
-              </w:rPr>
-              <w:t>9</w:t>
-            </w:r>
-          </w:p>
-        </w:tc>
-      </w:tr>
-      <w:tr>
-        <w:tc>
-          <w:tcPr>
-            <w:tcW w:w="1728" w:type="dxa"/>
-          </w:tcPr>
-          <w:p>
-            <w:r>
-              <w:rPr>
-                <w:sz w:val="22"/>
-              </w:rPr>
-              <w:lastRenderedPageBreak/>
-              <w:t>10</w:t>
-            </w:r>
-          </w:p>
-        </w:tc>
-        <w:tc>
-          <w:tcPr>
-            <w:tcW w:w="1728" w:type="dxa"/>
-          </w:tcPr>
-          <w:p>
-            <w:r>
-              <w:rPr>
-                <w:sz w:val="22"/>
-              </w:rPr>
-              <w:t>Z8</w:t>
-            </w:r>
-          </w:p>
-        </w:tc>
-        <w:tc>
-          <w:tcPr>
-            <w:tcW w:w="1728" w:type="dxa"/>
-          </w:tcPr>
-          <w:p>
-            <w:r>
-              <w:rPr>
-                <w:sz w:val="22"/>
-              </w:rPr>
-              <w:t>Z2, Z4</w:t>
-            </w:r>
-          </w:p>
-        </w:tc>
-        <w:tc>
-          <w:tcPr>
-            <w:tcW w:w="1728" w:type="dxa"/>
-          </w:tcPr>
-          <w:p>
-            <w:r>
-              <w:rPr>
-                <w:sz w:val="22"/>
-              </w:rPr>
-              <w:t>11</w:t>
-            </w:r>
-          </w:p>
-        </w:tc>
-        <w:tc>
-          <w:tcPr>
-            <w:tcW w:w="1728" w:type="dxa"/>
-          </w:tcPr>
-          <w:p>
-            <w:r>
-              <w:rPr>
-                <w:sz w:val="22"/>
-              </w:rPr>
-              <w:t>8</w:t>
-            </w:r>
-          </w:p>
-        </w:tc>
-      </w:tr>
-      <w:tr>
-        <w:tc>
-          <w:tcPr>
-            <w:tcW w:w="1728" w:type="dxa"/>
-          </w:tcPr>
-          <w:p>
-            <w:r>
-              <w:rPr>
-                <w:sz w:val="22"/>
-              </w:rPr>
-              <w:t>12</w:t>
-            </w:r>
-          </w:p>
-        </w:tc>
-        <w:tc>
-          <w:tcPr>
-            <w:tcW w:w="1728" w:type="dxa"/>
-          </w:tcPr>
-          <w:p>
-            <w:r>
-              <w:rPr>
-                <w:sz w:val="22"/>
-              </w:rPr>
-              <w:t>Z9</w:t>
-            </w:r>
-          </w:p>
-        </w:tc>
-        <w:tc>
-          <w:tcPr>
-            <w:tcW w:w="1728" w:type="dxa"/>
-          </w:tcPr>
-          <w:p>
-            <w:r>
-              <w:rPr>
-                <w:sz w:val="22"/>
-              </w:rPr>
-              <w:t>Z7, Z8, Z5</w:t>
-            </w:r>
-          </w:p>
-        </w:tc>
-        <w:tc>
-          <w:tcPr>
-            <w:tcW w:w="1728" w:type="dxa"/>
-          </w:tcPr>
-          <w:p>
-            <w:r>
-              <w:rPr>
-                <w:sz w:val="22"/>
-              </w:rPr>
-              <w:t>13</w:t>
-            </w:r>
-          </w:p>
-        </w:tc>
-        <w:tc>
-          <w:tcPr>
-            <w:tcW w:w="1728" w:type="dxa"/>
-          </w:tcPr>
-          <w:p>
-            <w:r>
-              <w:rPr>
-                <w:sz w:val="22"/>
-              </w:rPr>
-              <w:t>13</w:t>
-            </w:r>
-          </w:p>
-        </w:tc>
-      </w:tr>
-      <w:tr>
-        <w:tc>
-          <w:tcPr>
-            <w:tcW w:w="1728" w:type="dxa"/>
-          </w:tcPr>
-          <w:p>
-            <w:r>
-              <w:rPr>
-                <w:sz w:val="22"/>
-              </w:rPr>
-              <w:t>14</w:t>
-            </w:r>
-          </w:p>
-        </w:tc>
-        <w:tc>
-          <w:tcPr>
-            <w:tcW w:w="1728" w:type="dxa"/>
-          </w:tcPr>
-          <w:p>
-            <w:r>
-              <w:rPr>
-                <w:sz w:val="22"/>
-              </w:rPr>
-              <w:t>Z10</w:t>
-            </w:r>
-          </w:p>
-        </w:tc>
-        <w:tc>
-          <w:tcPr>
-            <w:tcW w:w="1728" w:type="dxa"/>
-          </w:tcPr>
-          <w:p>
-            <w:r>
-              <w:rPr>
-                <w:sz w:val="22"/>
-              </w:rPr>
-              <w:t>Z7, Z6, Z5</w:t>
-            </w:r>
-          </w:p>
-        </w:tc>
-        <w:tc>
-          <w:tcPr>
-            <w:tcW w:w="1728" w:type="dxa"/>
-          </w:tcPr>
-          <w:p>
-            <w:r>
-              <w:rPr>
-                <w:sz w:val="22"/>
-              </w:rPr>
-              <w:t>15</w:t>
-            </w:r>
-          </w:p>
-        </w:tc>
-        <w:tc>
-          <w:tcPr>
-            <w:tcW w:w="1728" w:type="dxa"/>
-          </w:tcPr>
-          <w:p>
-            <w:r>
-              <w:rPr>
-                <w:sz w:val="22"/>
-              </w:rPr>
-              <w:t>11</w:t>
-            </w:r>
-          </w:p>
-        </w:tc>
-      </w:tr>
-      <w:tr>
-        <w:tc>
-          <w:tcPr>
-            <w:tcW w:w="1728" w:type="dxa"/>
-          </w:tcPr>
-          <w:p>
-            <w:r>
-              <w:rPr>
-                <w:sz w:val="22"/>
-              </w:rPr>
-              <w:t>16</w:t>
-            </w:r>
-          </w:p>
-        </w:tc>
-        <w:tc>
-          <w:tcPr>
-            <w:tcW w:w="1728" w:type="dxa"/>
-          </w:tcPr>
-          <w:p>
-            <w:r>
-              <w:rPr>
-                <w:sz w:val="22"/>
-              </w:rPr>
-              <w:t>Z11</w:t>
-            </w:r>
-          </w:p>
-        </w:tc>
-        <w:tc>
-          <w:tcPr>
-            <w:tcW w:w="1728" w:type="dxa"/>
-          </w:tcPr>
-          <w:p>
-            <w:r>
-              <w:rPr>
-                <w:sz w:val="22"/>
-              </w:rPr>
-              <w:t>Z7, Z8, Z5</w:t>
-            </w:r>
-          </w:p>
-        </w:tc>
-        <w:tc>
-          <w:tcPr>
-            <w:tcW w:w="1728" w:type="dxa"/>
-          </w:tcPr>
-          <w:p>
-            <w:r>
-              <w:rPr>
-                <w:sz w:val="22"/>
-              </w:rPr>
-              <w:t>17</w:t>
-            </w:r>
-          </w:p>
-        </w:tc>
-        <w:tc>
-          <w:tcPr>
-            <w:tcW w:w="1728" w:type="dxa"/>
-          </w:tcPr>
-          <w:p>
-            <w:r>
-              <w:rPr>
-                <w:sz w:val="22"/>
-              </w:rPr>
-              <w:t>9</w:t>
-            </w:r>
-          </w:p>
-        </w:tc>
-      </w:tr>
-      <w:tr>
-        <w:tc>
-          <w:tcPr>
-            <w:tcW w:w="1728" w:type="dxa"/>
-          </w:tcPr>
-          <w:p>
-            <w:r>
-              <w:rPr>
-                <w:sz w:val="22"/>
-              </w:rPr>
-              <w:t>18</w:t>
-            </w:r>
-          </w:p>
-        </w:tc>
-        <w:tc>
-          <w:tcPr>
-            <w:tcW w:w="1728" w:type="dxa"/>
-          </w:tcPr>
-          <w:p>
-            <w:r>
-              <w:rPr>
-                <w:sz w:val="22"/>
-              </w:rPr>
-              <w:t>Z12</w:t>
-            </w:r>
-          </w:p>
-        </w:tc>
-        <w:tc>
-          <w:tcPr>
-            <w:tcW w:w="1728" w:type="dxa"/>
-          </w:tcPr>
-          <w:p>
-            <w:r>
-              <w:rPr>
-                <w:sz w:val="22"/>
-              </w:rPr>
-              <w:t>Z9, Z10, Z11, Z4</w:t>
-            </w:r>
-          </w:p>
-        </w:tc>
-        <w:tc>
-          <w:tcPr>
-            <w:tcW w:w="1728" w:type="dxa"/>
-          </w:tcPr>
-          <w:p>
-            <w:r>
-              <w:rPr>
-                <w:sz w:val="22"/>
-              </w:rPr>
-              <w:t>19</w:t>
-            </w:r>
-          </w:p>
-        </w:tc>
-        <w:tc>
-          <w:tcPr>
-            <w:tcW w:w="1728" w:type="dxa"/>
-          </w:tcPr>
-          <w:p>
-            <w:r>
-              <w:rPr>
-                <w:sz w:val="22"/>
-              </w:rPr>
-              <w:t>8</w:t>
-            </w:r>
-          </w:p>
-        </w:tc>
-      </w:tr>
-      <w:tr>
-        <w:tc>
-          <w:tcPr>
-            <w:tcW w:w="1728" w:type="dxa"/>
-          </w:tcPr>
-          <w:p>
-            <w:r>
-              <w:rPr>
-                <w:sz w:val="22"/>
-              </w:rPr>
-              <w:t>19</w:t>
-            </w:r>
-          </w:p>
-        </w:tc>
-        <w:tc>
-          <w:tcPr>
-            <w:tcW w:w="1728" w:type="dxa"/>
-          </w:tcPr>
-          <w:p>
-            <w:r>
-              <w:rPr>
-                <w:sz w:val="22"/>
-              </w:rPr>
-              <w:t>Z13</w:t>
-            </w:r>
-          </w:p>
-        </w:tc>
-        <w:tc>
-          <w:tcPr>
-            <w:tcW w:w="1728" w:type="dxa"/>
-          </w:tcPr>
-          <w:p>
-            <w:r>
-              <w:rPr>
-                <w:sz w:val="22"/>
-              </w:rPr>
-              <w:t>Z12</w:t>
-            </w:r>
-          </w:p>
-        </w:tc>
-        <w:tc>
-          <w:tcPr>
-            <w:tcW w:w="1728" w:type="dxa"/>
-          </w:tcPr>
-          <w:p>
-            <w:r>
-              <w:rPr>
-                <w:sz w:val="22"/>
-              </w:rPr>
-              <w:t>20</w:t>
-            </w:r>
-          </w:p>
-        </w:tc>
-        <w:tc>
-          <w:tcPr>
-            <w:tcW w:w="1728" w:type="dxa"/>
-          </w:tcPr>
-          <w:p>
-            <w:r>
-              <w:rPr>
-                <w:sz w:val="22"/>
-              </w:rPr>
-              <w:t>7</w:t>
-            </w:r>
-          </w:p>
-        </w:tc>
-      </w:tr>
-      <w:tr>
-        <w:tc>
-          <w:tcPr>
-            <w:tcW w:w="1728" w:type="dxa"/>
-          </w:tcPr>
-          <w:p>
-            <w:r>
-              <w:rPr>
-                <w:sz w:val="22"/>
-              </w:rPr>
-              <w:t>19</w:t>
-            </w:r>
-          </w:p>
-        </w:tc>
-        <w:tc>
-          <w:tcPr>
-            <w:tcW w:w="1728" w:type="dxa"/>
-          </w:tcPr>
-          <w:p>
-            <w:r>
-              <w:rPr>
-                <w:sz w:val="22"/>
-              </w:rPr>
-              <w:t>Z14</w:t>
-            </w:r>
-          </w:p>
-        </w:tc>
-        <w:tc>
-          <w:tcPr>
-            <w:tcW w:w="1728" w:type="dxa"/>
-          </w:tcPr>
-          <w:p>
-            <w:r>
-              <w:rPr>
-                <w:sz w:val="22"/>
-              </w:rPr>
-              <w:t>Z12</w:t>
-            </w:r>
-          </w:p>
-        </w:tc>
-        <w:tc>
-          <w:tcPr>
-            <w:tcW w:w="1728" w:type="dxa"/>
-          </w:tcPr>
-          <w:p>
-            <w:r>
-              <w:rPr>
-                <w:sz w:val="22"/>
-              </w:rPr>
-              <w:t>21</w:t>
-            </w:r>
-          </w:p>
-        </w:tc>
-        <w:tc>
-          <w:tcPr>
-            <w:tcW w:w="1728" w:type="dxa"/>
-          </w:tcPr>
-          <w:p>
-            <w:r>
-              <w:rPr>
-                <w:sz w:val="22"/>
-              </w:rPr>
-              <w:t>6</w:t>
-            </w:r>
-          </w:p>
-        </w:tc>
-      </w:tr>
-      <w:tr>
-        <w:tc>
-          <w:tcPr>
-            <w:tcW w:w="1728" w:type="dxa"/>
-          </w:tcPr>
-          <w:p>
-            <w:r>
-              <w:rPr>
-                <w:sz w:val="22"/>
-              </w:rPr>
-              <w:t>22</w:t>
-            </w:r>
-          </w:p>
-        </w:tc>
-        <w:tc>
-          <w:tcPr>
-            <w:tcW w:w="1728" w:type="dxa"/>
-          </w:tcPr>
-          <w:p>
-            <w:r>
-              <w:rPr>
-                <w:sz w:val="22"/>
-              </w:rPr>
-              <w:t>Z15</w:t>
-            </w:r>
-          </w:p>
-        </w:tc>
-        <w:tc>
-          <w:tcPr>
-            <w:tcW w:w="1728" w:type="dxa"/>
-          </w:tcPr>
-          <w:p>
-            <w:r>
-              <w:rPr>
-                <w:sz w:val="22"/>
-              </w:rPr>
-              <w:t>Z13, Z14, Z3</w:t>
-            </w:r>
-          </w:p>
-        </w:tc>
-        <w:tc>
-          <w:tcPr>
-            <w:tcW w:w="1728" w:type="dxa"/>
-          </w:tcPr>
-          <w:p>
-            <w:r>
-              <w:rPr>
-                <w:sz w:val="22"/>
-              </w:rPr>
-              <w:t>23</w:t>
-            </w:r>
-          </w:p>
-        </w:tc>
-        <w:tc>
-          <w:tcPr>
-            <w:tcW w:w="1728" w:type="dxa"/>
-          </w:tcPr>
-          <w:p>
-            <w:r>
-              <w:rPr>
-                <w:sz w:val="22"/>
-              </w:rPr>
-              <w:t>5</w:t>
-            </w:r>
-          </w:p>
-        </w:tc>
-      </w:tr>
-      <w:tr>
-        <w:tc>
-          <w:tcPr>
-            <w:tcW w:w="1728" w:type="dxa"/>
-          </w:tcPr>
-          <w:p>
-            <w:r>
-              <w:rPr>
-                <w:sz w:val="22"/>
-              </w:rPr>
-              <w:t>23</w:t>
-            </w:r>
-          </w:p>
-        </w:tc>
-        <w:tc>
-          <w:tcPr>
-            <w:tcW w:w="1728" w:type="dxa"/>
-          </w:tcPr>
-          <w:p>
-            <w:r>
-              <w:rPr>
-                <w:sz w:val="22"/>
-              </w:rPr>
-              <w:t>Z16</w:t>
-            </w:r>
-          </w:p>
-        </w:tc>
-        <w:tc>
-          <w:tcPr>
-            <w:tcW w:w="1728" w:type="dxa"/>
-          </w:tcPr>
-          <w:p>
-            <w:r>
-              <w:rPr>
-                <w:sz w:val="22"/>
-              </w:rPr>
-              <w:t>Z15</w:t>
-            </w:r>
-          </w:p>
-        </w:tc>
-        <w:tc>
-          <w:tcPr>
-            <w:tcW w:w="1728" w:type="dxa"/>
-          </w:tcPr>
-          <w:p>
-            <w:r>
-              <w:rPr>
-                <w:sz w:val="22"/>
-              </w:rPr>
-              <w:t>24</w:t>
-            </w:r>
-          </w:p>
-        </w:tc>
-        <w:tc>
-          <w:tcPr>
-            <w:tcW w:w="1728" w:type="dxa"/>
-          </w:tcPr>
-          <w:p>
-            <w:r>
-              <w:rPr>
-                <w:sz w:val="22"/>
-              </w:rPr>
-              <w:t>3</w:t>
-            </w:r>
-          </w:p>
-        </w:tc>
-      </w:tr>
-    </w:tbl>
-    <w:p/>
-    <w:tbl>
-      <w:tblPr>
-        <w:tblStyle w:val="aff0"/>
-        <w:tblW w:w="0" w:type="auto"/>
-        <w:tblLook w:val="04A0" w:firstRow="1" w:lastRow="0" w:firstColumn="1" w:lastColumn="0" w:noHBand="0" w:noVBand="1"/>
-      </w:tblPr>
-      <w:tblGrid>
-        <w:gridCol w:w="2160"/>
-        <w:gridCol w:w="2160"/>
-        <w:gridCol w:w="2160"/>
-        <w:gridCol w:w="2160"/>
-      </w:tblGrid>
-      <w:tr>
-        <w:tc>
-          <w:tcPr>
-            <w:tcW w:w="2160" w:type="dxa"/>
-          </w:tcPr>
-          <w:p>
-            <w:r>
-              <w:rPr>
-                <w:b/>
-                <w:sz w:val="22"/>
-              </w:rPr>
-              <w:t>Событие</w:t>
-            </w:r>
-          </w:p>
-        </w:tc>
-        <w:tc>
-          <w:tcPr>
-            <w:tcW w:w="2160" w:type="dxa"/>
-          </w:tcPr>
-          <w:p>
-            <w:r>
-              <w:rPr>
-                <w:b/>
-                <w:sz w:val="22"/>
-              </w:rPr>
-              <w:t>Tр</w:t>
-            </w:r>
-          </w:p>
-        </w:tc>
-        <w:tc>
-          <w:tcPr>
-            <w:tcW w:w="2160" w:type="dxa"/>
-          </w:tcPr>
-          <w:p>
-            <w:r>
-              <w:rPr>
-                <w:b/>
-                <w:sz w:val="22"/>
-              </w:rPr>
-              <w:t>Tп</w:t>
-            </w:r>
-          </w:p>
-        </w:tc>
-        <w:tc>
-          <w:tcPr>
-            <w:tcW w:w="2160" w:type="dxa"/>
-          </w:tcPr>
-          <w:p>
-            <w:r>
-              <w:rPr>
-                <w:b/>
-                <w:sz w:val="22"/>
-              </w:rPr>
-              <w:t>R</w:t>
-            </w:r>
-          </w:p>
-        </w:tc>
-      </w:tr>
-      <w:tr>
-        <w:tc>
-          <w:tcPr>
-            <w:tcW w:w="2160" w:type="dxa"/>
-          </w:tcPr>
-          <w:p>
-            <w:r>
-              <w:rPr>
-                <w:sz w:val="22"/>
-              </w:rPr>
-              <w:t>0</w:t>
-            </w:r>
-          </w:p>
-        </w:tc>
-        <w:tc>
-          <w:tcPr>
-            <w:tcW w:w="2160" w:type="dxa"/>
-          </w:tcPr>
-          <w:p>
-            <w:r>
-              <w:rPr>
-                <w:sz w:val="22"/>
-              </w:rPr>
-              <w:t>0</w:t>
-            </w:r>
-          </w:p>
-        </w:tc>
-        <w:tc>
-          <w:tcPr>
-            <w:tcW w:w="2160" w:type="dxa"/>
-          </w:tcPr>
-          <w:p>
-            <w:r>
-              <w:rPr>
-                <w:sz w:val="22"/>
-              </w:rPr>
-              <w:t>0</w:t>
-            </w:r>
-          </w:p>
-        </w:tc>
-        <w:tc>
-          <w:tcPr>
-            <w:tcW w:w="2160" w:type="dxa"/>
-          </w:tcPr>
-          <w:p>
-            <w:r>
-              <w:rPr>
-                <w:sz w:val="22"/>
-              </w:rPr>
-              <w:t>0</w:t>
-            </w:r>
-          </w:p>
-        </w:tc>
-      </w:tr>
-      <w:tr>
-        <w:tc>
-          <w:tcPr>
-            <w:tcW w:w="2160" w:type="dxa"/>
-          </w:tcPr>
-          <w:p>
-            <w:r>
-              <w:rPr>
-                <w:sz w:val="22"/>
-              </w:rPr>
-              <w:t>1</w:t>
-            </w:r>
-          </w:p>
-        </w:tc>
-        <w:tc>
-          <w:tcPr>
-            <w:tcW w:w="2160" w:type="dxa"/>
-          </w:tcPr>
-          <w:p>
-            <w:r>
-              <w:rPr>
-                <w:sz w:val="22"/>
-              </w:rPr>
-              <w:t>8</w:t>
-            </w:r>
-          </w:p>
-        </w:tc>
-        <w:tc>
-          <w:tcPr>
-            <w:tcW w:w="2160" w:type="dxa"/>
-          </w:tcPr>
-          <w:p>
-            <w:r>
-              <w:rPr>
-                <w:sz w:val="22"/>
-              </w:rPr>
-              <w:t>8</w:t>
-            </w:r>
-          </w:p>
-        </w:tc>
-        <w:tc>
-          <w:tcPr>
-            <w:tcW w:w="2160" w:type="dxa"/>
-          </w:tcPr>
-          <w:p>
-            <w:r>
-              <w:rPr>
-                <w:sz w:val="22"/>
-              </w:rPr>
-              <w:t>0</w:t>
-            </w:r>
-          </w:p>
-        </w:tc>
-      </w:tr>
-      <w:tr>
-        <w:tc>
-          <w:tcPr>
-            <w:tcW w:w="2160" w:type="dxa"/>
-          </w:tcPr>
-          <w:p>
-            <w:r>
-              <w:rPr>
-                <w:sz w:val="22"/>
-              </w:rPr>
-              <w:t>2</w:t>
-            </w:r>
-          </w:p>
-        </w:tc>
-        <w:tc>
-          <w:tcPr>
-            <w:tcW w:w="2160" w:type="dxa"/>
-          </w:tcPr>
-          <w:p>
-            <w:r>
-              <w:rPr>
-                <w:sz w:val="22"/>
-              </w:rPr>
-              <w:t>15</w:t>
-            </w:r>
-          </w:p>
-        </w:tc>
-        <w:tc>
-          <w:tcPr>
-            <w:tcW w:w="2160" w:type="dxa"/>
-          </w:tcPr>
-          <w:p>
-            <w:r>
-              <w:rPr>
-                <w:sz w:val="22"/>
-              </w:rPr>
-              <w:t>15</w:t>
-            </w:r>
-          </w:p>
-        </w:tc>
-        <w:tc>
-          <w:tcPr>
-            <w:tcW w:w="2160" w:type="dxa"/>
-          </w:tcPr>
-          <w:p>
-            <w:r>
-              <w:rPr>
-                <w:sz w:val="22"/>
-              </w:rPr>
-              <w:t>0</w:t>
-            </w:r>
-          </w:p>
-        </w:tc>
-      </w:tr>
-      <w:tr>
-        <w:tc>
-          <w:tcPr>
-            <w:tcW w:w="2160" w:type="dxa"/>
-          </w:tcPr>
-          <w:p>
-            <w:r>
-              <w:rPr>
-                <w:sz w:val="22"/>
-              </w:rPr>
-              <w:t>3</w:t>
-            </w:r>
-          </w:p>
-        </w:tc>
-        <w:tc>
-          <w:tcPr>
-            <w:tcW w:w="2160" w:type="dxa"/>
-          </w:tcPr>
-          <w:p>
-            <w:r>
-              <w:rPr>
-                <w:sz w:val="22"/>
-              </w:rPr>
-              <w:t>18</w:t>
-            </w:r>
-          </w:p>
-        </w:tc>
-        <w:tc>
-          <w:tcPr>
-            <w:tcW w:w="2160" w:type="dxa"/>
-          </w:tcPr>
-          <w:p>
-            <w:r>
-              <w:rPr>
-                <w:sz w:val="22"/>
-              </w:rPr>
-              <w:t>20</w:t>
-            </w:r>
-          </w:p>
-        </w:tc>
-        <w:tc>
-          <w:tcPr>
-            <w:tcW w:w="2160" w:type="dxa"/>
-          </w:tcPr>
-          <w:p>
-            <w:r>
-              <w:rPr>
-                <w:sz w:val="22"/>
-              </w:rPr>
-              <w:t>2</w:t>
-            </w:r>
-          </w:p>
-        </w:tc>
-      </w:tr>
-      <w:tr>
-        <w:tc>
-          <w:tcPr>
-            <w:tcW w:w="2160" w:type="dxa"/>
-          </w:tcPr>
-          <w:p>
-            <w:r>
-              <w:rPr>
-                <w:sz w:val="22"/>
-              </w:rPr>
-              <w:t>4</w:t>
-            </w:r>
-          </w:p>
-        </w:tc>
-        <w:tc>
-          <w:tcPr>
-            <w:tcW w:w="2160" w:type="dxa"/>
-          </w:tcPr>
-          <w:p>
-            <w:r>
-              <w:rPr>
-                <w:sz w:val="22"/>
-              </w:rPr>
-              <w:t>20</w:t>
-            </w:r>
-          </w:p>
-        </w:tc>
-        <w:tc>
-          <w:tcPr>
-            <w:tcW w:w="2160" w:type="dxa"/>
-          </w:tcPr>
-          <w:p>
-            <w:r>
-              <w:rPr>
-                <w:sz w:val="22"/>
-              </w:rPr>
-              <w:t>20</w:t>
-            </w:r>
-          </w:p>
-        </w:tc>
-        <w:tc>
-          <w:tcPr>
-            <w:tcW w:w="2160" w:type="dxa"/>
-          </w:tcPr>
-          <w:p>
-            <w:r>
-              <w:rPr>
-                <w:sz w:val="22"/>
-              </w:rPr>
-              <w:t>0</w:t>
-            </w:r>
-          </w:p>
-        </w:tc>
-      </w:tr>
-      <w:tr>
-        <w:tc>
-          <w:tcPr>
-            <w:tcW w:w="2160" w:type="dxa"/>
-          </w:tcPr>
-          <w:p>
-            <w:r>
-              <w:rPr>
-                <w:sz w:val="22"/>
-              </w:rPr>
-              <w:t>5</w:t>
-            </w:r>
-          </w:p>
-        </w:tc>
-        <w:tc>
-          <w:tcPr>
-            <w:tcW w:w="2160" w:type="dxa"/>
-          </w:tcPr>
-          <w:p>
-            <w:r>
-              <w:rPr>
-                <w:sz w:val="22"/>
-              </w:rPr>
-              <w:t>19</w:t>
-            </w:r>
-          </w:p>
-        </w:tc>
-        <w:tc>
-          <w:tcPr>
-            <w:tcW w:w="2160" w:type="dxa"/>
-          </w:tcPr>
-          <w:p>
-            <w:r>
-              <w:rPr>
-                <w:sz w:val="22"/>
-              </w:rPr>
-              <w:t>29</w:t>
-            </w:r>
-          </w:p>
-        </w:tc>
-        <w:tc>
-          <w:tcPr>
-            <w:tcW w:w="2160" w:type="dxa"/>
-          </w:tcPr>
-          <w:p>
-            <w:r>
-              <w:rPr>
-                <w:sz w:val="22"/>
-              </w:rPr>
-              <w:t>10</w:t>
-            </w:r>
-          </w:p>
-        </w:tc>
-      </w:tr>
-      <w:tr>
-        <w:tc>
-          <w:tcPr>
-            <w:tcW w:w="2160" w:type="dxa"/>
-          </w:tcPr>
-          <w:p>
-            <w:r>
-              <w:rPr>
-                <w:sz w:val="22"/>
-              </w:rPr>
-              <w:t>6</w:t>
-            </w:r>
-          </w:p>
-        </w:tc>
-        <w:tc>
-          <w:tcPr>
-            <w:tcW w:w="2160" w:type="dxa"/>
-          </w:tcPr>
-          <w:p>
-            <w:r>
-              <w:rPr>
-                <w:sz w:val="22"/>
-              </w:rPr>
-              <w:t>18</w:t>
-            </w:r>
-          </w:p>
-        </w:tc>
-        <w:tc>
-          <w:tcPr>
-            <w:tcW w:w="2160" w:type="dxa"/>
-          </w:tcPr>
-          <w:p>
-            <w:r>
-              <w:rPr>
-                <w:sz w:val="22"/>
-              </w:rPr>
-              <w:t>25</w:t>
-            </w:r>
-          </w:p>
-        </w:tc>
-        <w:tc>
-          <w:tcPr>
-            <w:tcW w:w="2160" w:type="dxa"/>
-          </w:tcPr>
-          <w:p>
-            <w:r>
-              <w:rPr>
-                <w:sz w:val="22"/>
-              </w:rPr>
-              <w:t>7</w:t>
-            </w:r>
-          </w:p>
-        </w:tc>
-      </w:tr>
-      <w:tr>
-        <w:tc>
-          <w:tcPr>
-            <w:tcW w:w="2160" w:type="dxa"/>
-          </w:tcPr>
-          <w:p>
-            <w:r>
-              <w:rPr>
-                <w:sz w:val="22"/>
-              </w:rPr>
-              <w:t>7</w:t>
-            </w:r>
-          </w:p>
-        </w:tc>
-        <w:tc>
-          <w:tcPr>
-            <w:tcW w:w="2160" w:type="dxa"/>
-          </w:tcPr>
-          <w:p>
-            <w:r>
-              <w:rPr>
-                <w:sz w:val="22"/>
-              </w:rPr>
-              <w:t>24</w:t>
-            </w:r>
-          </w:p>
-        </w:tc>
-        <w:tc>
-          <w:tcPr>
-            <w:tcW w:w="2160" w:type="dxa"/>
-          </w:tcPr>
-          <w:p>
-            <w:r>
-              <w:rPr>
-                <w:sz w:val="22"/>
-              </w:rPr>
-              <w:t>31</w:t>
-            </w:r>
-          </w:p>
-        </w:tc>
-        <w:tc>
-          <w:tcPr>
-            <w:tcW w:w="2160" w:type="dxa"/>
-          </w:tcPr>
-          <w:p>
-            <w:r>
-              <w:rPr>
-                <w:sz w:val="22"/>
-              </w:rPr>
-              <w:t>7</w:t>
-            </w:r>
-          </w:p>
-        </w:tc>
-      </w:tr>
-      <w:tr>
-        <w:tc>
-          <w:tcPr>
-            <w:tcW w:w="2160" w:type="dxa"/>
-          </w:tcPr>
-          <w:p>
-            <w:r>
-              <w:rPr>
-                <w:sz w:val="22"/>
-              </w:rPr>
-              <w:t>8</w:t>
-            </w:r>
-          </w:p>
-        </w:tc>
-        <w:tc>
-          <w:tcPr>
-            <w:tcW w:w="2160" w:type="dxa"/>
-          </w:tcPr>
-          <w:p>
-            <w:r>
-              <w:rPr>
-                <w:sz w:val="22"/>
-              </w:rPr>
-              <w:t>20</w:t>
-            </w:r>
-          </w:p>
-        </w:tc>
-        <w:tc>
-          <w:tcPr>
-            <w:tcW w:w="2160" w:type="dxa"/>
-          </w:tcPr>
-          <w:p>
-            <w:r>
-              <w:rPr>
-                <w:sz w:val="22"/>
-              </w:rPr>
-              <w:t>20</w:t>
-            </w:r>
-          </w:p>
-        </w:tc>
-        <w:tc>
-          <w:tcPr>
-            <w:tcW w:w="2160" w:type="dxa"/>
-          </w:tcPr>
-          <w:p>
-            <w:r>
-              <w:rPr>
-                <w:sz w:val="22"/>
-              </w:rPr>
-              <w:t>0</w:t>
-            </w:r>
-          </w:p>
-        </w:tc>
-      </w:tr>
-      <w:tr>
-        <w:tc>
-          <w:tcPr>
-            <w:tcW w:w="2160" w:type="dxa"/>
-          </w:tcPr>
-          <w:p>
-            <w:r>
-              <w:rPr>
-                <w:sz w:val="22"/>
-              </w:rPr>
-              <w:t>9</w:t>
-            </w:r>
-          </w:p>
-        </w:tc>
-        <w:tc>
-          <w:tcPr>
-            <w:tcW w:w="2160" w:type="dxa"/>
-          </w:tcPr>
-          <w:p>
-            <w:r>
-              <w:rPr>
-                <w:sz w:val="22"/>
-              </w:rPr>
-              <w:t>29</w:t>
-            </w:r>
-          </w:p>
-        </w:tc>
-        <w:tc>
-          <w:tcPr>
-            <w:tcW w:w="2160" w:type="dxa"/>
-          </w:tcPr>
-          <w:p>
-            <w:r>
-              <w:rPr>
-                <w:sz w:val="22"/>
-              </w:rPr>
-              <w:t>29</w:t>
-            </w:r>
-          </w:p>
-        </w:tc>
-        <w:tc>
-          <w:tcPr>
-            <w:tcW w:w="2160" w:type="dxa"/>
-          </w:tcPr>
-          <w:p>
-            <w:r>
-              <w:rPr>
-                <w:sz w:val="22"/>
-              </w:rPr>
-              <w:t>0</w:t>
-            </w:r>
-          </w:p>
-        </w:tc>
-      </w:tr>
-      <w:tr>
-        <w:tc>
-          <w:tcPr>
-            <w:tcW w:w="2160" w:type="dxa"/>
-          </w:tcPr>
-          <w:p>
-            <w:r>
-              <w:rPr>
-                <w:sz w:val="22"/>
-              </w:rPr>
-              <w:t>10</w:t>
-            </w:r>
-          </w:p>
-        </w:tc>
-        <w:tc>
-          <w:tcPr>
-            <w:tcW w:w="2160" w:type="dxa"/>
-          </w:tcPr>
-          <w:p>
-            <w:r>
-              <w:rPr>
-                <w:sz w:val="22"/>
-              </w:rPr>
-              <w:t>20</w:t>
-            </w:r>
-          </w:p>
-        </w:tc>
-        <w:tc>
-          <w:tcPr>
-            <w:tcW w:w="2160" w:type="dxa"/>
-          </w:tcPr>
-          <w:p>
-            <w:r>
-              <w:rPr>
-                <w:sz w:val="22"/>
-              </w:rPr>
-              <w:t>21</w:t>
-            </w:r>
-          </w:p>
-        </w:tc>
-        <w:tc>
-          <w:tcPr>
-            <w:tcW w:w="2160" w:type="dxa"/>
-          </w:tcPr>
-          <w:p>
-            <w:r>
-              <w:rPr>
-                <w:sz w:val="22"/>
-              </w:rPr>
-              <w:t>1</w:t>
-            </w:r>
-          </w:p>
-        </w:tc>
-      </w:tr>
-      <w:tr>
-        <w:tc>
-          <w:tcPr>
-            <w:tcW w:w="2160" w:type="dxa"/>
-          </w:tcPr>
-          <w:p>
-            <w:r>
-              <w:rPr>
-                <w:sz w:val="22"/>
-              </w:rPr>
-              <w:t>11</w:t>
-            </w:r>
-          </w:p>
-        </w:tc>
-        <w:tc>
-          <w:tcPr>
-            <w:tcW w:w="2160" w:type="dxa"/>
-          </w:tcPr>
-          <w:p>
-            <w:r>
-              <w:rPr>
-                <w:sz w:val="22"/>
-              </w:rPr>
-              <w:t>28</w:t>
-            </w:r>
-          </w:p>
-        </w:tc>
-        <w:tc>
-          <w:tcPr>
-            <w:tcW w:w="2160" w:type="dxa"/>
-          </w:tcPr>
-          <w:p>
-            <w:r>
-              <w:rPr>
-                <w:sz w:val="22"/>
-              </w:rPr>
-              <w:t>29</w:t>
-            </w:r>
-          </w:p>
-        </w:tc>
-        <w:tc>
-          <w:tcPr>
-            <w:tcW w:w="2160" w:type="dxa"/>
-          </w:tcPr>
-          <w:p>
-            <w:r>
-              <w:rPr>
-                <w:sz w:val="22"/>
-              </w:rPr>
-              <w:t>1</w:t>
-            </w:r>
-          </w:p>
-        </w:tc>
-      </w:tr>
-      <w:tr>
-        <w:tc>
-          <w:tcPr>
-            <w:tcW w:w="2160" w:type="dxa"/>
-          </w:tcPr>
-          <w:p>
-            <w:r>
-              <w:rPr>
-                <w:sz w:val="22"/>
-              </w:rPr>
-              <w:t>12</w:t>
-            </w:r>
-          </w:p>
-        </w:tc>
-        <w:tc>
-          <w:tcPr>
-            <w:tcW w:w="2160" w:type="dxa"/>
-          </w:tcPr>
-          <w:p>
-            <w:r>
-              <w:rPr>
-                <w:sz w:val="22"/>
-              </w:rPr>
-              <w:t>29</w:t>
-            </w:r>
-          </w:p>
-        </w:tc>
-        <w:tc>
-          <w:tcPr>
-            <w:tcW w:w="2160" w:type="dxa"/>
-          </w:tcPr>
-          <w:p>
-            <w:r>
-              <w:rPr>
-                <w:sz w:val="22"/>
-              </w:rPr>
-              <w:t>29</w:t>
-            </w:r>
-          </w:p>
-        </w:tc>
-        <w:tc>
-          <w:tcPr>
-            <w:tcW w:w="2160" w:type="dxa"/>
-          </w:tcPr>
-          <w:p>
-            <w:r>
-              <w:rPr>
-                <w:sz w:val="22"/>
-              </w:rPr>
-              <w:t>0</w:t>
-            </w:r>
-          </w:p>
-        </w:tc>
-      </w:tr>
-      <w:tr>
-        <w:tc>
-          <w:tcPr>
-            <w:tcW w:w="2160" w:type="dxa"/>
-          </w:tcPr>
-          <w:p>
-            <w:r>
-              <w:rPr>
-                <w:sz w:val="22"/>
-              </w:rPr>
-              <w:t>13</w:t>
-            </w:r>
-          </w:p>
-        </w:tc>
-        <w:tc>
-          <w:tcPr>
-            <w:tcW w:w="2160" w:type="dxa"/>
-          </w:tcPr>
-          <w:p>
-            <w:r>
-              <w:rPr>
-                <w:sz w:val="22"/>
-              </w:rPr>
-              <w:t>42</w:t>
-            </w:r>
-          </w:p>
-        </w:tc>
-        <w:tc>
-          <w:tcPr>
-            <w:tcW w:w="2160" w:type="dxa"/>
-          </w:tcPr>
-          <w:p>
-            <w:r>
-              <w:rPr>
-                <w:sz w:val="22"/>
-              </w:rPr>
-              <w:t>42</w:t>
-            </w:r>
-          </w:p>
-        </w:tc>
-        <w:tc>
-          <w:tcPr>
-            <w:tcW w:w="2160" w:type="dxa"/>
-          </w:tcPr>
-          <w:p>
-            <w:r>
-              <w:rPr>
-                <w:sz w:val="22"/>
-              </w:rPr>
-              <w:t>0</w:t>
-            </w:r>
-          </w:p>
-        </w:tc>
-      </w:tr>
-      <w:tr>
-        <w:tc>
-          <w:tcPr>
-            <w:tcW w:w="2160" w:type="dxa"/>
-          </w:tcPr>
-          <w:p>
-            <w:r>
-              <w:rPr>
-                <w:sz w:val="22"/>
-              </w:rPr>
-              <w:t>14</w:t>
-            </w:r>
-          </w:p>
-        </w:tc>
-        <w:tc>
-          <w:tcPr>
-            <w:tcW w:w="2160" w:type="dxa"/>
-          </w:tcPr>
-          <w:p>
-            <w:r>
-              <w:rPr>
-                <w:sz w:val="22"/>
-              </w:rPr>
-              <w:t>29</w:t>
-            </w:r>
-          </w:p>
-        </w:tc>
-        <w:tc>
-          <w:tcPr>
-            <w:tcW w:w="2160" w:type="dxa"/>
-          </w:tcPr>
-          <w:p>
-            <w:r>
-              <w:rPr>
-                <w:sz w:val="22"/>
-              </w:rPr>
-              <w:t>31</w:t>
-            </w:r>
-          </w:p>
-        </w:tc>
-        <w:tc>
-          <w:tcPr>
-            <w:tcW w:w="2160" w:type="dxa"/>
-          </w:tcPr>
-          <w:p>
-            <w:r>
-              <w:rPr>
-                <w:sz w:val="22"/>
-              </w:rPr>
-              <w:t>2</w:t>
-            </w:r>
-          </w:p>
-        </w:tc>
-      </w:tr>
-      <w:tr>
-        <w:tc>
-          <w:tcPr>
-            <w:tcW w:w="2160" w:type="dxa"/>
-          </w:tcPr>
-          <w:p>
-            <w:r>
-              <w:rPr>
-                <w:sz w:val="22"/>
-              </w:rPr>
-              <w:t>15</w:t>
-            </w:r>
-          </w:p>
-        </w:tc>
-        <w:tc>
-          <w:tcPr>
-            <w:tcW w:w="2160" w:type="dxa"/>
-          </w:tcPr>
-          <w:p>
-            <w:r>
-              <w:rPr>
-                <w:sz w:val="22"/>
-              </w:rPr>
-              <w:t>40</w:t>
-            </w:r>
-          </w:p>
-        </w:tc>
-        <w:tc>
-          <w:tcPr>
-            <w:tcW w:w="2160" w:type="dxa"/>
-          </w:tcPr>
-          <w:p>
-            <w:r>
-              <w:rPr>
-                <w:sz w:val="22"/>
-              </w:rPr>
-              <w:t>42</w:t>
-            </w:r>
-          </w:p>
-        </w:tc>
-        <w:tc>
-          <w:tcPr>
-            <w:tcW w:w="2160" w:type="dxa"/>
-          </w:tcPr>
-          <w:p>
-            <w:r>
-              <w:rPr>
-                <w:sz w:val="22"/>
-              </w:rPr>
-              <w:t>2</w:t>
-            </w:r>
-          </w:p>
-        </w:tc>
-      </w:tr>
-      <w:tr>
-        <w:tc>
-          <w:tcPr>
-            <w:tcW w:w="2160" w:type="dxa"/>
-          </w:tcPr>
-          <w:p>
-            <w:r>
-              <w:rPr>
-                <w:sz w:val="22"/>
-              </w:rPr>
-              <w:t>16</w:t>
-            </w:r>
-          </w:p>
-        </w:tc>
-        <w:tc>
-          <w:tcPr>
-            <w:tcW w:w="2160" w:type="dxa"/>
-          </w:tcPr>
-          <w:p>
-            <w:r>
-              <w:rPr>
-                <w:sz w:val="22"/>
-              </w:rPr>
-              <w:t>29</w:t>
-            </w:r>
-          </w:p>
-        </w:tc>
-        <w:tc>
-          <w:tcPr>
-            <w:tcW w:w="2160" w:type="dxa"/>
-          </w:tcPr>
-          <w:p>
-            <w:r>
-              <w:rPr>
-                <w:sz w:val="22"/>
-              </w:rPr>
-              <w:t>33</w:t>
-            </w:r>
-          </w:p>
-        </w:tc>
-        <w:tc>
-          <w:tcPr>
-            <w:tcW w:w="2160" w:type="dxa"/>
-          </w:tcPr>
-          <w:p>
-            <w:r>
-              <w:rPr>
-                <w:sz w:val="22"/>
-              </w:rPr>
-              <w:t>4</w:t>
-            </w:r>
-          </w:p>
-        </w:tc>
-      </w:tr>
-      <w:tr>
-        <w:tc>
-          <w:tcPr>
-            <w:tcW w:w="2160" w:type="dxa"/>
-          </w:tcPr>
-          <w:p>
-            <w:r>
-              <w:rPr>
-                <w:sz w:val="22"/>
-              </w:rPr>
-              <w:t>17</w:t>
-            </w:r>
-          </w:p>
-        </w:tc>
-        <w:tc>
-          <w:tcPr>
-            <w:tcW w:w="2160" w:type="dxa"/>
-          </w:tcPr>
-          <w:p>
-            <w:r>
-              <w:rPr>
-                <w:sz w:val="22"/>
-              </w:rPr>
-              <w:t>38</w:t>
-            </w:r>
-          </w:p>
-        </w:tc>
-        <w:tc>
-          <w:tcPr>
-            <w:tcW w:w="2160" w:type="dxa"/>
-          </w:tcPr>
-          <w:p>
-            <w:r>
-              <w:rPr>
-                <w:sz w:val="22"/>
-              </w:rPr>
-              <w:t>42</w:t>
-            </w:r>
-          </w:p>
-        </w:tc>
-        <w:tc>
-          <w:tcPr>
-            <w:tcW w:w="2160" w:type="dxa"/>
-          </w:tcPr>
-          <w:p>
-            <w:r>
-              <w:rPr>
-                <w:sz w:val="22"/>
-              </w:rPr>
-              <w:t>4</w:t>
-            </w:r>
-          </w:p>
-        </w:tc>
-      </w:tr>
-      <w:tr>
-        <w:tc>
-          <w:tcPr>
-            <w:tcW w:w="2160" w:type="dxa"/>
-          </w:tcPr>
-          <w:p>
-            <w:r>
-              <w:rPr>
-                <w:sz w:val="22"/>
-              </w:rPr>
-              <w:t>18</w:t>
-            </w:r>
-          </w:p>
-        </w:tc>
-        <w:tc>
-          <w:tcPr>
-            <w:tcW w:w="2160" w:type="dxa"/>
-          </w:tcPr>
-          <w:p>
-            <w:r>
-              <w:rPr>
-                <w:sz w:val="22"/>
-              </w:rPr>
-              <w:t>42</w:t>
-            </w:r>
-          </w:p>
-        </w:tc>
-        <w:tc>
-          <w:tcPr>
-            <w:tcW w:w="2160" w:type="dxa"/>
-          </w:tcPr>
-          <w:p>
-            <w:r>
-              <w:rPr>
-                <w:sz w:val="22"/>
-              </w:rPr>
-              <w:t>42</w:t>
-            </w:r>
-          </w:p>
-        </w:tc>
-        <w:tc>
-          <w:tcPr>
-            <w:tcW w:w="2160" w:type="dxa"/>
-          </w:tcPr>
-          <w:p>
-            <w:r>
-              <w:rPr>
-                <w:sz w:val="22"/>
-              </w:rPr>
-              <w:t>0</w:t>
-            </w:r>
-          </w:p>
-        </w:tc>
-      </w:tr>
-      <w:tr>
-        <w:tc>
-          <w:tcPr>
-            <w:tcW w:w="2160" w:type="dxa"/>
-          </w:tcPr>
-          <w:p>
-            <w:r>
-              <w:rPr>
-                <w:sz w:val="22"/>
-              </w:rPr>
-              <w:t>19</w:t>
-            </w:r>
-          </w:p>
-        </w:tc>
-        <w:tc>
-          <w:tcPr>
-            <w:tcW w:w="2160" w:type="dxa"/>
-          </w:tcPr>
-          <w:p>
-            <w:r>
-              <w:rPr>
-                <w:sz w:val="22"/>
-              </w:rPr>
-              <w:t>50</w:t>
-            </w:r>
-          </w:p>
-        </w:tc>
-        <w:tc>
-          <w:tcPr>
-            <w:tcW w:w="2160" w:type="dxa"/>
-          </w:tcPr>
-          <w:p>
-            <w:r>
-              <w:rPr>
-                <w:sz w:val="22"/>
-              </w:rPr>
-              <w:t>50</w:t>
-            </w:r>
-          </w:p>
-        </w:tc>
-        <w:tc>
-          <w:tcPr>
-            <w:tcW w:w="2160" w:type="dxa"/>
-          </w:tcPr>
-          <w:p>
-            <w:r>
-              <w:rPr>
-                <w:sz w:val="22"/>
-              </w:rPr>
-              <w:t>0</w:t>
-            </w:r>
-          </w:p>
-        </w:tc>
-      </w:tr>
-      <w:tr>
-        <w:tc>
-          <w:tcPr>
-            <w:tcW w:w="2160" w:type="dxa"/>
-          </w:tcPr>
-          <w:p>
-            <w:r>
-              <w:rPr>
-                <w:sz w:val="22"/>
-              </w:rPr>
-              <w:t>20</w:t>
-            </w:r>
-          </w:p>
-        </w:tc>
-        <w:tc>
-          <w:tcPr>
-            <w:tcW w:w="2160" w:type="dxa"/>
-          </w:tcPr>
-          <w:p>
-            <w:r>
-              <w:rPr>
-                <w:sz w:val="22"/>
-              </w:rPr>
-              <w:t>57</w:t>
-            </w:r>
-          </w:p>
-        </w:tc>
-        <w:tc>
-          <w:tcPr>
-            <w:tcW w:w="2160" w:type="dxa"/>
-          </w:tcPr>
-          <w:p>
-            <w:r>
-              <w:rPr>
-                <w:sz w:val="22"/>
-              </w:rPr>
-              <w:t>57</w:t>
-            </w:r>
-          </w:p>
-        </w:tc>
-        <w:tc>
-          <w:tcPr>
-            <w:tcW w:w="2160" w:type="dxa"/>
-          </w:tcPr>
-          <w:p>
-            <w:r>
-              <w:rPr>
-                <w:sz w:val="22"/>
-              </w:rPr>
-              <w:t>0</w:t>
-            </w:r>
-          </w:p>
-        </w:tc>
-      </w:tr>
-      <w:tr>
-        <w:tc>
-          <w:tcPr>
-            <w:tcW w:w="2160" w:type="dxa"/>
-          </w:tcPr>
-          <w:p>
-            <w:r>
-              <w:rPr>
-                <w:sz w:val="22"/>
-              </w:rPr>
-              <w:t>21</w:t>
-            </w:r>
-          </w:p>
-        </w:tc>
-        <w:tc>
-          <w:tcPr>
-            <w:tcW w:w="2160" w:type="dxa"/>
-          </w:tcPr>
-          <w:p>
-            <w:r>
-              <w:rPr>
-                <w:sz w:val="22"/>
-              </w:rPr>
-              <w:t>56</w:t>
-            </w:r>
-          </w:p>
-        </w:tc>
-        <w:tc>
-          <w:tcPr>
-            <w:tcW w:w="2160" w:type="dxa"/>
-          </w:tcPr>
-          <w:p>
-            <w:r>
-              <w:rPr>
-                <w:sz w:val="22"/>
-              </w:rPr>
-              <w:t>57</w:t>
-            </w:r>
-          </w:p>
-        </w:tc>
-        <w:tc>
-          <w:tcPr>
-            <w:tcW w:w="2160" w:type="dxa"/>
-          </w:tcPr>
-          <w:p>
-            <w:r>
-              <w:rPr>
-                <w:sz w:val="22"/>
-              </w:rPr>
-              <w:t>1</w:t>
-            </w:r>
-          </w:p>
-        </w:tc>
-      </w:tr>
-      <w:tr>
-        <w:tc>
-          <w:tcPr>
-            <w:tcW w:w="2160" w:type="dxa"/>
-          </w:tcPr>
-          <w:p>
-            <w:r>
-              <w:rPr>
-                <w:sz w:val="22"/>
-              </w:rPr>
-              <w:t>22</w:t>
-            </w:r>
-          </w:p>
-        </w:tc>
-        <w:tc>
-          <w:tcPr>
-            <w:tcW w:w="2160" w:type="dxa"/>
-          </w:tcPr>
-          <w:p>
-            <w:r>
-              <w:rPr>
-                <w:sz w:val="22"/>
-              </w:rPr>
-              <w:t>57</w:t>
-            </w:r>
-          </w:p>
-        </w:tc>
-        <w:tc>
-          <w:tcPr>
-            <w:tcW w:w="2160" w:type="dxa"/>
-          </w:tcPr>
-          <w:p>
-            <w:r>
-              <w:rPr>
-                <w:sz w:val="22"/>
-              </w:rPr>
-              <w:t>57</w:t>
-            </w:r>
-          </w:p>
-        </w:tc>
-        <w:tc>
-          <w:tcPr>
-            <w:tcW w:w="2160" w:type="dxa"/>
-          </w:tcPr>
-          <w:p>
-            <w:r>
-              <w:rPr>
-                <w:sz w:val="22"/>
-              </w:rPr>
-              <w:t>0</w:t>
-            </w:r>
-          </w:p>
-        </w:tc>
-      </w:tr>
-      <w:tr>
-        <w:tc>
-          <w:tcPr>
-            <w:tcW w:w="2160" w:type="dxa"/>
-          </w:tcPr>
-          <w:p>
-            <w:r>
-              <w:rPr>
-                <w:sz w:val="22"/>
-              </w:rPr>
-              <w:t>23</w:t>
-            </w:r>
-          </w:p>
-        </w:tc>
-        <w:tc>
-          <w:tcPr>
-            <w:tcW w:w="2160" w:type="dxa"/>
-          </w:tcPr>
-          <w:p>
-            <w:r>
-              <w:rPr>
-                <w:sz w:val="22"/>
-              </w:rPr>
-              <w:t>62</w:t>
-            </w:r>
-          </w:p>
-        </w:tc>
-        <w:tc>
-          <w:tcPr>
-            <w:tcW w:w="2160" w:type="dxa"/>
-          </w:tcPr>
-          <w:p>
-            <w:r>
-              <w:rPr>
-                <w:sz w:val="22"/>
-              </w:rPr>
-              <w:t>62</w:t>
-            </w:r>
-          </w:p>
-        </w:tc>
-        <w:tc>
-          <w:tcPr>
-            <w:tcW w:w="2160" w:type="dxa"/>
-          </w:tcPr>
-          <w:p>
-            <w:r>
-              <w:rPr>
-                <w:sz w:val="22"/>
-              </w:rPr>
-              <w:t>0</w:t>
-            </w:r>
-          </w:p>
-        </w:tc>
-      </w:tr>
-      <w:tr>
-        <w:tc>
-          <w:tcPr>
-            <w:tcW w:w="2160" w:type="dxa"/>
-          </w:tcPr>
-          <w:p>
-            <w:r>
-              <w:rPr>
-                <w:sz w:val="22"/>
-              </w:rPr>
-              <w:t>24</w:t>
-            </w:r>
-          </w:p>
-        </w:tc>
-        <w:tc>
-          <w:tcPr>
-            <w:tcW w:w="2160" w:type="dxa"/>
-          </w:tcPr>
-          <w:p>
-            <w:r>
-              <w:rPr>
-                <w:sz w:val="22"/>
-              </w:rPr>
-              <w:t>65</w:t>
-            </w:r>
-          </w:p>
-        </w:tc>
-        <w:tc>
-          <w:tcPr>
-            <w:tcW w:w="2160" w:type="dxa"/>
-          </w:tcPr>
-          <w:p>
-            <w:r>
-              <w:rPr>
-                <w:sz w:val="22"/>
-              </w:rPr>
-              <w:t>65</w:t>
-            </w:r>
-          </w:p>
-        </w:tc>
-        <w:tc>
-          <w:tcPr>
-            <w:tcW w:w="2160" w:type="dxa"/>
-          </w:tcPr>
-          <w:p>
-            <w:r>
-              <w:rPr>
-                <w:sz w:val="22"/>
-              </w:rPr>
-              <w:t>0</w:t>
-            </w:r>
-          </w:p>
-        </w:tc>
-      </w:tr>
-    </w:tbl>
-    <w:p/>
     <w:p>
       <w:pPr>
-        <w:ind w:hanging="1800"/>
+        <w:rPr>
+          <w:lang w:val="ru-RU"/>
+        </w:rPr>
+      </w:pPr>
+    </w:p>
+    <w:p>
+      <w:pPr>
+        <w:rPr>
+          <w:lang w:val="ru-RU"/>
+        </w:rPr>
+      </w:pPr>
+    </w:p>
+    <w:p>
+      <w:pPr>
+        <w:rPr>
+          <w:lang w:val="ru-RU"/>
+        </w:rPr>
+      </w:pPr>
+    </w:p>
+    <w:p>
+      <w:pPr>
+        <w:pStyle w:val="aff8"/>
+        <w:tabs>
+          <w:tab w:val="left" w:pos="851"/>
+        </w:tabs>
+        <w:spacing w:before="240"/>
+        <w:ind w:firstLine="0"/>
+        <w:rPr>
+          <w:lang w:val="ru-BY"/>
+        </w:rPr>
+      </w:pPr>
+      <w:r>
+        <w:rPr>
+          <w:i/>
+          <w:iCs/>
+          <w:lang w:val="ru-BY"/>
+        </w:rPr>
+        <w:t>Задание 3</w:t>
+      </w:r>
+      <w:r>
+        <w:rPr>
+          <w:lang w:val="ru-BY"/>
+        </w:rPr>
+        <w:t>. Нахождение критического пути</w:t>
+      </w:r>
+      <w:r>
+        <w:rPr>
+          <w:lang w:val="ru-BY"/>
+        </w:rPr>
+        <w:t>.</w:t>
+      </w:r>
+    </w:p>
+    <w:p>
+      <w:pPr>
+        <w:rPr>
+          <w:lang w:val="ru-RU"/>
+        </w:rPr>
+      </w:pPr>
+    </w:p>
+    <w:p>
+      <w:pPr>
+        <w:rPr>
+          <w:lang w:val="ru-RU"/>
+        </w:rPr>
       </w:pPr>
       <w:r>
         <w:rPr>
           <w:noProof/>
+          <w:lang w:val="ru-RU"/>
         </w:rPr>
-        <w:lastRenderedPageBreak/>
         <w:drawing>
-          <wp:inline distT="0" distB="0" distL="0" distR="0" wp14:anchorId="6E7545F5" wp14:editId="5731A149">
-            <wp:extent cx="8693864" cy="2856555"/>
-            <wp:effectExtent l="0" t="0" r="0" b="1270"/>
-            <wp:docPr id="1" name="Picture 1"/>
+          <wp:inline distT="0" distB="0" distL="0" distR="0" wp14:anchorId="03212EB9" wp14:editId="3D53E711">
+            <wp:extent cx="6858000" cy="1075055"/>
+            <wp:effectExtent l="0" t="0" r="0" b="0"/>
+            <wp:docPr id="3" name="Рисунок 3" descr="Изображение выглядит как текст, Шрифт, снимок экрана, линия&#10;&#10;Контент, сгенерированный ИИ, может содержать ошибки."/>
             <wp:cNvGraphicFramePr>
               <a:graphicFrameLocks xmlns:a="http://schemas.openxmlformats.org/drawingml/2006/main" noChangeAspect="1"/>
             </wp:cNvGraphicFramePr>
@@ -5730,7 +3290,7 @@
               <a:graphicData uri="http://schemas.openxmlformats.org/drawingml/2006/picture">
                 <pic:pic xmlns:pic="http://schemas.openxmlformats.org/drawingml/2006/picture">
                   <pic:nvPicPr>
-                    <pic:cNvPr id="0" name="lab7_var9_events_sequential.png"/>
+                    <pic:cNvPr id="3" name="Рисунок 3" descr="Изображение выглядит как текст, Шрифт, снимок экрана, линия&#10;&#10;Контент, сгенерированный ИИ, может содержать ошибки."/>
                     <pic:cNvPicPr/>
                   </pic:nvPicPr>
                   <pic:blipFill>
@@ -5742,7 +3302,7 @@
                   <pic:spPr>
                     <a:xfrm>
                       <a:off x="0" y="0"/>
-                      <a:ext cx="8716611" cy="2864029"/>
+                      <a:ext cx="6858000" cy="1075055"/>
                     </a:xfrm>
                     <a:prstGeom prst="rect">
                       <a:avLst/>
@@ -5757,21 +3317,204 @@
     </w:p>
     <w:p>
       <w:pPr>
-        <w:jc w:val="center"/>
+        <w:pStyle w:val="aff8"/>
+        <w:tabs>
+          <w:tab w:val="left" w:pos="851"/>
+        </w:tabs>
+        <w:spacing w:before="240"/>
+        <w:ind w:firstLine="0"/>
+        <w:rPr>
+          <w:sz w:val="24"/>
+          <w:szCs w:val="24"/>
+          <w:lang w:val="ru-BY"/>
+        </w:rPr>
+      </w:pPr>
+      <w:r>
+        <w:rPr>
+          <w:lang w:val="ru-BY"/>
+        </w:rPr>
+        <w:t xml:space="preserve">Критический путь: </w:t>
+      </w:r>
+      <w:r>
+        <w:rPr>
+          <w:sz w:val="24"/>
+          <w:szCs w:val="24"/>
+          <w:lang w:val="ru-BY"/>
+        </w:rPr>
+        <w:t>Z1 → Z2 → Z</w:t>
+      </w:r>
+      <w:r>
+        <w:rPr>
+          <w:sz w:val="24"/>
+          <w:szCs w:val="24"/>
+          <w:lang w:val="ru-BY"/>
+        </w:rPr>
+        <w:t>4</w:t>
+      </w:r>
+      <w:r>
+        <w:rPr>
+          <w:sz w:val="24"/>
+          <w:szCs w:val="24"/>
+          <w:lang w:val="ru-BY"/>
+        </w:rPr>
+        <w:t xml:space="preserve"> → Z</w:t>
+      </w:r>
+      <w:r>
+        <w:rPr>
+          <w:sz w:val="24"/>
+          <w:szCs w:val="24"/>
+          <w:lang w:val="ru-BY"/>
+        </w:rPr>
+        <w:t>7</w:t>
+      </w:r>
+      <w:r>
+        <w:rPr>
+          <w:sz w:val="24"/>
+          <w:szCs w:val="24"/>
+          <w:lang w:val="ru-BY"/>
+        </w:rPr>
+        <w:t xml:space="preserve"> → Z</w:t>
+      </w:r>
+      <w:r>
+        <w:rPr>
+          <w:sz w:val="24"/>
+          <w:szCs w:val="24"/>
+          <w:lang w:val="ru-BY"/>
+        </w:rPr>
+        <w:t>9</w:t>
+      </w:r>
+      <w:r>
+        <w:rPr>
+          <w:sz w:val="24"/>
+          <w:szCs w:val="24"/>
+          <w:lang w:val="ru-BY"/>
+        </w:rPr>
+        <w:t xml:space="preserve"> → Z12 → Z13 → Z15 → Z1</w:t>
+      </w:r>
+      <w:r>
+        <w:rPr>
+          <w:sz w:val="24"/>
+          <w:szCs w:val="24"/>
+          <w:lang w:val="ru-BY"/>
+        </w:rPr>
+        <w:t>6</w:t>
+      </w:r>
+    </w:p>
+    <w:p>
+      <w:pPr>
+        <w:pStyle w:val="aff8"/>
+        <w:tabs>
+          <w:tab w:val="left" w:pos="851"/>
+        </w:tabs>
+        <w:spacing w:before="120"/>
+        <w:ind w:firstLine="0"/>
+      </w:pPr>
+      <w:r>
+        <w:t xml:space="preserve">Длина критического пути: </w:t>
+      </w:r>
+      <w:r>
+        <w:t>8</w:t>
+      </w:r>
+      <w:r>
+        <w:t>+</w:t>
+      </w:r>
+      <w:r>
+        <w:t>7</w:t>
+      </w:r>
+      <w:r>
+        <w:t>+5+</w:t>
+      </w:r>
+      <w:r>
+        <w:t>9</w:t>
+      </w:r>
+      <w:r>
+        <w:t>+1</w:t>
+      </w:r>
+      <w:r>
+        <w:t>0</w:t>
+      </w:r>
+      <w:r>
+        <w:t>+</w:t>
+      </w:r>
+      <w:r>
+        <w:t>8</w:t>
+      </w:r>
+      <w:r>
+        <w:t>+</w:t>
+      </w:r>
+      <w:r>
+        <w:t>7</w:t>
+      </w:r>
+      <w:r>
+        <w:t xml:space="preserve">+5+3 = </w:t>
+      </w:r>
+      <w:r>
+        <w:t xml:space="preserve">62 </w:t>
+      </w:r>
+      <w:r>
+        <w:t>дней</w:t>
+      </w:r>
+    </w:p>
+    <w:p>
+      <w:pPr>
+        <w:pStyle w:val="aff8"/>
+        <w:tabs>
+          <w:tab w:val="left" w:pos="851"/>
+        </w:tabs>
+        <w:spacing w:before="120"/>
+        <w:ind w:firstLine="0"/>
+      </w:pPr>
+      <w:r>
+        <w:t xml:space="preserve">Лимит: </w:t>
+      </w:r>
+      <w:r>
+        <w:t>65</w:t>
+      </w:r>
+      <w:r>
+        <w:t xml:space="preserve"> дней</w:t>
+      </w:r>
+    </w:p>
+    <w:p>
+      <w:pPr>
+        <w:pStyle w:val="aff8"/>
+        <w:tabs>
+          <w:tab w:val="left" w:pos="851"/>
+        </w:tabs>
+        <w:spacing w:before="120"/>
+        <w:ind w:firstLine="0"/>
+      </w:pPr>
+      <w:r>
+        <w:t xml:space="preserve">Резерв проекта: </w:t>
+      </w:r>
+      <w:r>
+        <w:t>65</w:t>
+      </w:r>
+      <w:r>
+        <w:t xml:space="preserve"> − </w:t>
+      </w:r>
+      <w:r>
+        <w:t>62</w:t>
+      </w:r>
+      <w:r>
+        <w:t xml:space="preserve"> = </w:t>
+      </w:r>
+      <w:r>
+        <w:t>3</w:t>
+      </w:r>
+      <w:r>
+        <w:t xml:space="preserve"> дней — проект укладывается в срок.</w:t>
+      </w:r>
+    </w:p>
+    <w:p>
+      <w:pPr>
         <w:rPr>
           <w:lang w:val="ru-RU"/>
         </w:rPr>
       </w:pPr>
-      <w:r>
-        <w:rPr>
-          <w:lang w:val="ru-RU"/>
-        </w:rPr>
-        <w:t>Рисунок — Сетевой график с последовательной нумерацией операций</w:t>
-      </w:r>
     </w:p>
     <w:sectPr>
       <w:pgSz w:w="12240" w:h="15840"/>
-      <w:pgMar w:top="1440" w:right="1800" w:bottom="1440" w:left="1800" w:header="720" w:footer="720" w:gutter="0"/>
+      <w:pgMar w:top="720" w:right="720" w:bottom="720" w:left="720" w:header="720" w:footer="720" w:gutter="0"/>
       <w:cols w:space="720"/>
       <w:docGrid w:linePitch="360"/>
     </w:sectPr>
@@ -5780,7 +3523,7 @@
 </file>
 
 <file path=word/numbering.xml><?xml version="1.0" encoding="utf-8"?>
-<w:numbering xmlns:wpc="http://schemas.microsoft.com/office/word/2010/wordprocessingCanvas" xmlns:cx="http://schemas.microsoft.com/office/drawing/2014/chartex" xmlns:cx1="http://schemas.microsoft.com/office/drawing/2015/9/8/chartex" xmlns:cx2="http://schemas.microsoft.com/office/drawing/2015/10/21/chartex" xmlns:cx3="http://schemas.microsoft.com/office/drawing/2016/5/9/chartex" xmlns:cx4="http://schemas.microsoft.com/office/drawing/2016/5/10/chartex" xmlns:cx5="http://schemas.microsoft.com/office/drawing/2016/5/11/chartex" xmlns:cx6="http://schemas.microsoft.com/office/drawing/2016/5/12/chartex" xmlns:cx7="http://schemas.microsoft.com/office/drawing/2016/5/13/chartex" xmlns:cx8="http://schemas.microsoft.com/office/drawing/2016/5/14/chartex" xmlns:mc="http://schemas.openxmlformats.org/markup-compatibility/2006" xmlns:aink="http://schemas.microsoft.com/office/drawing/2016/ink" xmlns:am3d="http://schemas.microsoft.com/office/drawing/2017/model3d" xmlns:o="urn:schemas-microsoft-com:office:office" xmlns:oel="http://schemas.microsoft.com/office/2019/extlst" xmlns:r="http://schemas.openxmlformats.org/officeDocument/2006/relationships" xmlns:m="http://schemas.openxmlformats.org/officeDocument/2006/math" xmlns:v="urn:schemas-microsoft-com:vml" xmlns:wp14="http://schemas.microsoft.com/office/word/2010/wordprocessingDrawing" xmlns:wp="http://schemas.openxmlformats.org/drawingml/2006/wordprocessingDrawing" xmlns:w10="urn:schemas-microsoft-com:office:word" xmlns:w="http://schemas.openxmlformats.org/wordprocessingml/2006/main" xmlns:w14="http://schemas.microsoft.com/office/word/2010/wordml" xmlns:w15="http://schemas.microsoft.com/office/word/2012/wordml" xmlns:w16cex="http://schemas.microsoft.com/office/word/2018/wordml/cex" xmlns:w16cid="http://schemas.microsoft.com/office/word/2016/wordml/cid" xmlns:w16="http://schemas.microsoft.com/office/word/2018/wordml" xmlns:w16du="http://schemas.microsoft.com/office/word/2023/wordml/word16du" xmlns:w16sdtdh="http://schemas.microsoft.com/office/word/2020/wordml/sdtdatahash" xmlns:w16sdtfl="http://schemas.microsoft.com/office/word/2024/wordml/sdtformatlock" xmlns:w16se="http://schemas.microsoft.com/office/word/2015/wordml/symex" xmlns:wpg="http://schemas.microsoft.com/office/word/2010/wordprocessingGroup" xmlns:wpi="http://schemas.microsoft.com/office/word/2010/wordprocessingInk" xmlns:wne="http://schemas.microsoft.com/office/word/2006/wordml" xmlns:wps="http://schemas.microsoft.com/office/word/2010/wordprocessingShape" mc:Ignorable="w14 w15 w16se w16cid w16 w16cex w16sdtdh w16sdtfl w16du wp14">
+<w:numbering xmlns:wpc="http://schemas.microsoft.com/office/word/2010/wordprocessingCanvas" xmlns:cx="http://schemas.microsoft.com/office/drawing/2014/chartex" xmlns:cx1="http://schemas.microsoft.com/office/drawing/2015/9/8/chartex" xmlns:cx2="http://schemas.microsoft.com/office/drawing/2015/10/21/chartex" xmlns:cx3="http://schemas.microsoft.com/office/drawing/2016/5/9/chartex" xmlns:cx4="http://schemas.microsoft.com/office/drawing/2016/5/10/chartex" xmlns:cx5="http://schemas.microsoft.com/office/drawing/2016/5/11/chartex" xmlns:cx6="http://schemas.microsoft.com/office/drawing/2016/5/12/chartex" xmlns:cx7="http://schemas.microsoft.com/office/drawing/2016/5/13/chartex" xmlns:cx8="http://schemas.microsoft.com/office/drawing/2016/5/14/chartex" xmlns:mc="http://schemas.openxmlformats.org/markup-compatibility/2006" xmlns:aink="http://schemas.microsoft.com/office/drawing/2016/ink" xmlns:am3d="http://schemas.microsoft.com/office/drawing/2017/model3d" xmlns:o="urn:schemas-microsoft-com:office:office" xmlns:oel="http://schemas.microsoft.com/office/2019/extlst" xmlns:r="http://schemas.openxmlformats.org/officeDocument/2006/relationships" xmlns:m="http://schemas.openxmlformats.org/officeDocument/2006/math" xmlns:v="urn:schemas-microsoft-com:vml" xmlns:wp14="http://schemas.microsoft.com/office/word/2010/wordprocessingDrawing" xmlns:wp="http://schemas.openxmlformats.org/drawingml/2006/wordprocessingDrawing" xmlns:w10="urn:schemas-microsoft-com:office:word" xmlns:w="http://schemas.openxmlformats.org/wordprocessingml/2006/main" xmlns:w14="http://schemas.microsoft.com/office/word/2010/wordml" xmlns:w15="http://schemas.microsoft.com/office/word/2012/wordml" xmlns:w16cex="http://schemas.microsoft.com/office/word/2018/wordml/cex" xmlns:w16cid="http://schemas.microsoft.com/office/word/2016/wordml/cid" xmlns:w16="http://schemas.microsoft.com/office/word/2018/wordml" xmlns:w16sdtdh="http://schemas.microsoft.com/office/word/2020/wordml/sdtdatahash" xmlns:w16se="http://schemas.microsoft.com/office/word/2015/wordml/symex" xmlns:wpg="http://schemas.microsoft.com/office/word/2010/wordprocessingGroup" xmlns:wpi="http://schemas.microsoft.com/office/word/2010/wordprocessingInk" xmlns:wne="http://schemas.microsoft.com/office/word/2006/wordml" xmlns:wps="http://schemas.microsoft.com/office/word/2010/wordprocessingShape" mc:Ignorable="w14 w15 w16se w16cid w16 w16cex w16sdtdh wp14">
   <w:abstractNum w:abstractNumId="0" w15:restartNumberingAfterBreak="0">
     <w:nsid w:val="FFFFFF7C"/>
     <w:multiLevelType w:val="singleLevel"/>
@@ -5983,7 +3726,7 @@
 </file>
 
 <file path=word/styles.xml><?xml version="1.0" encoding="utf-8"?>
-<w:styles xmlns:mc="http://schemas.openxmlformats.org/markup-compatibility/2006" xmlns:r="http://schemas.openxmlformats.org/officeDocument/2006/relationships" xmlns:w="http://schemas.openxmlformats.org/wordprocessingml/2006/main" xmlns:w14="http://schemas.microsoft.com/office/word/2010/wordml" xmlns:w15="http://schemas.microsoft.com/office/word/2012/wordml" xmlns:w16cex="http://schemas.microsoft.com/office/word/2018/wordml/cex" xmlns:w16cid="http://schemas.microsoft.com/office/word/2016/wordml/cid" xmlns:w16="http://schemas.microsoft.com/office/word/2018/wordml" xmlns:w16du="http://schemas.microsoft.com/office/word/2023/wordml/word16du" xmlns:w16sdtdh="http://schemas.microsoft.com/office/word/2020/wordml/sdtdatahash" xmlns:w16sdtfl="http://schemas.microsoft.com/office/word/2024/wordml/sdtformatlock" xmlns:w16se="http://schemas.microsoft.com/office/word/2015/wordml/symex" mc:Ignorable="w14 w15 w16se w16cid w16 w16cex w16sdtdh w16sdtfl w16du">
+<w:styles xmlns:mc="http://schemas.openxmlformats.org/markup-compatibility/2006" xmlns:r="http://schemas.openxmlformats.org/officeDocument/2006/relationships" xmlns:w="http://schemas.openxmlformats.org/wordprocessingml/2006/main" xmlns:w14="http://schemas.microsoft.com/office/word/2010/wordml" xmlns:w15="http://schemas.microsoft.com/office/word/2012/wordml" xmlns:w16cex="http://schemas.microsoft.com/office/word/2018/wordml/cex" xmlns:w16cid="http://schemas.microsoft.com/office/word/2016/wordml/cid" xmlns:w16="http://schemas.microsoft.com/office/word/2018/wordml" xmlns:w16sdtdh="http://schemas.microsoft.com/office/word/2020/wordml/sdtdatahash" xmlns:w16se="http://schemas.microsoft.com/office/word/2015/wordml/symex" mc:Ignorable="w14 w15 w16se w16cid w16 w16cex w16sdtdh">
   <w:docDefaults>
     <w:rPrDefault>
       <w:rPr>
@@ -6154,7 +3897,7 @@
     <w:lsdException w:name="Table Web 2" w:semiHidden="1" w:unhideWhenUsed="1"/>
     <w:lsdException w:name="Table Web 3" w:semiHidden="1" w:unhideWhenUsed="1"/>
     <w:lsdException w:name="Balloon Text" w:semiHidden="1" w:unhideWhenUsed="1"/>
-    <w:lsdException w:name="Table Grid" w:uiPriority="59"/>
+    <w:lsdException w:name="Table Grid" w:uiPriority="39"/>
     <w:lsdException w:name="Table Theme" w:semiHidden="1" w:unhideWhenUsed="1"/>
     <w:lsdException w:name="Placeholder Text" w:semiHidden="1"/>
     <w:lsdException w:name="No Spacing" w:uiPriority="1" w:qFormat="1"/>
@@ -6589,7 +4332,6 @@
   <w:style w:type="character" w:default="1" w:styleId="a2">
     <w:name w:val="Default Paragraph Font"/>
     <w:uiPriority w:val="1"/>
-    <w:semiHidden/>
     <w:unhideWhenUsed/>
   </w:style>
   <w:style w:type="table" w:default="1" w:styleId="a3">
@@ -7314,7 +5056,7 @@
   <w:style w:type="table" w:styleId="aff0">
     <w:name w:val="Table Grid"/>
     <w:basedOn w:val="a3"/>
-    <w:uiPriority w:val="59"/>
+    <w:uiPriority w:val="39"/>
     <w:rsid w:val="00FC693F"/>
     <w:pPr>
       <w:spacing w:after="0" w:line="240" w:lineRule="auto"/>
@@ -17364,6 +15106,23 @@
         <w:shd w:val="clear" w:color="auto" w:fill="FBCAA2" w:themeFill="accent6" w:themeFillTint="7F"/>
       </w:tcPr>
     </w:tblStylePr>
+  </w:style>
+  <w:style w:type="paragraph" w:customStyle="1" w:styleId="aff8">
+    <w:name w:val="Текст диплома"/>
+    <w:basedOn w:val="a1"/>
+    <w:qFormat/>
+    <w:rsid w:val="00B43EE1"/>
+    <w:pPr>
+      <w:spacing w:after="0" w:line="240" w:lineRule="auto"/>
+      <w:ind w:firstLine="709"/>
+      <w:jc w:val="both"/>
+    </w:pPr>
+    <w:rPr>
+      <w:rFonts w:eastAsiaTheme="minorEastAsia" w:cs="Times New Roman"/>
+      <w:sz w:val="28"/>
+      <w:szCs w:val="28"/>
+      <w:lang w:val="ru-RU" w:eastAsia="ru-RU"/>
+    </w:rPr>
   </w:style>
 </w:styles>
 </file>

--- a/МатПрог/lab7/Лабораторная_работа_7_вариант_9_последовательная_нумерация.docx
+++ b/МатПрог/lab7/Лабораторная_работа_7_вариант_9_последовательная_нумерация.docx
@@ -3279,10 +3279,10 @@
           <w:lang w:val="ru-RU"/>
         </w:rPr>
         <w:drawing>
-          <wp:inline distT="0" distB="0" distL="0" distR="0" wp14:anchorId="03212EB9" wp14:editId="3D53E711">
-            <wp:extent cx="6858000" cy="1075055"/>
-            <wp:effectExtent l="0" t="0" r="0" b="0"/>
-            <wp:docPr id="3" name="Рисунок 3" descr="Изображение выглядит как текст, Шрифт, снимок экрана, линия&#10;&#10;Контент, сгенерированный ИИ, может содержать ошибки."/>
+          <wp:inline distT="0" distB="0" distL="0" distR="0" wp14:anchorId="07FF74D5" wp14:editId="0F8D2286">
+            <wp:extent cx="6858000" cy="1159510"/>
+            <wp:effectExtent l="0" t="0" r="0" b="2540"/>
+            <wp:docPr id="1" name="Рисунок 1" descr="Изображение выглядит как линия, диаграмма, График, текст&#10;&#10;Контент, сгенерированный ИИ, может содержать ошибки."/>
             <wp:cNvGraphicFramePr>
               <a:graphicFrameLocks xmlns:a="http://schemas.openxmlformats.org/drawingml/2006/main" noChangeAspect="1"/>
             </wp:cNvGraphicFramePr>
@@ -3290,7 +3290,7 @@
               <a:graphicData uri="http://schemas.openxmlformats.org/drawingml/2006/picture">
                 <pic:pic xmlns:pic="http://schemas.openxmlformats.org/drawingml/2006/picture">
                   <pic:nvPicPr>
-                    <pic:cNvPr id="3" name="Рисунок 3" descr="Изображение выглядит как текст, Шрифт, снимок экрана, линия&#10;&#10;Контент, сгенерированный ИИ, может содержать ошибки."/>
+                    <pic:cNvPr id="1" name="Рисунок 1" descr="Изображение выглядит как линия, диаграмма, График, текст&#10;&#10;Контент, сгенерированный ИИ, может содержать ошибки."/>
                     <pic:cNvPicPr/>
                   </pic:nvPicPr>
                   <pic:blipFill>
@@ -3302,7 +3302,7 @@
                   <pic:spPr>
                     <a:xfrm>
                       <a:off x="0" y="0"/>
-                      <a:ext cx="6858000" cy="1075055"/>
+                      <a:ext cx="6858000" cy="1159510"/>
                     </a:xfrm>
                     <a:prstGeom prst="rect">
                       <a:avLst/>
@@ -4332,6 +4332,7 @@
   <w:style w:type="character" w:default="1" w:styleId="a2">
     <w:name w:val="Default Paragraph Font"/>
     <w:uiPriority w:val="1"/>
+    <w:semiHidden/>
     <w:unhideWhenUsed/>
   </w:style>
   <w:style w:type="table" w:default="1" w:styleId="a3">
